--- a/anteproyecto_sistemas_1_2024.docx
+++ b/anteproyecto_sistemas_1_2024.docx
@@ -488,21 +488,7 @@
           <w:lang w:val="es-GT"/>
         </w:rPr>
         <w:lastRenderedPageBreak/>
-        <w:t xml:space="preserve">Guatemala, 20 de </w:t>
-      </w:r>
-      <w:proofErr w:type="gramStart"/>
-      <w:r>
-        <w:rPr>
-          <w:lang w:val="es-GT"/>
-        </w:rPr>
-        <w:t>Marzo</w:t>
-      </w:r>
-      <w:proofErr w:type="gramEnd"/>
-      <w:r>
-        <w:rPr>
-          <w:lang w:val="es-GT"/>
-        </w:rPr>
-        <w:t xml:space="preserve"> de 2024</w:t>
+        <w:t>Guatemala, 20 de Marzo de 2024</w:t>
       </w:r>
     </w:p>
     <w:p>
@@ -694,21 +680,7 @@
         <w:rPr>
           <w:lang w:val="es-GT"/>
         </w:rPr>
-        <w:t xml:space="preserve">”,  siendo asesorado por el Ingeniero </w:t>
-      </w:r>
-      <w:proofErr w:type="spellStart"/>
-      <w:r>
-        <w:rPr>
-          <w:lang w:val="es-GT"/>
-        </w:rPr>
-        <w:t>Alvaro</w:t>
-      </w:r>
-      <w:proofErr w:type="spellEnd"/>
-      <w:r>
-        <w:rPr>
-          <w:lang w:val="es-GT"/>
-        </w:rPr>
-        <w:t xml:space="preserve"> Giovanni Longo Morales y con fecha de inicio 15 de Febrero 2023.</w:t>
+        <w:t>”,  siendo asesorado por el Ingeniero Alvaro Giovanni Longo Morales y con fecha de inicio 15 de Febrero 2023.</w:t>
       </w:r>
     </w:p>
     <w:p>
@@ -979,36 +951,91 @@
       </w:pPr>
       <w:r>
         <w:rPr>
-          <w:lang w:val="es-GT"/>
-        </w:rPr>
-        <w:t xml:space="preserve">Carta </w:t>
-      </w:r>
-      <w:proofErr w:type="gramStart"/>
-      <w:r>
-        <w:rPr>
-          <w:lang w:val="es-GT"/>
-        </w:rPr>
-        <w:t>Director</w:t>
-      </w:r>
-      <w:proofErr w:type="gramEnd"/>
-      <w:r>
-        <w:rPr>
-          <w:lang w:val="es-GT"/>
-        </w:rPr>
-        <w:t xml:space="preserve"> de Escuela</w:t>
-      </w:r>
-    </w:p>
-    <w:p>
-      <w:pPr>
-        <w:jc w:val="both"/>
-        <w:rPr>
-          <w:lang w:val="es-GT"/>
-        </w:rPr>
-      </w:pPr>
-      <w:r>
-        <w:rPr>
-          <w:lang w:val="es-GT"/>
-        </w:rPr>
+          <w:noProof/>
+          <w:lang w:val="es-GT"/>
+        </w:rPr>
+        <w:drawing>
+          <wp:anchor distT="0" distB="0" distL="114300" distR="114300" simplePos="0" relativeHeight="251661312" behindDoc="0" locked="0" layoutInCell="1" allowOverlap="1" wp14:anchorId="4B7D9027" wp14:editId="139870C9">
+            <wp:simplePos x="0" y="0"/>
+            <wp:positionH relativeFrom="margin">
+              <wp:align>center</wp:align>
+            </wp:positionH>
+            <wp:positionV relativeFrom="paragraph">
+              <wp:posOffset>275590</wp:posOffset>
+            </wp:positionV>
+            <wp:extent cx="5829300" cy="8235043"/>
+            <wp:effectExtent l="0" t="0" r="0" b="0"/>
+            <wp:wrapSquare wrapText="bothSides"/>
+            <wp:docPr id="1246247253" name="Imagen 1"/>
+            <wp:cNvGraphicFramePr>
+              <a:graphicFrameLocks xmlns:a="http://schemas.openxmlformats.org/drawingml/2006/main" noChangeAspect="1"/>
+            </wp:cNvGraphicFramePr>
+            <a:graphic xmlns:a="http://schemas.openxmlformats.org/drawingml/2006/main">
+              <a:graphicData uri="http://schemas.openxmlformats.org/drawingml/2006/picture">
+                <pic:pic xmlns:pic="http://schemas.openxmlformats.org/drawingml/2006/picture">
+                  <pic:nvPicPr>
+                    <pic:cNvPr id="0" name="Picture 1"/>
+                    <pic:cNvPicPr>
+                      <a:picLocks noChangeAspect="1" noChangeArrowheads="1"/>
+                    </pic:cNvPicPr>
+                  </pic:nvPicPr>
+                  <pic:blipFill>
+                    <a:blip r:embed="rId8" cstate="print">
+                      <a:extLst>
+                        <a:ext uri="{28A0092B-C50C-407E-A947-70E740481C1C}">
+                          <a14:useLocalDpi xmlns:a14="http://schemas.microsoft.com/office/drawing/2010/main" val="0"/>
+                        </a:ext>
+                      </a:extLst>
+                    </a:blip>
+                    <a:srcRect/>
+                    <a:stretch>
+                      <a:fillRect/>
+                    </a:stretch>
+                  </pic:blipFill>
+                  <pic:spPr bwMode="auto">
+                    <a:xfrm>
+                      <a:off x="0" y="0"/>
+                      <a:ext cx="5829300" cy="8235043"/>
+                    </a:xfrm>
+                    <a:prstGeom prst="rect">
+                      <a:avLst/>
+                    </a:prstGeom>
+                    <a:noFill/>
+                    <a:ln>
+                      <a:noFill/>
+                    </a:ln>
+                  </pic:spPr>
+                </pic:pic>
+              </a:graphicData>
+            </a:graphic>
+            <wp14:sizeRelH relativeFrom="margin">
+              <wp14:pctWidth>0</wp14:pctWidth>
+            </wp14:sizeRelH>
+            <wp14:sizeRelV relativeFrom="margin">
+              <wp14:pctHeight>0</wp14:pctHeight>
+            </wp14:sizeRelV>
+          </wp:anchor>
+        </w:drawing>
+      </w:r>
+      <w:r>
+        <w:rPr>
+          <w:lang w:val="es-GT"/>
+        </w:rPr>
+        <w:t>Carta Director de Escuela</w:t>
+      </w:r>
+    </w:p>
+    <w:p>
+      <w:pPr>
+        <w:jc w:val="both"/>
+        <w:rPr>
+          <w:lang w:val="es-GT"/>
+        </w:rPr>
+      </w:pPr>
+      <w:r>
+        <w:rPr>
+          <w:lang w:val="es-GT"/>
+        </w:rPr>
+        <w:lastRenderedPageBreak/>
         <w:t>Carta Asesor de la Escuela</w:t>
       </w:r>
     </w:p>
@@ -1021,6 +1048,166 @@
       </w:pPr>
       <w:r>
         <w:rPr>
+          <w:noProof/>
+          <w:lang w:val="es-GT"/>
+        </w:rPr>
+        <w:drawing>
+          <wp:anchor distT="0" distB="0" distL="114300" distR="114300" simplePos="0" relativeHeight="251662336" behindDoc="0" locked="0" layoutInCell="1" allowOverlap="1" wp14:anchorId="216520AF" wp14:editId="5A4AB637">
+            <wp:simplePos x="0" y="0"/>
+            <wp:positionH relativeFrom="margin">
+              <wp:align>center</wp:align>
+            </wp:positionH>
+            <wp:positionV relativeFrom="paragraph">
+              <wp:posOffset>172720</wp:posOffset>
+            </wp:positionV>
+            <wp:extent cx="6357683" cy="8233200"/>
+            <wp:effectExtent l="0" t="0" r="5080" b="0"/>
+            <wp:wrapSquare wrapText="bothSides"/>
+            <wp:docPr id="546156247" name="Imagen 2"/>
+            <wp:cNvGraphicFramePr>
+              <a:graphicFrameLocks xmlns:a="http://schemas.openxmlformats.org/drawingml/2006/main" noChangeAspect="1"/>
+            </wp:cNvGraphicFramePr>
+            <a:graphic xmlns:a="http://schemas.openxmlformats.org/drawingml/2006/main">
+              <a:graphicData uri="http://schemas.openxmlformats.org/drawingml/2006/picture">
+                <pic:pic xmlns:pic="http://schemas.openxmlformats.org/drawingml/2006/picture">
+                  <pic:nvPicPr>
+                    <pic:cNvPr id="0" name="Picture 2"/>
+                    <pic:cNvPicPr>
+                      <a:picLocks noChangeAspect="1" noChangeArrowheads="1"/>
+                    </pic:cNvPicPr>
+                  </pic:nvPicPr>
+                  <pic:blipFill>
+                    <a:blip r:embed="rId9" cstate="print">
+                      <a:extLst>
+                        <a:ext uri="{28A0092B-C50C-407E-A947-70E740481C1C}">
+                          <a14:useLocalDpi xmlns:a14="http://schemas.microsoft.com/office/drawing/2010/main" val="0"/>
+                        </a:ext>
+                      </a:extLst>
+                    </a:blip>
+                    <a:srcRect/>
+                    <a:stretch>
+                      <a:fillRect/>
+                    </a:stretch>
+                  </pic:blipFill>
+                  <pic:spPr bwMode="auto">
+                    <a:xfrm>
+                      <a:off x="0" y="0"/>
+                      <a:ext cx="6357683" cy="8233200"/>
+                    </a:xfrm>
+                    <a:prstGeom prst="rect">
+                      <a:avLst/>
+                    </a:prstGeom>
+                    <a:noFill/>
+                    <a:ln>
+                      <a:noFill/>
+                    </a:ln>
+                  </pic:spPr>
+                </pic:pic>
+              </a:graphicData>
+            </a:graphic>
+            <wp14:sizeRelH relativeFrom="margin">
+              <wp14:pctWidth>0</wp14:pctWidth>
+            </wp14:sizeRelH>
+            <wp14:sizeRelV relativeFrom="margin">
+              <wp14:pctHeight>0</wp14:pctHeight>
+            </wp14:sizeRelV>
+          </wp:anchor>
+        </w:drawing>
+      </w:r>
+    </w:p>
+    <w:p>
+      <w:pPr>
+        <w:jc w:val="both"/>
+        <w:rPr>
+          <w:lang w:val="es-GT"/>
+        </w:rPr>
+      </w:pPr>
+    </w:p>
+    <w:p>
+      <w:pPr>
+        <w:jc w:val="both"/>
+        <w:rPr>
+          <w:lang w:val="es-GT"/>
+        </w:rPr>
+      </w:pPr>
+    </w:p>
+    <w:p>
+      <w:pPr>
+        <w:jc w:val="both"/>
+        <w:rPr>
+          <w:lang w:val="es-GT"/>
+        </w:rPr>
+      </w:pPr>
+      <w:r>
+        <w:rPr>
+          <w:noProof/>
+          <w:lang w:val="es-GT"/>
+        </w:rPr>
+        <w:drawing>
+          <wp:anchor distT="0" distB="0" distL="114300" distR="114300" simplePos="0" relativeHeight="251663360" behindDoc="0" locked="0" layoutInCell="1" allowOverlap="1" wp14:anchorId="2BC358FD" wp14:editId="47443694">
+            <wp:simplePos x="0" y="0"/>
+            <wp:positionH relativeFrom="margin">
+              <wp:align>center</wp:align>
+            </wp:positionH>
+            <wp:positionV relativeFrom="paragraph">
+              <wp:posOffset>306070</wp:posOffset>
+            </wp:positionV>
+            <wp:extent cx="6357423" cy="8233200"/>
+            <wp:effectExtent l="0" t="0" r="5715" b="0"/>
+            <wp:wrapSquare wrapText="bothSides"/>
+            <wp:docPr id="1796434034" name="Imagen 3"/>
+            <wp:cNvGraphicFramePr>
+              <a:graphicFrameLocks xmlns:a="http://schemas.openxmlformats.org/drawingml/2006/main" noChangeAspect="1"/>
+            </wp:cNvGraphicFramePr>
+            <a:graphic xmlns:a="http://schemas.openxmlformats.org/drawingml/2006/main">
+              <a:graphicData uri="http://schemas.openxmlformats.org/drawingml/2006/picture">
+                <pic:pic xmlns:pic="http://schemas.openxmlformats.org/drawingml/2006/picture">
+                  <pic:nvPicPr>
+                    <pic:cNvPr id="0" name="Picture 3"/>
+                    <pic:cNvPicPr>
+                      <a:picLocks noChangeAspect="1" noChangeArrowheads="1"/>
+                    </pic:cNvPicPr>
+                  </pic:nvPicPr>
+                  <pic:blipFill>
+                    <a:blip r:embed="rId10" cstate="print">
+                      <a:extLst>
+                        <a:ext uri="{28A0092B-C50C-407E-A947-70E740481C1C}">
+                          <a14:useLocalDpi xmlns:a14="http://schemas.microsoft.com/office/drawing/2010/main" val="0"/>
+                        </a:ext>
+                      </a:extLst>
+                    </a:blip>
+                    <a:srcRect/>
+                    <a:stretch>
+                      <a:fillRect/>
+                    </a:stretch>
+                  </pic:blipFill>
+                  <pic:spPr bwMode="auto">
+                    <a:xfrm>
+                      <a:off x="0" y="0"/>
+                      <a:ext cx="6357423" cy="8233200"/>
+                    </a:xfrm>
+                    <a:prstGeom prst="rect">
+                      <a:avLst/>
+                    </a:prstGeom>
+                    <a:noFill/>
+                    <a:ln>
+                      <a:noFill/>
+                    </a:ln>
+                  </pic:spPr>
+                </pic:pic>
+              </a:graphicData>
+            </a:graphic>
+            <wp14:sizeRelH relativeFrom="margin">
+              <wp14:pctWidth>0</wp14:pctWidth>
+            </wp14:sizeRelH>
+            <wp14:sizeRelV relativeFrom="margin">
+              <wp14:pctHeight>0</wp14:pctHeight>
+            </wp14:sizeRelV>
+          </wp:anchor>
+        </w:drawing>
+      </w:r>
+      <w:r>
+        <w:rPr>
           <w:lang w:val="es-GT"/>
         </w:rPr>
         <w:t>Carta Asesor de la Institución</w:t>
@@ -1035,41 +1222,89 @@
       </w:pPr>
       <w:r>
         <w:rPr>
+          <w:noProof/>
+        </w:rPr>
+        <w:lastRenderedPageBreak/>
+        <w:drawing>
+          <wp:anchor distT="0" distB="0" distL="114300" distR="114300" simplePos="0" relativeHeight="251664384" behindDoc="0" locked="0" layoutInCell="1" allowOverlap="1" wp14:anchorId="3423FBD1" wp14:editId="51D901D2">
+            <wp:simplePos x="0" y="0"/>
+            <wp:positionH relativeFrom="margin">
+              <wp:align>center</wp:align>
+            </wp:positionH>
+            <wp:positionV relativeFrom="paragraph">
+              <wp:posOffset>332105</wp:posOffset>
+            </wp:positionV>
+            <wp:extent cx="6357600" cy="8233429"/>
+            <wp:effectExtent l="0" t="0" r="5715" b="0"/>
+            <wp:wrapSquare wrapText="bothSides"/>
+            <wp:docPr id="935827920" name="Imagen 4"/>
+            <wp:cNvGraphicFramePr>
+              <a:graphicFrameLocks xmlns:a="http://schemas.openxmlformats.org/drawingml/2006/main" noChangeAspect="1"/>
+            </wp:cNvGraphicFramePr>
+            <a:graphic xmlns:a="http://schemas.openxmlformats.org/drawingml/2006/main">
+              <a:graphicData uri="http://schemas.openxmlformats.org/drawingml/2006/picture">
+                <pic:pic xmlns:pic="http://schemas.openxmlformats.org/drawingml/2006/picture">
+                  <pic:nvPicPr>
+                    <pic:cNvPr id="0" name="Picture 4"/>
+                    <pic:cNvPicPr>
+                      <a:picLocks noChangeAspect="1" noChangeArrowheads="1"/>
+                    </pic:cNvPicPr>
+                  </pic:nvPicPr>
+                  <pic:blipFill>
+                    <a:blip r:embed="rId11" cstate="print">
+                      <a:extLst>
+                        <a:ext uri="{28A0092B-C50C-407E-A947-70E740481C1C}">
+                          <a14:useLocalDpi xmlns:a14="http://schemas.microsoft.com/office/drawing/2010/main" val="0"/>
+                        </a:ext>
+                      </a:extLst>
+                    </a:blip>
+                    <a:srcRect/>
+                    <a:stretch>
+                      <a:fillRect/>
+                    </a:stretch>
+                  </pic:blipFill>
+                  <pic:spPr bwMode="auto">
+                    <a:xfrm>
+                      <a:off x="0" y="0"/>
+                      <a:ext cx="6357600" cy="8233429"/>
+                    </a:xfrm>
+                    <a:prstGeom prst="rect">
+                      <a:avLst/>
+                    </a:prstGeom>
+                    <a:noFill/>
+                    <a:ln>
+                      <a:noFill/>
+                    </a:ln>
+                  </pic:spPr>
+                </pic:pic>
+              </a:graphicData>
+            </a:graphic>
+          </wp:anchor>
+        </w:drawing>
+      </w:r>
+      <w:r>
+        <w:rPr>
           <w:lang w:val="es-GT"/>
         </w:rPr>
         <w:t>Carta de Solicitud de Institución</w:t>
       </w:r>
     </w:p>
-    <w:p>
-      <w:pPr>
-        <w:suppressAutoHyphens w:val="0"/>
-        <w:rPr>
-          <w:rFonts w:asciiTheme="majorHAnsi" w:eastAsiaTheme="majorEastAsia" w:hAnsiTheme="majorHAnsi" w:cstheme="majorBidi"/>
-          <w:sz w:val="32"/>
-          <w:szCs w:val="32"/>
-          <w:lang w:eastAsia="es-MX"/>
-        </w:rPr>
-      </w:pPr>
-      <w:r>
-        <w:br w:type="page"/>
-      </w:r>
-    </w:p>
+    <w:p/>
     <w:sdt>
       <w:sdtPr>
+        <w:rPr>
+          <w:b/>
+        </w:rPr>
         <w:id w:val="-923716806"/>
         <w:docPartObj>
           <w:docPartGallery w:val="Table of Contents"/>
           <w:docPartUnique/>
         </w:docPartObj>
       </w:sdtPr>
-      <w:sdtEndPr>
-        <w:rPr>
-          <w:b/>
-        </w:rPr>
-      </w:sdtEndPr>
       <w:sdtContent>
         <w:p>
           <w:pPr>
+            <w:suppressAutoHyphens w:val="0"/>
             <w:jc w:val="center"/>
             <w:rPr>
               <w:b/>
@@ -1121,7 +1356,7 @@
             </w:rPr>
             <w:fldChar w:fldCharType="separate"/>
           </w:r>
-          <w:hyperlink w:anchor="_Toc161701020" w:history="1">
+          <w:hyperlink w:anchor="_Toc161749617" w:history="1">
             <w:r>
               <w:rPr>
                 <w:rStyle w:val="Hipervnculo"/>
@@ -1166,7 +1401,7 @@
                 <w:noProof/>
                 <w:webHidden/>
               </w:rPr>
-              <w:instrText xml:space="preserve"> PAGEREF _Toc161701020 \h </w:instrText>
+              <w:instrText xml:space="preserve"> PAGEREF _Toc161749617 \h </w:instrText>
             </w:r>
             <w:r>
               <w:rPr>
@@ -1186,7 +1421,7 @@
                 <w:noProof/>
                 <w:webHidden/>
               </w:rPr>
-              <w:t>5</w:t>
+              <w:t>8</w:t>
             </w:r>
             <w:r>
               <w:rPr>
@@ -1213,7 +1448,7 @@
               <w14:ligatures w14:val="standardContextual"/>
             </w:rPr>
           </w:pPr>
-          <w:hyperlink w:anchor="_Toc161701021" w:history="1">
+          <w:hyperlink w:anchor="_Toc161749618" w:history="1">
             <w:r>
               <w:rPr>
                 <w:rStyle w:val="Hipervnculo"/>
@@ -1259,7 +1494,7 @@
                 <w:noProof/>
                 <w:webHidden/>
               </w:rPr>
-              <w:instrText xml:space="preserve"> PAGEREF _Toc161701021 \h </w:instrText>
+              <w:instrText xml:space="preserve"> PAGEREF _Toc161749618 \h </w:instrText>
             </w:r>
             <w:r>
               <w:rPr>
@@ -1279,7 +1514,7 @@
                 <w:noProof/>
                 <w:webHidden/>
               </w:rPr>
-              <w:t>6</w:t>
+              <w:t>9</w:t>
             </w:r>
             <w:r>
               <w:rPr>
@@ -1305,7 +1540,7 @@
               <w14:ligatures w14:val="standardContextual"/>
             </w:rPr>
           </w:pPr>
-          <w:hyperlink w:anchor="_Toc161701022" w:history="1">
+          <w:hyperlink w:anchor="_Toc161749619" w:history="1">
             <w:r>
               <w:rPr>
                 <w:rStyle w:val="Hipervnculo"/>
@@ -1349,7 +1584,7 @@
                 <w:noProof/>
                 <w:webHidden/>
               </w:rPr>
-              <w:instrText xml:space="preserve"> PAGEREF _Toc161701022 \h </w:instrText>
+              <w:instrText xml:space="preserve"> PAGEREF _Toc161749619 \h </w:instrText>
             </w:r>
             <w:r>
               <w:rPr>
@@ -1369,7 +1604,7 @@
                 <w:noProof/>
                 <w:webHidden/>
               </w:rPr>
-              <w:t>6</w:t>
+              <w:t>9</w:t>
             </w:r>
             <w:r>
               <w:rPr>
@@ -1396,7 +1631,7 @@
               <w14:ligatures w14:val="standardContextual"/>
             </w:rPr>
           </w:pPr>
-          <w:hyperlink w:anchor="_Toc161701023" w:history="1">
+          <w:hyperlink w:anchor="_Toc161749620" w:history="1">
             <w:r>
               <w:rPr>
                 <w:rStyle w:val="Hipervnculo"/>
@@ -1443,7 +1678,7 @@
                 <w:noProof/>
                 <w:webHidden/>
               </w:rPr>
-              <w:instrText xml:space="preserve"> PAGEREF _Toc161701023 \h </w:instrText>
+              <w:instrText xml:space="preserve"> PAGEREF _Toc161749620 \h </w:instrText>
             </w:r>
             <w:r>
               <w:rPr>
@@ -1463,7 +1698,7 @@
                 <w:noProof/>
                 <w:webHidden/>
               </w:rPr>
-              <w:t>8</w:t>
+              <w:t>11</w:t>
             </w:r>
             <w:r>
               <w:rPr>
@@ -1490,7 +1725,7 @@
               <w14:ligatures w14:val="standardContextual"/>
             </w:rPr>
           </w:pPr>
-          <w:hyperlink w:anchor="_Toc161701024" w:history="1">
+          <w:hyperlink w:anchor="_Toc161749621" w:history="1">
             <w:r>
               <w:rPr>
                 <w:rStyle w:val="Hipervnculo"/>
@@ -1537,7 +1772,7 @@
                 <w:noProof/>
                 <w:webHidden/>
               </w:rPr>
-              <w:instrText xml:space="preserve"> PAGEREF _Toc161701024 \h </w:instrText>
+              <w:instrText xml:space="preserve"> PAGEREF _Toc161749621 \h </w:instrText>
             </w:r>
             <w:r>
               <w:rPr>
@@ -1557,7 +1792,7 @@
                 <w:noProof/>
                 <w:webHidden/>
               </w:rPr>
-              <w:t>9</w:t>
+              <w:t>12</w:t>
             </w:r>
             <w:r>
               <w:rPr>
@@ -1583,7 +1818,7 @@
               <w14:ligatures w14:val="standardContextual"/>
             </w:rPr>
           </w:pPr>
-          <w:hyperlink w:anchor="_Toc161701025" w:history="1">
+          <w:hyperlink w:anchor="_Toc161749622" w:history="1">
             <w:r>
               <w:rPr>
                 <w:rStyle w:val="Hipervnculo"/>
@@ -1608,7 +1843,7 @@
                 <w:noProof/>
                 <w:lang w:val="es-GT"/>
               </w:rPr>
-              <w:t>Fase de Investigación:</w:t>
+              <w:t>Fase de Investigación</w:t>
             </w:r>
             <w:r>
               <w:rPr>
@@ -1629,7 +1864,7 @@
                 <w:noProof/>
                 <w:webHidden/>
               </w:rPr>
-              <w:instrText xml:space="preserve"> PAGEREF _Toc161701025 \h </w:instrText>
+              <w:instrText xml:space="preserve"> PAGEREF _Toc161749622 \h </w:instrText>
             </w:r>
             <w:r>
               <w:rPr>
@@ -1649,7 +1884,7 @@
                 <w:noProof/>
                 <w:webHidden/>
               </w:rPr>
-              <w:t>9</w:t>
+              <w:t>12</w:t>
             </w:r>
             <w:r>
               <w:rPr>
@@ -1675,7 +1910,7 @@
               <w14:ligatures w14:val="standardContextual"/>
             </w:rPr>
           </w:pPr>
-          <w:hyperlink w:anchor="_Toc161701026" w:history="1">
+          <w:hyperlink w:anchor="_Toc161749623" w:history="1">
             <w:r>
               <w:rPr>
                 <w:rStyle w:val="Hipervnculo"/>
@@ -1721,7 +1956,7 @@
                 <w:noProof/>
                 <w:webHidden/>
               </w:rPr>
-              <w:instrText xml:space="preserve"> PAGEREF _Toc161701026 \h </w:instrText>
+              <w:instrText xml:space="preserve"> PAGEREF _Toc161749623 \h </w:instrText>
             </w:r>
             <w:r>
               <w:rPr>
@@ -1741,7 +1976,7 @@
                 <w:noProof/>
                 <w:webHidden/>
               </w:rPr>
-              <w:t>10</w:t>
+              <w:t>13</w:t>
             </w:r>
             <w:r>
               <w:rPr>
@@ -1767,7 +2002,7 @@
               <w14:ligatures w14:val="standardContextual"/>
             </w:rPr>
           </w:pPr>
-          <w:hyperlink w:anchor="_Toc161701027" w:history="1">
+          <w:hyperlink w:anchor="_Toc161749624" w:history="1">
             <w:r>
               <w:rPr>
                 <w:rStyle w:val="Hipervnculo"/>
@@ -1813,7 +2048,7 @@
                 <w:noProof/>
                 <w:webHidden/>
               </w:rPr>
-              <w:instrText xml:space="preserve"> PAGEREF _Toc161701027 \h </w:instrText>
+              <w:instrText xml:space="preserve"> PAGEREF _Toc161749624 \h </w:instrText>
             </w:r>
             <w:r>
               <w:rPr>
@@ -1833,7 +2068,7 @@
                 <w:noProof/>
                 <w:webHidden/>
               </w:rPr>
-              <w:t>11</w:t>
+              <w:t>14</w:t>
             </w:r>
             <w:r>
               <w:rPr>
@@ -1860,7 +2095,7 @@
               <w14:ligatures w14:val="standardContextual"/>
             </w:rPr>
           </w:pPr>
-          <w:hyperlink w:anchor="_Toc161701028" w:history="1">
+          <w:hyperlink w:anchor="_Toc161749625" w:history="1">
             <w:r>
               <w:rPr>
                 <w:rStyle w:val="Hipervnculo"/>
@@ -1907,7 +2142,7 @@
                 <w:noProof/>
                 <w:webHidden/>
               </w:rPr>
-              <w:instrText xml:space="preserve"> PAGEREF _Toc161701028 \h </w:instrText>
+              <w:instrText xml:space="preserve"> PAGEREF _Toc161749625 \h </w:instrText>
             </w:r>
             <w:r>
               <w:rPr>
@@ -1927,7 +2162,7 @@
                 <w:noProof/>
                 <w:webHidden/>
               </w:rPr>
-              <w:t>12</w:t>
+              <w:t>15</w:t>
             </w:r>
             <w:r>
               <w:rPr>
@@ -1954,7 +2189,7 @@
               <w14:ligatures w14:val="standardContextual"/>
             </w:rPr>
           </w:pPr>
-          <w:hyperlink w:anchor="_Toc161701029" w:history="1">
+          <w:hyperlink w:anchor="_Toc161749626" w:history="1">
             <w:r>
               <w:rPr>
                 <w:rStyle w:val="Hipervnculo"/>
@@ -2001,7 +2236,7 @@
                 <w:noProof/>
                 <w:webHidden/>
               </w:rPr>
-              <w:instrText xml:space="preserve"> PAGEREF _Toc161701029 \h </w:instrText>
+              <w:instrText xml:space="preserve"> PAGEREF _Toc161749626 \h </w:instrText>
             </w:r>
             <w:r>
               <w:rPr>
@@ -2021,7 +2256,7 @@
                 <w:noProof/>
                 <w:webHidden/>
               </w:rPr>
-              <w:t>13</w:t>
+              <w:t>16</w:t>
             </w:r>
             <w:r>
               <w:rPr>
@@ -2047,7 +2282,7 @@
               <w14:ligatures w14:val="standardContextual"/>
             </w:rPr>
           </w:pPr>
-          <w:hyperlink w:anchor="_Toc161701030" w:history="1">
+          <w:hyperlink w:anchor="_Toc161749627" w:history="1">
             <w:r>
               <w:rPr>
                 <w:rStyle w:val="Hipervnculo"/>
@@ -2093,7 +2328,7 @@
                 <w:noProof/>
                 <w:webHidden/>
               </w:rPr>
-              <w:instrText xml:space="preserve"> PAGEREF _Toc161701030 \h </w:instrText>
+              <w:instrText xml:space="preserve"> PAGEREF _Toc161749627 \h </w:instrText>
             </w:r>
             <w:r>
               <w:rPr>
@@ -2113,7 +2348,7 @@
                 <w:noProof/>
                 <w:webHidden/>
               </w:rPr>
-              <w:t>13</w:t>
+              <w:t>16</w:t>
             </w:r>
             <w:r>
               <w:rPr>
@@ -2139,7 +2374,7 @@
               <w14:ligatures w14:val="standardContextual"/>
             </w:rPr>
           </w:pPr>
-          <w:hyperlink w:anchor="_Toc161701031" w:history="1">
+          <w:hyperlink w:anchor="_Toc161749628" w:history="1">
             <w:r>
               <w:rPr>
                 <w:rStyle w:val="Hipervnculo"/>
@@ -2185,7 +2420,7 @@
                 <w:noProof/>
                 <w:webHidden/>
               </w:rPr>
-              <w:instrText xml:space="preserve"> PAGEREF _Toc161701031 \h </w:instrText>
+              <w:instrText xml:space="preserve"> PAGEREF _Toc161749628 \h </w:instrText>
             </w:r>
             <w:r>
               <w:rPr>
@@ -2205,7 +2440,7 @@
                 <w:noProof/>
                 <w:webHidden/>
               </w:rPr>
-              <w:t>13</w:t>
+              <w:t>16</w:t>
             </w:r>
             <w:r>
               <w:rPr>
@@ -2232,7 +2467,7 @@
               <w14:ligatures w14:val="standardContextual"/>
             </w:rPr>
           </w:pPr>
-          <w:hyperlink w:anchor="_Toc161701032" w:history="1">
+          <w:hyperlink w:anchor="_Toc161749629" w:history="1">
             <w:r>
               <w:rPr>
                 <w:rStyle w:val="Hipervnculo"/>
@@ -2279,7 +2514,7 @@
                 <w:noProof/>
                 <w:webHidden/>
               </w:rPr>
-              <w:instrText xml:space="preserve"> PAGEREF _Toc161701032 \h </w:instrText>
+              <w:instrText xml:space="preserve"> PAGEREF _Toc161749629 \h </w:instrText>
             </w:r>
             <w:r>
               <w:rPr>
@@ -2299,7 +2534,7 @@
                 <w:noProof/>
                 <w:webHidden/>
               </w:rPr>
-              <w:t>14</w:t>
+              <w:t>17</w:t>
             </w:r>
             <w:r>
               <w:rPr>
@@ -2325,7 +2560,7 @@
               <w14:ligatures w14:val="standardContextual"/>
             </w:rPr>
           </w:pPr>
-          <w:hyperlink w:anchor="_Toc161701033" w:history="1">
+          <w:hyperlink w:anchor="_Toc161749630" w:history="1">
             <w:r>
               <w:rPr>
                 <w:rStyle w:val="Hipervnculo"/>
@@ -2371,7 +2606,7 @@
                 <w:noProof/>
                 <w:webHidden/>
               </w:rPr>
-              <w:instrText xml:space="preserve"> PAGEREF _Toc161701033 \h </w:instrText>
+              <w:instrText xml:space="preserve"> PAGEREF _Toc161749630 \h </w:instrText>
             </w:r>
             <w:r>
               <w:rPr>
@@ -2391,7 +2626,7 @@
                 <w:noProof/>
                 <w:webHidden/>
               </w:rPr>
-              <w:t>14</w:t>
+              <w:t>17</w:t>
             </w:r>
             <w:r>
               <w:rPr>
@@ -2417,7 +2652,7 @@
               <w14:ligatures w14:val="standardContextual"/>
             </w:rPr>
           </w:pPr>
-          <w:hyperlink w:anchor="_Toc161701034" w:history="1">
+          <w:hyperlink w:anchor="_Toc161749631" w:history="1">
             <w:r>
               <w:rPr>
                 <w:rStyle w:val="Hipervnculo"/>
@@ -2463,7 +2698,7 @@
                 <w:noProof/>
                 <w:webHidden/>
               </w:rPr>
-              <w:instrText xml:space="preserve"> PAGEREF _Toc161701034 \h </w:instrText>
+              <w:instrText xml:space="preserve"> PAGEREF _Toc161749631 \h </w:instrText>
             </w:r>
             <w:r>
               <w:rPr>
@@ -2483,7 +2718,7 @@
                 <w:noProof/>
                 <w:webHidden/>
               </w:rPr>
-              <w:t>14</w:t>
+              <w:t>17</w:t>
             </w:r>
             <w:r>
               <w:rPr>
@@ -2510,7 +2745,7 @@
               <w14:ligatures w14:val="standardContextual"/>
             </w:rPr>
           </w:pPr>
-          <w:hyperlink w:anchor="_Toc161701035" w:history="1">
+          <w:hyperlink w:anchor="_Toc161749632" w:history="1">
             <w:r>
               <w:rPr>
                 <w:rStyle w:val="Hipervnculo"/>
@@ -2555,7 +2790,7 @@
                 <w:noProof/>
                 <w:webHidden/>
               </w:rPr>
-              <w:instrText xml:space="preserve"> PAGEREF _Toc161701035 \h </w:instrText>
+              <w:instrText xml:space="preserve"> PAGEREF _Toc161749632 \h </w:instrText>
             </w:r>
             <w:r>
               <w:rPr>
@@ -2575,7 +2810,7 @@
                 <w:noProof/>
                 <w:webHidden/>
               </w:rPr>
-              <w:t>15</w:t>
+              <w:t>18</w:t>
             </w:r>
             <w:r>
               <w:rPr>
@@ -2601,7 +2836,7 @@
               <w14:ligatures w14:val="standardContextual"/>
             </w:rPr>
           </w:pPr>
-          <w:hyperlink w:anchor="_Toc161701036" w:history="1">
+          <w:hyperlink w:anchor="_Toc161749633" w:history="1">
             <w:r>
               <w:rPr>
                 <w:rStyle w:val="Hipervnculo"/>
@@ -2647,7 +2882,7 @@
                 <w:noProof/>
                 <w:webHidden/>
               </w:rPr>
-              <w:instrText xml:space="preserve"> PAGEREF _Toc161701036 \h </w:instrText>
+              <w:instrText xml:space="preserve"> PAGEREF _Toc161749633 \h </w:instrText>
             </w:r>
             <w:r>
               <w:rPr>
@@ -2667,7 +2902,7 @@
                 <w:noProof/>
                 <w:webHidden/>
               </w:rPr>
-              <w:t>15</w:t>
+              <w:t>18</w:t>
             </w:r>
             <w:r>
               <w:rPr>
@@ -2693,7 +2928,7 @@
               <w14:ligatures w14:val="standardContextual"/>
             </w:rPr>
           </w:pPr>
-          <w:hyperlink w:anchor="_Toc161701037" w:history="1">
+          <w:hyperlink w:anchor="_Toc161749634" w:history="1">
             <w:r>
               <w:rPr>
                 <w:rStyle w:val="Hipervnculo"/>
@@ -2746,7 +2981,7 @@
                 <w:noProof/>
                 <w:webHidden/>
               </w:rPr>
-              <w:instrText xml:space="preserve"> PAGEREF _Toc161701037 \h </w:instrText>
+              <w:instrText xml:space="preserve"> PAGEREF _Toc161749634 \h </w:instrText>
             </w:r>
             <w:r>
               <w:rPr>
@@ -2766,7 +3001,7 @@
                 <w:noProof/>
                 <w:webHidden/>
               </w:rPr>
-              <w:t>15</w:t>
+              <w:t>18</w:t>
             </w:r>
             <w:r>
               <w:rPr>
@@ -2792,7 +3027,7 @@
               <w14:ligatures w14:val="standardContextual"/>
             </w:rPr>
           </w:pPr>
-          <w:hyperlink w:anchor="_Toc161701038" w:history="1">
+          <w:hyperlink w:anchor="_Toc161749635" w:history="1">
             <w:r>
               <w:rPr>
                 <w:rStyle w:val="Hipervnculo"/>
@@ -2838,7 +3073,7 @@
                 <w:noProof/>
                 <w:webHidden/>
               </w:rPr>
-              <w:instrText xml:space="preserve"> PAGEREF _Toc161701038 \h </w:instrText>
+              <w:instrText xml:space="preserve"> PAGEREF _Toc161749635 \h </w:instrText>
             </w:r>
             <w:r>
               <w:rPr>
@@ -2858,7 +3093,7 @@
                 <w:noProof/>
                 <w:webHidden/>
               </w:rPr>
-              <w:t>15</w:t>
+              <w:t>18</w:t>
             </w:r>
             <w:r>
               <w:rPr>
@@ -2885,7 +3120,7 @@
               <w14:ligatures w14:val="standardContextual"/>
             </w:rPr>
           </w:pPr>
-          <w:hyperlink w:anchor="_Toc161701039" w:history="1">
+          <w:hyperlink w:anchor="_Toc161749636" w:history="1">
             <w:r>
               <w:rPr>
                 <w:rStyle w:val="Hipervnculo"/>
@@ -2932,7 +3167,7 @@
                 <w:noProof/>
                 <w:webHidden/>
               </w:rPr>
-              <w:instrText xml:space="preserve"> PAGEREF _Toc161701039 \h </w:instrText>
+              <w:instrText xml:space="preserve"> PAGEREF _Toc161749636 \h </w:instrText>
             </w:r>
             <w:r>
               <w:rPr>
@@ -2952,7 +3187,7 @@
                 <w:noProof/>
                 <w:webHidden/>
               </w:rPr>
-              <w:t>16</w:t>
+              <w:t>19</w:t>
             </w:r>
             <w:r>
               <w:rPr>
@@ -2978,7 +3213,7 @@
               <w14:ligatures w14:val="standardContextual"/>
             </w:rPr>
           </w:pPr>
-          <w:hyperlink w:anchor="_Toc161701040" w:history="1">
+          <w:hyperlink w:anchor="_Toc161749637" w:history="1">
             <w:r>
               <w:rPr>
                 <w:rStyle w:val="Hipervnculo"/>
@@ -3024,7 +3259,7 @@
                 <w:noProof/>
                 <w:webHidden/>
               </w:rPr>
-              <w:instrText xml:space="preserve"> PAGEREF _Toc161701040 \h </w:instrText>
+              <w:instrText xml:space="preserve"> PAGEREF _Toc161749637 \h </w:instrText>
             </w:r>
             <w:r>
               <w:rPr>
@@ -3044,7 +3279,7 @@
                 <w:noProof/>
                 <w:webHidden/>
               </w:rPr>
-              <w:t>16</w:t>
+              <w:t>19</w:t>
             </w:r>
             <w:r>
               <w:rPr>
@@ -3070,7 +3305,7 @@
               <w14:ligatures w14:val="standardContextual"/>
             </w:rPr>
           </w:pPr>
-          <w:hyperlink w:anchor="_Toc161701041" w:history="1">
+          <w:hyperlink w:anchor="_Toc161749638" w:history="1">
             <w:r>
               <w:rPr>
                 <w:rStyle w:val="Hipervnculo"/>
@@ -3116,7 +3351,7 @@
                 <w:noProof/>
                 <w:webHidden/>
               </w:rPr>
-              <w:instrText xml:space="preserve"> PAGEREF _Toc161701041 \h </w:instrText>
+              <w:instrText xml:space="preserve"> PAGEREF _Toc161749638 \h </w:instrText>
             </w:r>
             <w:r>
               <w:rPr>
@@ -3136,7 +3371,7 @@
                 <w:noProof/>
                 <w:webHidden/>
               </w:rPr>
-              <w:t>16</w:t>
+              <w:t>19</w:t>
             </w:r>
             <w:r>
               <w:rPr>
@@ -3163,7 +3398,7 @@
               <w14:ligatures w14:val="standardContextual"/>
             </w:rPr>
           </w:pPr>
-          <w:hyperlink w:anchor="_Toc161701042" w:history="1">
+          <w:hyperlink w:anchor="_Toc161749639" w:history="1">
             <w:r>
               <w:rPr>
                 <w:rStyle w:val="Hipervnculo"/>
@@ -3210,7 +3445,7 @@
                 <w:noProof/>
                 <w:webHidden/>
               </w:rPr>
-              <w:instrText xml:space="preserve"> PAGEREF _Toc161701042 \h </w:instrText>
+              <w:instrText xml:space="preserve"> PAGEREF _Toc161749639 \h </w:instrText>
             </w:r>
             <w:r>
               <w:rPr>
@@ -3230,7 +3465,7 @@
                 <w:noProof/>
                 <w:webHidden/>
               </w:rPr>
-              <w:t>17</w:t>
+              <w:t>20</w:t>
             </w:r>
             <w:r>
               <w:rPr>
@@ -3256,7 +3491,7 @@
               <w14:ligatures w14:val="standardContextual"/>
             </w:rPr>
           </w:pPr>
-          <w:hyperlink w:anchor="_Toc161701043" w:history="1">
+          <w:hyperlink w:anchor="_Toc161749640" w:history="1">
             <w:r>
               <w:rPr>
                 <w:rStyle w:val="Hipervnculo"/>
@@ -3302,7 +3537,7 @@
                 <w:noProof/>
                 <w:webHidden/>
               </w:rPr>
-              <w:instrText xml:space="preserve"> PAGEREF _Toc161701043 \h </w:instrText>
+              <w:instrText xml:space="preserve"> PAGEREF _Toc161749640 \h </w:instrText>
             </w:r>
             <w:r>
               <w:rPr>
@@ -3322,7 +3557,7 @@
                 <w:noProof/>
                 <w:webHidden/>
               </w:rPr>
-              <w:t>17</w:t>
+              <w:t>20</w:t>
             </w:r>
             <w:r>
               <w:rPr>
@@ -3349,7 +3584,7 @@
               <w14:ligatures w14:val="standardContextual"/>
             </w:rPr>
           </w:pPr>
-          <w:hyperlink w:anchor="_Toc161701044" w:history="1">
+          <w:hyperlink w:anchor="_Toc161749641" w:history="1">
             <w:r>
               <w:rPr>
                 <w:rStyle w:val="Hipervnculo"/>
@@ -3396,7 +3631,7 @@
                 <w:noProof/>
                 <w:webHidden/>
               </w:rPr>
-              <w:instrText xml:space="preserve"> PAGEREF _Toc161701044 \h </w:instrText>
+              <w:instrText xml:space="preserve"> PAGEREF _Toc161749641 \h </w:instrText>
             </w:r>
             <w:r>
               <w:rPr>
@@ -3416,7 +3651,7 @@
                 <w:noProof/>
                 <w:webHidden/>
               </w:rPr>
-              <w:t>18</w:t>
+              <w:t>21</w:t>
             </w:r>
             <w:r>
               <w:rPr>
@@ -3443,7 +3678,7 @@
               <w14:ligatures w14:val="standardContextual"/>
             </w:rPr>
           </w:pPr>
-          <w:hyperlink w:anchor="_Toc161701045" w:history="1">
+          <w:hyperlink w:anchor="_Toc161749642" w:history="1">
             <w:r>
               <w:rPr>
                 <w:rStyle w:val="Hipervnculo"/>
@@ -3490,7 +3725,7 @@
                 <w:noProof/>
                 <w:webHidden/>
               </w:rPr>
-              <w:instrText xml:space="preserve"> PAGEREF _Toc161701045 \h </w:instrText>
+              <w:instrText xml:space="preserve"> PAGEREF _Toc161749642 \h </w:instrText>
             </w:r>
             <w:r>
               <w:rPr>
@@ -3510,7 +3745,7 @@
                 <w:noProof/>
                 <w:webHidden/>
               </w:rPr>
-              <w:t>20</w:t>
+              <w:t>23</w:t>
             </w:r>
             <w:r>
               <w:rPr>
@@ -3537,7 +3772,7 @@
               <w14:ligatures w14:val="standardContextual"/>
             </w:rPr>
           </w:pPr>
-          <w:hyperlink w:anchor="_Toc161701046" w:history="1">
+          <w:hyperlink w:anchor="_Toc161749643" w:history="1">
             <w:r>
               <w:rPr>
                 <w:rStyle w:val="Hipervnculo"/>
@@ -3584,7 +3819,7 @@
                 <w:noProof/>
                 <w:webHidden/>
               </w:rPr>
-              <w:instrText xml:space="preserve"> PAGEREF _Toc161701046 \h </w:instrText>
+              <w:instrText xml:space="preserve"> PAGEREF _Toc161749643 \h </w:instrText>
             </w:r>
             <w:r>
               <w:rPr>
@@ -3604,7 +3839,7 @@
                 <w:noProof/>
                 <w:webHidden/>
               </w:rPr>
-              <w:t>22</w:t>
+              <w:t>25</w:t>
             </w:r>
             <w:r>
               <w:rPr>
@@ -3654,7 +3889,7 @@
       <w:pPr>
         <w:pStyle w:val="Ttulo1"/>
       </w:pPr>
-      <w:bookmarkStart w:id="0" w:name="_Toc161701020"/>
+      <w:bookmarkStart w:id="0" w:name="_Toc161749617"/>
       <w:r>
         <w:lastRenderedPageBreak/>
         <w:t>INTRODUCCION</w:t>
@@ -3800,7 +4035,7 @@
       <w:pPr>
         <w:pStyle w:val="Ttulo1"/>
       </w:pPr>
-      <w:bookmarkStart w:id="1" w:name="_Toc161701021"/>
+      <w:bookmarkStart w:id="1" w:name="_Toc161749618"/>
       <w:r>
         <w:rPr>
           <w:lang w:val="es-GT"/>
@@ -3814,7 +4049,7 @@
       <w:pPr>
         <w:pStyle w:val="Ttulo2"/>
       </w:pPr>
-      <w:bookmarkStart w:id="2" w:name="_Toc161701022"/>
+      <w:bookmarkStart w:id="2" w:name="_Toc161749619"/>
       <w:r>
         <w:t>BASES LEGALES DEL EJERCICIO PROESIONAL SUPERVISADO</w:t>
       </w:r>
@@ -3833,15 +4068,7 @@
         <w:jc w:val="both"/>
       </w:pPr>
       <w:r>
-        <w:t xml:space="preserve">La realización del Ejercicio Profesional Supervisado se rige por el </w:t>
-      </w:r>
-      <w:proofErr w:type="gramStart"/>
-      <w:r>
-        <w:t>Normativo  del</w:t>
-      </w:r>
-      <w:proofErr w:type="gramEnd"/>
-      <w:r>
-        <w:t xml:space="preserve"> Ejercicio Profesional Supervisado de Graduación (EPS FINAL),  de la Facultad de Ingeniería de la Universidad de San Carlos de Guatemala, que fue aprobado en el punto octavo, inciso 8.1, del Acta No. 35-2005, de sesión celebrada por la Junta Directiva de la Faculta de Ingeniería el día viernes 14 de octubre de 2005, que literalmente dice:</w:t>
+        <w:t>La realización del Ejercicio Profesional Supervisado se rige por el Normativo  del Ejercicio Profesional Supervisado de Graduación (EPS FINAL),  de la Facultad de Ingeniería de la Universidad de San Carlos de Guatemala, que fue aprobado en el punto octavo, inciso 8.1, del Acta No. 35-2005, de sesión celebrada por la Junta Directiva de la Faculta de Ingeniería el día viernes 14 de octubre de 2005, que literalmente dice:</w:t>
       </w:r>
     </w:p>
     <w:p>
@@ -3855,21 +4082,12 @@
       <w:r>
         <w:t>“</w:t>
       </w:r>
-      <w:proofErr w:type="gramStart"/>
       <w:r>
         <w:rPr>
           <w:b/>
           <w:lang w:val="es-GT"/>
         </w:rPr>
-        <w:t>ARTÍCULO  1º.</w:t>
-      </w:r>
-      <w:proofErr w:type="gramEnd"/>
-      <w:r>
-        <w:rPr>
-          <w:b/>
-          <w:lang w:val="es-GT"/>
-        </w:rPr>
-        <w:t xml:space="preserve">   </w:t>
+        <w:t xml:space="preserve">ARTÍCULO  1º.   </w:t>
       </w:r>
       <w:r>
         <w:rPr>
@@ -3893,21 +4111,12 @@
           <w:lang w:val="es-GT"/>
         </w:rPr>
       </w:pPr>
-      <w:proofErr w:type="gramStart"/>
       <w:r>
         <w:rPr>
           <w:b/>
           <w:lang w:val="es-GT"/>
         </w:rPr>
-        <w:t>ARTÍCULO  2º.</w:t>
-      </w:r>
-      <w:proofErr w:type="gramEnd"/>
-      <w:r>
-        <w:rPr>
-          <w:b/>
-          <w:lang w:val="es-GT"/>
-        </w:rPr>
-        <w:t xml:space="preserve">   </w:t>
+        <w:t xml:space="preserve">ARTÍCULO  2º.   </w:t>
       </w:r>
       <w:r>
         <w:rPr>
@@ -3931,21 +4140,12 @@
           <w:lang w:val="es-GT"/>
         </w:rPr>
       </w:pPr>
-      <w:proofErr w:type="gramStart"/>
       <w:r>
         <w:rPr>
           <w:b/>
           <w:lang w:val="es-GT"/>
         </w:rPr>
-        <w:t>ARTÍCULO  3º.</w:t>
-      </w:r>
-      <w:proofErr w:type="gramEnd"/>
-      <w:r>
-        <w:rPr>
-          <w:b/>
-          <w:lang w:val="es-GT"/>
-        </w:rPr>
-        <w:t xml:space="preserve">   </w:t>
+        <w:t xml:space="preserve">ARTÍCULO  3º.   </w:t>
       </w:r>
       <w:r>
         <w:rPr>
@@ -3958,21 +4158,7 @@
         <w:rPr>
           <w:lang w:val="es-MX"/>
         </w:rPr>
-        <w:t xml:space="preserve">La Unidad de Ejercicio Profesional Supervisado (EPS) depende de la Unidad de Planificación de la Facultad de </w:t>
-      </w:r>
-      <w:proofErr w:type="gramStart"/>
-      <w:r>
-        <w:rPr>
-          <w:lang w:val="es-MX"/>
-        </w:rPr>
-        <w:t>Ingeniería,  es</w:t>
-      </w:r>
-      <w:proofErr w:type="gramEnd"/>
-      <w:r>
-        <w:rPr>
-          <w:lang w:val="es-MX"/>
-        </w:rPr>
-        <w:t xml:space="preserve"> la Unidad oficial encargada de administrar y darle seguimiento a los programas de Ejercicio Profesional Supervisado de Graduación de la Facultad de Ingeniería, en coordinación con las diferentes escuelas.</w:t>
+        <w:t>La Unidad de Ejercicio Profesional Supervisado (EPS) depende de la Unidad de Planificación de la Facultad de Ingeniería,  es la Unidad oficial encargada de administrar y darle seguimiento a los programas de Ejercicio Profesional Supervisado de Graduación de la Facultad de Ingeniería, en coordinación con las diferentes escuelas.</w:t>
       </w:r>
     </w:p>
     <w:p>
@@ -3993,21 +4179,7 @@
         <w:rPr>
           <w:lang w:val="es-GT"/>
         </w:rPr>
-        <w:t xml:space="preserve">La duración del programa de EPS tendrá tres </w:t>
-      </w:r>
-      <w:proofErr w:type="gramStart"/>
-      <w:r>
-        <w:rPr>
-          <w:lang w:val="es-GT"/>
-        </w:rPr>
-        <w:t>opciones,  siendo</w:t>
-      </w:r>
-      <w:proofErr w:type="gramEnd"/>
-      <w:r>
-        <w:rPr>
-          <w:lang w:val="es-GT"/>
-        </w:rPr>
-        <w:t xml:space="preserve"> las siguientes: </w:t>
+        <w:t xml:space="preserve">La duración del programa de EPS tendrá tres opciones,  siendo las siguientes: </w:t>
       </w:r>
     </w:p>
     <w:p>
@@ -4025,21 +4197,7 @@
         <w:rPr>
           <w:lang w:val="es-GT"/>
         </w:rPr>
-        <w:t xml:space="preserve">De tres meses mínimo (con Examen Técnico Profesional o examen privado NO aprobado) “Para el EPS cuyo proyecto tenga una duración de tres meses mínimo, el informe </w:t>
-      </w:r>
-      <w:proofErr w:type="gramStart"/>
-      <w:r>
-        <w:rPr>
-          <w:lang w:val="es-GT"/>
-        </w:rPr>
-        <w:t>del mismo</w:t>
-      </w:r>
-      <w:proofErr w:type="gramEnd"/>
-      <w:r>
-        <w:rPr>
-          <w:lang w:val="es-GT"/>
-        </w:rPr>
-        <w:t xml:space="preserve"> podrá considerarse como sustituto del Examen Técnico Profesional o examen privado”.</w:t>
+        <w:t>De tres meses mínimo (con Examen Técnico Profesional o examen privado NO aprobado) “Para el EPS cuyo proyecto tenga una duración de tres meses mínimo, el informe del mismo podrá considerarse como sustituto del Examen Técnico Profesional o examen privado”.</w:t>
       </w:r>
     </w:p>
     <w:p>
@@ -4057,21 +4215,7 @@
         <w:rPr>
           <w:lang w:val="es-GT"/>
         </w:rPr>
-        <w:t xml:space="preserve">De tres meses mínimo (con Examen Técnico Profesional o examen privado Aprobado): “Para el EPS cuyo proyecto tenga una duración de tres meses mínimo, el informe </w:t>
-      </w:r>
-      <w:proofErr w:type="gramStart"/>
-      <w:r>
-        <w:rPr>
-          <w:lang w:val="es-GT"/>
-        </w:rPr>
-        <w:t>del mismo</w:t>
-      </w:r>
-      <w:proofErr w:type="gramEnd"/>
-      <w:r>
-        <w:rPr>
-          <w:lang w:val="es-GT"/>
-        </w:rPr>
-        <w:t xml:space="preserve"> podrá considerarse como sustituto del trabajo de graduación del alumno”.</w:t>
+        <w:t>De tres meses mínimo (con Examen Técnico Profesional o examen privado Aprobado): “Para el EPS cuyo proyecto tenga una duración de tres meses mínimo, el informe del mismo podrá considerarse como sustituto del trabajo de graduación del alumno”.</w:t>
       </w:r>
     </w:p>
     <w:p>
@@ -4256,21 +4400,12 @@
           <w:lang w:val="es-GT"/>
         </w:rPr>
       </w:pPr>
-      <w:proofErr w:type="gramStart"/>
       <w:r>
         <w:rPr>
           <w:b/>
           <w:lang w:val="es-GT"/>
         </w:rPr>
-        <w:t>ARTÍCULO  7º.</w:t>
-      </w:r>
-      <w:proofErr w:type="gramEnd"/>
-      <w:r>
-        <w:rPr>
-          <w:b/>
-          <w:lang w:val="es-GT"/>
-        </w:rPr>
-        <w:t xml:space="preserve">   REQUISITOS PARA PROYECTOS CON DURACIÓN DE TRES MESES COMO SUSTITUCION DEL TRABAJO DE GRADUACION: </w:t>
+        <w:t xml:space="preserve">ARTÍCULO  7º.   REQUISITOS PARA PROYECTOS CON DURACIÓN DE TRES MESES COMO SUSTITUCION DEL TRABAJO DE GRADUACION: </w:t>
       </w:r>
       <w:r>
         <w:rPr>
@@ -4458,23 +4593,7 @@
           <w:bCs/>
           <w:lang w:val="es-GT"/>
         </w:rPr>
-        <w:t xml:space="preserve">Los requisitos que </w:t>
-      </w:r>
-      <w:proofErr w:type="gramStart"/>
-      <w:r>
-        <w:rPr>
-          <w:bCs/>
-          <w:lang w:val="es-GT"/>
-        </w:rPr>
-        <w:t>debe  presentar</w:t>
-      </w:r>
-      <w:proofErr w:type="gramEnd"/>
-      <w:r>
-        <w:rPr>
-          <w:bCs/>
-          <w:lang w:val="es-GT"/>
-        </w:rPr>
-        <w:t xml:space="preserve"> el estudiante son los siguientes: </w:t>
+        <w:t xml:space="preserve">Los requisitos que debe  presentar el estudiante son los siguientes: </w:t>
       </w:r>
     </w:p>
     <w:p>
@@ -4580,16 +4699,8 @@
         <w:rPr>
           <w:lang w:val="es-MX"/>
         </w:rPr>
-        <w:t xml:space="preserve">Tener disponibilidad de tiempo en el período de realización del </w:t>
-      </w:r>
-      <w:proofErr w:type="gramStart"/>
-      <w:r>
-        <w:rPr>
-          <w:lang w:val="es-MX"/>
-        </w:rPr>
-        <w:t>EPS.“</w:t>
-      </w:r>
-      <w:proofErr w:type="gramEnd"/>
+        <w:t>Tener disponibilidad de tiempo en el período de realización del EPS.“</w:t>
+      </w:r>
     </w:p>
     <w:p>
       <w:pPr>
@@ -4649,7 +4760,7 @@
           <w:lang w:val="es-GT"/>
         </w:rPr>
       </w:pPr>
-      <w:bookmarkStart w:id="3" w:name="_Toc161701023"/>
+      <w:bookmarkStart w:id="3" w:name="_Toc161749620"/>
       <w:r>
         <w:rPr>
           <w:lang w:val="es-GT"/>
@@ -4658,13 +4769,6 @@
         <w:t>MARCO TEORICO</w:t>
       </w:r>
       <w:bookmarkEnd w:id="3"/>
-    </w:p>
-    <w:p>
-      <w:pPr>
-        <w:rPr>
-          <w:lang w:val="es-GT"/>
-        </w:rPr>
-      </w:pPr>
     </w:p>
     <w:p>
       <w:pPr>
@@ -4816,7 +4920,7 @@
           <w:lang w:val="es-GT"/>
         </w:rPr>
       </w:pPr>
-      <w:bookmarkStart w:id="4" w:name="_Toc161701024"/>
+      <w:bookmarkStart w:id="4" w:name="_Toc161749621"/>
       <w:r>
         <w:rPr>
           <w:lang w:val="es-GT"/>
@@ -4828,20 +4932,13 @@
     </w:p>
     <w:p>
       <w:pPr>
-        <w:jc w:val="center"/>
-        <w:rPr>
-          <w:lang w:val="es-GT"/>
-        </w:rPr>
-      </w:pPr>
-    </w:p>
-    <w:p>
-      <w:pPr>
         <w:pStyle w:val="Ttulo2"/>
-        <w:rPr>
-          <w:lang w:val="es-GT"/>
-        </w:rPr>
-      </w:pPr>
-      <w:bookmarkStart w:id="5" w:name="_Toc161701025"/>
+        <w:jc w:val="both"/>
+        <w:rPr>
+          <w:lang w:val="es-GT"/>
+        </w:rPr>
+      </w:pPr>
+      <w:bookmarkStart w:id="5" w:name="_Toc161749622"/>
       <w:r>
         <w:rPr>
           <w:lang w:val="es-GT"/>
@@ -4861,57 +4958,29 @@
         <w:rPr>
           <w:lang w:val="es-GT"/>
         </w:rPr>
-        <w:t xml:space="preserve">Se inició con una entrevista con la asesora de la institución para comprender la naturaleza de </w:t>
-      </w:r>
-      <w:proofErr w:type="gramStart"/>
-      <w:r>
-        <w:rPr>
-          <w:lang w:val="es-GT"/>
-        </w:rPr>
-        <w:t>la misma</w:t>
-      </w:r>
-      <w:proofErr w:type="gramEnd"/>
-      <w:r>
-        <w:rPr>
-          <w:lang w:val="es-GT"/>
-        </w:rPr>
-        <w:t>, su composición, áreas y actividades. Se realizó una lluvia de ideas para identificar desafíos y posibles soluciones. Posteriormente, se llevaron a cabo reuniones adicionales para profundizar en las ideas identificadas y priorizar los problemas que requerían atención inmediata.</w:t>
-      </w:r>
-    </w:p>
-    <w:p>
-      <w:pPr>
-        <w:jc w:val="both"/>
-        <w:rPr>
-          <w:lang w:val="es-GT"/>
-        </w:rPr>
-      </w:pPr>
-    </w:p>
-    <w:p>
-      <w:pPr>
-        <w:jc w:val="both"/>
-        <w:rPr>
-          <w:lang w:val="es-GT"/>
-        </w:rPr>
-      </w:pPr>
-      <w:r>
-        <w:rPr>
-          <w:lang w:val="es-GT"/>
-        </w:rPr>
-        <w:t xml:space="preserve">Se programaron entrevistas con el personal responsable de los procesos a sistematizar. El objetivo fue comprender las actividades actuales, detectar carencias y problemas, </w:t>
-      </w:r>
-      <w:proofErr w:type="spellStart"/>
-      <w:r>
-        <w:rPr>
-          <w:lang w:val="es-GT"/>
-        </w:rPr>
-        <w:t>y</w:t>
-      </w:r>
-      <w:proofErr w:type="spellEnd"/>
-      <w:r>
-        <w:rPr>
-          <w:lang w:val="es-GT"/>
-        </w:rPr>
-        <w:t xml:space="preserve"> identificar áreas de mejora potencial. Estas áreas se determinaron a partir de ejemplos concretos de procesos reales y deficiencias en la gestión de datos.</w:t>
+        <w:t>Se inició con una entrevista con la asesora de la institución para comprender la naturaleza de la misma, su composición, áreas y actividades. Se realizó una lluvia de ideas para identificar desafíos y posibles soluciones. Posteriormente, se llevaron a cabo reuniones adicionales para profundizar en las ideas identificadas y priorizar los problemas que requerían atención inmediata.</w:t>
+      </w:r>
+    </w:p>
+    <w:p>
+      <w:pPr>
+        <w:jc w:val="both"/>
+        <w:rPr>
+          <w:lang w:val="es-GT"/>
+        </w:rPr>
+      </w:pPr>
+    </w:p>
+    <w:p>
+      <w:pPr>
+        <w:jc w:val="both"/>
+        <w:rPr>
+          <w:lang w:val="es-GT"/>
+        </w:rPr>
+      </w:pPr>
+      <w:r>
+        <w:rPr>
+          <w:lang w:val="es-GT"/>
+        </w:rPr>
+        <w:t>Se programaron entrevistas con el personal responsable de los procesos a sistematizar. El objetivo fue comprender las actividades actuales, detectar carencias y problemas, y identificar áreas de mejora potencial. Estas áreas se determinaron a partir de ejemplos concretos de procesos reales y deficiencias en la gestión de datos.</w:t>
       </w:r>
     </w:p>
     <w:p>
@@ -4926,6 +4995,7 @@
     <w:p>
       <w:pPr>
         <w:pStyle w:val="Titulo3"/>
+        <w:jc w:val="both"/>
       </w:pPr>
       <w:r>
         <w:t xml:space="preserve">Objetivos </w:t>
@@ -5006,6 +5076,7 @@
     <w:p>
       <w:pPr>
         <w:pStyle w:val="Titulo3"/>
+        <w:jc w:val="both"/>
       </w:pPr>
       <w:r>
         <w:t xml:space="preserve">Acciones y Medios </w:t>
@@ -5086,6 +5157,7 @@
     <w:p>
       <w:pPr>
         <w:pStyle w:val="Titulo3"/>
+        <w:jc w:val="both"/>
       </w:pPr>
       <w:r>
         <w:t xml:space="preserve">Resultados Esperados </w:t>
@@ -5217,7 +5289,7 @@
           <w:lang w:val="es-GT"/>
         </w:rPr>
       </w:pPr>
-      <w:bookmarkStart w:id="6" w:name="_Toc161701026"/>
+      <w:bookmarkStart w:id="6" w:name="_Toc161749623"/>
       <w:r>
         <w:rPr>
           <w:lang w:val="es-GT"/>
@@ -5231,14 +5303,6 @@
       <w:pPr>
         <w:jc w:val="both"/>
         <w:rPr>
-          <w:lang w:val="es-GT"/>
-        </w:rPr>
-      </w:pPr>
-    </w:p>
-    <w:p>
-      <w:pPr>
-        <w:jc w:val="both"/>
-        <w:rPr>
           <w:bCs/>
           <w:lang w:val="es-GT"/>
         </w:rPr>
@@ -5263,6 +5327,7 @@
     <w:p>
       <w:pPr>
         <w:pStyle w:val="Titulo3"/>
+        <w:jc w:val="both"/>
       </w:pPr>
       <w:r>
         <w:t xml:space="preserve">Objetivos </w:t>
@@ -5317,6 +5382,7 @@
     <w:p>
       <w:pPr>
         <w:pStyle w:val="Titulo3"/>
+        <w:jc w:val="both"/>
       </w:pPr>
       <w:r>
         <w:t xml:space="preserve">Acciones y Medios </w:t>
@@ -5397,6 +5463,7 @@
     <w:p>
       <w:pPr>
         <w:pStyle w:val="Titulo3"/>
+        <w:jc w:val="both"/>
       </w:pPr>
       <w:r>
         <w:t>Resultados Esperados</w:t>
@@ -5605,6 +5672,15 @@
         <w:jc w:val="both"/>
         <w:rPr>
           <w:b/>
+          <w:lang w:val="es-GT"/>
+        </w:rPr>
+      </w:pPr>
+    </w:p>
+    <w:p>
+      <w:pPr>
+        <w:jc w:val="both"/>
+        <w:rPr>
+          <w:b/>
           <w:u w:val="single"/>
           <w:lang w:val="es-GT"/>
         </w:rPr>
@@ -5617,7 +5693,7 @@
           <w:lang w:val="es-GT"/>
         </w:rPr>
       </w:pPr>
-      <w:bookmarkStart w:id="7" w:name="_Toc161701027"/>
+      <w:bookmarkStart w:id="7" w:name="_Toc161749624"/>
       <w:r>
         <w:rPr>
           <w:lang w:val="es-GT"/>
@@ -5630,6 +5706,7 @@
     <w:p>
       <w:pPr>
         <w:pStyle w:val="Titulo3"/>
+        <w:jc w:val="both"/>
       </w:pPr>
       <w:r>
         <w:t>Objetivo</w:t>
@@ -5660,6 +5737,7 @@
     <w:p>
       <w:pPr>
         <w:pStyle w:val="Titulo3"/>
+        <w:jc w:val="both"/>
       </w:pPr>
       <w:r>
         <w:t>Acciones y Medios</w:t>
@@ -5749,6 +5827,7 @@
     <w:p>
       <w:pPr>
         <w:pStyle w:val="Titulo3"/>
+        <w:jc w:val="both"/>
       </w:pPr>
       <w:r>
         <w:t>Resultados Esperados</w:t>
@@ -5795,7 +5874,7 @@
           <w:lang w:val="es-GT"/>
         </w:rPr>
       </w:pPr>
-      <w:bookmarkStart w:id="8" w:name="_Toc161701028"/>
+      <w:bookmarkStart w:id="8" w:name="_Toc161749625"/>
       <w:r>
         <w:rPr>
           <w:lang w:val="es-GT"/>
@@ -5807,14 +5886,6 @@
     </w:p>
     <w:p>
       <w:pPr>
-        <w:rPr>
-          <w:b/>
-          <w:lang w:val="es-GT"/>
-        </w:rPr>
-      </w:pPr>
-    </w:p>
-    <w:p>
-      <w:pPr>
         <w:jc w:val="both"/>
         <w:rPr>
           <w:lang w:val="es-GT"/>
@@ -5846,21 +5917,7 @@
         <w:rPr>
           <w:lang w:val="es-GT"/>
         </w:rPr>
-        <w:t xml:space="preserve">Sin embargo, debido a la pandemia y otros problemas actuales en la universidad, el uso de la plataforma DTT ha aumentado drásticamente, lo que ha resultado en la necesidad de implementar soluciones externas como Google </w:t>
-      </w:r>
-      <w:proofErr w:type="spellStart"/>
-      <w:r>
-        <w:rPr>
-          <w:lang w:val="es-GT"/>
-        </w:rPr>
-        <w:t>Forms</w:t>
-      </w:r>
-      <w:proofErr w:type="spellEnd"/>
-      <w:r>
-        <w:rPr>
-          <w:lang w:val="es-GT"/>
-        </w:rPr>
-        <w:t>, hojas de cálculo y carpetas compartidas. Esto ha dificultado la centralización de la información en el sistema DTT, lo que a su vez dificulta el monitoreo y la gestión de la información por parte de los estudiantes, docentes y personal a cargo.</w:t>
+        <w:t>Sin embargo, debido a la pandemia y otros problemas actuales en la universidad, el uso de la plataforma DTT ha aumentado drásticamente, lo que ha resultado en la necesidad de implementar soluciones externas como Google Forms, hojas de cálculo y carpetas compartidas. Esto ha dificultado la centralización de la información en el sistema DTT, lo que a su vez dificulta el monitoreo y la gestión de la información por parte de los estudiantes, docentes y personal a cargo.</w:t>
       </w:r>
     </w:p>
     <w:p>
@@ -6061,7 +6118,7 @@
           <w:lang w:val="es-GT"/>
         </w:rPr>
       </w:pPr>
-      <w:bookmarkStart w:id="9" w:name="_Toc161701029"/>
+      <w:bookmarkStart w:id="9" w:name="_Toc161749626"/>
       <w:r>
         <w:rPr>
           <w:lang w:val="es-GT"/>
@@ -6078,7 +6135,7 @@
           <w:lang w:val="es-GT"/>
         </w:rPr>
       </w:pPr>
-      <w:bookmarkStart w:id="10" w:name="_Toc161701030"/>
+      <w:bookmarkStart w:id="10" w:name="_Toc161749627"/>
       <w:r>
         <w:rPr>
           <w:lang w:val="es-GT"/>
@@ -6115,11 +6172,12 @@
     <w:p>
       <w:pPr>
         <w:pStyle w:val="Ttulo2"/>
-        <w:rPr>
-          <w:lang w:val="es-GT"/>
-        </w:rPr>
-      </w:pPr>
-      <w:bookmarkStart w:id="11" w:name="_Toc161701031"/>
+        <w:jc w:val="both"/>
+        <w:rPr>
+          <w:lang w:val="es-GT"/>
+        </w:rPr>
+      </w:pPr>
+      <w:bookmarkStart w:id="11" w:name="_Toc161749628"/>
       <w:r>
         <w:rPr>
           <w:lang w:val="es-GT"/>
@@ -6203,6 +6261,7 @@
     <w:p>
       <w:pPr>
         <w:suppressAutoHyphens w:val="0"/>
+        <w:jc w:val="both"/>
         <w:rPr>
           <w:rFonts w:eastAsiaTheme="majorEastAsia" w:cstheme="majorBidi"/>
           <w:b/>
@@ -6226,7 +6285,7 @@
           <w:lang w:val="es-GT"/>
         </w:rPr>
       </w:pPr>
-      <w:bookmarkStart w:id="12" w:name="_Toc161701032"/>
+      <w:bookmarkStart w:id="12" w:name="_Toc161749629"/>
       <w:r>
         <w:rPr>
           <w:lang w:val="es-GT"/>
@@ -6238,7 +6297,40 @@
     </w:p>
     <w:p>
       <w:pPr>
-        <w:jc w:val="center"/>
+        <w:pStyle w:val="Ttulo2"/>
+        <w:jc w:val="both"/>
+        <w:rPr>
+          <w:lang w:val="es-GT"/>
+        </w:rPr>
+      </w:pPr>
+      <w:bookmarkStart w:id="13" w:name="_Toc161749630"/>
+      <w:r>
+        <w:rPr>
+          <w:lang w:val="es-GT"/>
+        </w:rPr>
+        <w:t>Objetivos Generales</w:t>
+      </w:r>
+      <w:bookmarkEnd w:id="13"/>
+    </w:p>
+    <w:p>
+      <w:pPr>
+        <w:jc w:val="both"/>
+        <w:rPr>
+          <w:bCs/>
+          <w:lang w:val="es-GT"/>
+        </w:rPr>
+      </w:pPr>
+      <w:r>
+        <w:rPr>
+          <w:bCs/>
+          <w:lang w:val="es-GT"/>
+        </w:rPr>
+        <w:t>Ampliar y optimizar la plataforma de Desarrollo de Transferencia Tecnológica (DTT) para mejorar la gestión y calificación de foros y conferencias, la administración del contenido digital y catedráticos, así como la optimización de la generación de reportes.</w:t>
+      </w:r>
+    </w:p>
+    <w:p>
+      <w:pPr>
+        <w:jc w:val="both"/>
         <w:rPr>
           <w:b/>
           <w:lang w:val="es-GT"/>
@@ -6248,52 +6340,12 @@
     <w:p>
       <w:pPr>
         <w:pStyle w:val="Ttulo2"/>
-        <w:rPr>
-          <w:lang w:val="es-GT"/>
-        </w:rPr>
-      </w:pPr>
-      <w:bookmarkStart w:id="13" w:name="_Toc161701033"/>
-      <w:r>
-        <w:rPr>
-          <w:lang w:val="es-GT"/>
-        </w:rPr>
-        <w:t>Objetivos Generales</w:t>
-      </w:r>
-      <w:bookmarkEnd w:id="13"/>
-    </w:p>
-    <w:p>
-      <w:pPr>
-        <w:jc w:val="both"/>
-        <w:rPr>
-          <w:bCs/>
-          <w:lang w:val="es-GT"/>
-        </w:rPr>
-      </w:pPr>
-      <w:r>
-        <w:rPr>
-          <w:bCs/>
-          <w:lang w:val="es-GT"/>
-        </w:rPr>
-        <w:t>Ampliar y optimizar la plataforma de Desarrollo de Transferencia Tecnológica (DTT) para mejorar la gestión y calificación de foros y conferencias, la administración del contenido digital y catedráticos, así como la optimización de la generación de reportes.</w:t>
-      </w:r>
-    </w:p>
-    <w:p>
-      <w:pPr>
-        <w:jc w:val="both"/>
-        <w:rPr>
-          <w:b/>
-          <w:lang w:val="es-GT"/>
-        </w:rPr>
-      </w:pPr>
-    </w:p>
-    <w:p>
-      <w:pPr>
-        <w:pStyle w:val="Ttulo2"/>
-        <w:rPr>
-          <w:lang w:val="es-GT"/>
-        </w:rPr>
-      </w:pPr>
-      <w:bookmarkStart w:id="14" w:name="_Toc161701034"/>
+        <w:jc w:val="both"/>
+        <w:rPr>
+          <w:lang w:val="es-GT"/>
+        </w:rPr>
+      </w:pPr>
+      <w:bookmarkStart w:id="14" w:name="_Toc161749631"/>
       <w:r>
         <w:rPr>
           <w:lang w:val="es-GT"/>
@@ -6379,7 +6431,7 @@
       <w:pPr>
         <w:pStyle w:val="Ttulo1"/>
       </w:pPr>
-      <w:bookmarkStart w:id="15" w:name="_Toc161701035"/>
+      <w:bookmarkStart w:id="15" w:name="_Toc161749632"/>
       <w:r>
         <w:t>METODOLOGÍA DE TRABAJO</w:t>
       </w:r>
@@ -6389,6 +6441,22 @@
       <w:pPr>
         <w:jc w:val="both"/>
         <w:rPr>
+          <w:bCs/>
+          <w:lang w:val="es-GT"/>
+        </w:rPr>
+      </w:pPr>
+      <w:r>
+        <w:rPr>
+          <w:bCs/>
+          <w:lang w:val="es-GT"/>
+        </w:rPr>
+        <w:t>La metodología en cascada es un método de gestión de proyectos, en el que el proyecto o módulos de este se dividirá en distintas fases secuenciales, y solo se cambiará de fase cuando se haya terminado la fase anterior.</w:t>
+      </w:r>
+    </w:p>
+    <w:p>
+      <w:pPr>
+        <w:jc w:val="both"/>
+        <w:rPr>
           <w:b/>
           <w:lang w:val="es-GT"/>
         </w:rPr>
@@ -6396,6 +6464,23 @@
     </w:p>
     <w:p>
       <w:pPr>
+        <w:pStyle w:val="Ttulo2"/>
+        <w:jc w:val="both"/>
+        <w:rPr>
+          <w:lang w:val="es-GT"/>
+        </w:rPr>
+      </w:pPr>
+      <w:bookmarkStart w:id="16" w:name="_Toc161749633"/>
+      <w:r>
+        <w:rPr>
+          <w:lang w:val="es-GT"/>
+        </w:rPr>
+        <w:t>FASE DE INVESTIGACIÓN</w:t>
+      </w:r>
+      <w:bookmarkEnd w:id="16"/>
+    </w:p>
+    <w:p>
+      <w:pPr>
         <w:jc w:val="both"/>
         <w:rPr>
           <w:bCs/>
@@ -6407,7 +6492,7 @@
           <w:bCs/>
           <w:lang w:val="es-GT"/>
         </w:rPr>
-        <w:t>La metodología en cascada es un método de gestión de proyectos, en el que el proyecto o módulos de este se dividirá en distintas fases secuenciales, y solo se cambiará de fase cuando se haya terminado la fase anterior.</w:t>
+        <w:t>En esta fase se realizó un análisis detallado de los requerimientos del proyecto, identificando las necesidades específicas de los usuarios finales y las funcionalidades clave que debían ser implementadas en la plataforma DTT. Además, se llevó a cabo una investigación sobre las tecnologías y herramientas más adecuadas para el desarrollo del proyecto, considerando la compatibilidad con los sistemas existentes y la facilidad de uso para los usuarios.</w:t>
       </w:r>
     </w:p>
     <w:p>
@@ -6421,19 +6506,57 @@
     </w:p>
     <w:p>
       <w:pPr>
+        <w:pStyle w:val="Titulo3"/>
+        <w:jc w:val="both"/>
+      </w:pPr>
+      <w:r>
+        <w:t>Plan de contingencia</w:t>
+      </w:r>
+    </w:p>
+    <w:p>
+      <w:pPr>
+        <w:jc w:val="both"/>
+        <w:rPr>
+          <w:bCs/>
+          <w:lang w:val="es-GT"/>
+        </w:rPr>
+      </w:pPr>
+      <w:r>
+        <w:rPr>
+          <w:bCs/>
+          <w:lang w:val="es-GT"/>
+        </w:rPr>
+        <w:t>Se elaboró un plan de contingencia para hacer frente a posibles contratiempos durante el desarrollo del proyecto, como la falta de acceso a recursos clave, cambios en los requerimientos o problemas técnicos. Este plan incluyó medidas preventivas y correctivas para minimizar el impacto de estos riesgos en el proyecto.</w:t>
+      </w:r>
+    </w:p>
+    <w:p>
+      <w:pPr>
+        <w:jc w:val="both"/>
+        <w:rPr>
+          <w:b/>
+          <w:lang w:val="es-GT"/>
+        </w:rPr>
+      </w:pPr>
+    </w:p>
+    <w:p>
+      <w:pPr>
         <w:pStyle w:val="Ttulo2"/>
-        <w:rPr>
-          <w:lang w:val="es-GT"/>
-        </w:rPr>
-      </w:pPr>
-      <w:bookmarkStart w:id="16" w:name="_Toc161701036"/>
-      <w:r>
-        <w:rPr>
-          <w:lang w:val="es-GT"/>
-        </w:rPr>
-        <w:t>FASE DE INVESTIGACIÓN</w:t>
-      </w:r>
-      <w:bookmarkEnd w:id="16"/>
+        <w:jc w:val="both"/>
+        <w:rPr>
+          <w:lang w:val="es-GT"/>
+        </w:rPr>
+      </w:pPr>
+      <w:bookmarkStart w:id="17" w:name="_Toc161749634"/>
+      <w:r>
+        <w:rPr>
+          <w:lang w:val="es-GT"/>
+        </w:rPr>
+        <w:t>FASE TÉCNICO-</w:t>
+      </w:r>
+      <w:r>
+        <w:t>PROFESIONAL</w:t>
+      </w:r>
+      <w:bookmarkEnd w:id="17"/>
     </w:p>
     <w:p>
       <w:pPr>
@@ -6448,7 +6571,7 @@
           <w:bCs/>
           <w:lang w:val="es-GT"/>
         </w:rPr>
-        <w:t>En esta fase se realizó un análisis detallado de los requerimientos del proyecto, identificando las necesidades específicas de los usuarios finales y las funcionalidades clave que debían ser implementadas en la plataforma DTT. Además, se llevó a cabo una investigación sobre las tecnologías y herramientas más adecuadas para el desarrollo del proyecto, considerando la compatibilidad con los sistemas existentes y la facilidad de uso para los usuarios.</w:t>
+        <w:t>En esta fase se llevó a cabo el diseño e implementación de los módulos de la plataforma DTT, siguiendo las especificaciones y requerimientos previamente establecidos. Se desarrollaron los módulos de calificación y administración de foros y conferencias, el módulo de biblioteca digital y el módulo de directorio docente, utilizando las tecnologías y herramientas seleccionadas en la fase de investigación.</w:t>
       </w:r>
     </w:p>
     <w:p>
@@ -6462,11 +6585,20 @@
     </w:p>
     <w:p>
       <w:pPr>
-        <w:pStyle w:val="Titulo3"/>
-      </w:pPr>
-      <w:r>
-        <w:t>Plan de contingencia</w:t>
-      </w:r>
+        <w:pStyle w:val="Ttulo2"/>
+        <w:jc w:val="both"/>
+        <w:rPr>
+          <w:lang w:val="es-GT"/>
+        </w:rPr>
+      </w:pPr>
+      <w:bookmarkStart w:id="18" w:name="_Toc161749635"/>
+      <w:r>
+        <w:rPr>
+          <w:lang w:val="es-GT"/>
+        </w:rPr>
+        <w:t>FASE DE ENSEÑANZA-APRENDIZAJE</w:t>
+      </w:r>
+      <w:bookmarkEnd w:id="18"/>
     </w:p>
     <w:p>
       <w:pPr>
@@ -6481,7 +6613,7 @@
           <w:bCs/>
           <w:lang w:val="es-GT"/>
         </w:rPr>
-        <w:t>Se elaboró un plan de contingencia para hacer frente a posibles contratiempos durante el desarrollo del proyecto, como la falta de acceso a recursos clave, cambios en los requerimientos o problemas técnicos. Este plan incluyó medidas preventivas y correctivas para minimizar el impacto de estos riesgos en el proyecto.</w:t>
+        <w:t>Una vez completada la implementación de los módulos, se procedió a realizar pruebas exhaustivas para garantizar su funcionamiento correcto y su compatibilidad con los sistemas existentes. Se realizaron pruebas de integración, de usuario y de rendimiento, identificando y corrigiendo cualquier problema que pudiera surgir. Además, se elaboró un plan de capacitación para el personal encargado de la plataforma DTT, con el objetivo de asegurar su correcta utilización y aprovechamiento.</w:t>
       </w:r>
     </w:p>
     <w:p>
@@ -6495,25 +6627,6 @@
     </w:p>
     <w:p>
       <w:pPr>
-        <w:pStyle w:val="Ttulo2"/>
-        <w:rPr>
-          <w:lang w:val="es-GT"/>
-        </w:rPr>
-      </w:pPr>
-      <w:bookmarkStart w:id="17" w:name="_Toc161701037"/>
-      <w:r>
-        <w:rPr>
-          <w:lang w:val="es-GT"/>
-        </w:rPr>
-        <w:t>FASE TÉCNICO-</w:t>
-      </w:r>
-      <w:r>
-        <w:t>PROFESIONAL</w:t>
-      </w:r>
-      <w:bookmarkEnd w:id="17"/>
-    </w:p>
-    <w:p>
-      <w:pPr>
         <w:jc w:val="both"/>
         <w:rPr>
           <w:bCs/>
@@ -6525,7 +6638,7 @@
           <w:bCs/>
           <w:lang w:val="es-GT"/>
         </w:rPr>
-        <w:t>En esta fase se llevó a cabo el diseño e implementación de los módulos de la plataforma DTT, siguiendo las especificaciones y requerimientos previamente establecidos. Se desarrollaron los módulos de calificación y administración de foros y conferencias, el módulo de biblioteca digital y el módulo de directorio docente, utilizando las tecnologías y herramientas seleccionadas en la fase de investigación.</w:t>
+        <w:t>Esta metodología en cascada permitió una organización efectiva del trabajo, asegurando la calidad y la eficiencia en el desarrollo del proyecto.</w:t>
       </w:r>
     </w:p>
     <w:p>
@@ -6539,73 +6652,8 @@
     </w:p>
     <w:p>
       <w:pPr>
-        <w:pStyle w:val="Ttulo2"/>
-        <w:rPr>
-          <w:lang w:val="es-GT"/>
-        </w:rPr>
-      </w:pPr>
-      <w:bookmarkStart w:id="18" w:name="_Toc161701038"/>
-      <w:r>
-        <w:rPr>
-          <w:lang w:val="es-GT"/>
-        </w:rPr>
-        <w:t>FASE DE ENSEÑANZA-APRENDIZAJE</w:t>
-      </w:r>
-      <w:bookmarkEnd w:id="18"/>
-    </w:p>
-    <w:p>
-      <w:pPr>
-        <w:jc w:val="both"/>
-        <w:rPr>
-          <w:bCs/>
-          <w:lang w:val="es-GT"/>
-        </w:rPr>
-      </w:pPr>
-      <w:r>
-        <w:rPr>
-          <w:bCs/>
-          <w:lang w:val="es-GT"/>
-        </w:rPr>
-        <w:t>Una vez completada la implementación de los módulos, se procedió a realizar pruebas exhaustivas para garantizar su funcionamiento correcto y su compatibilidad con los sistemas existentes. Se realizaron pruebas de integración, de usuario y de rendimiento, identificando y corrigiendo cualquier problema que pudiera surgir. Además, se elaboró un plan de capacitación para el personal encargado de la plataforma DTT, con el objetivo de asegurar su correcta utilización y aprovechamiento.</w:t>
-      </w:r>
-    </w:p>
-    <w:p>
-      <w:pPr>
-        <w:jc w:val="both"/>
-        <w:rPr>
-          <w:b/>
-          <w:lang w:val="es-GT"/>
-        </w:rPr>
-      </w:pPr>
-    </w:p>
-    <w:p>
-      <w:pPr>
-        <w:jc w:val="both"/>
-        <w:rPr>
-          <w:bCs/>
-          <w:lang w:val="es-GT"/>
-        </w:rPr>
-      </w:pPr>
-      <w:r>
-        <w:rPr>
-          <w:bCs/>
-          <w:lang w:val="es-GT"/>
-        </w:rPr>
-        <w:t>Esta metodología en cascada permitió una organización efectiva del trabajo, asegurando la calidad y la eficiencia en el desarrollo del proyecto.</w:t>
-      </w:r>
-    </w:p>
-    <w:p>
-      <w:pPr>
-        <w:jc w:val="both"/>
-        <w:rPr>
-          <w:b/>
-          <w:lang w:val="es-GT"/>
-        </w:rPr>
-      </w:pPr>
-    </w:p>
-    <w:p>
-      <w:pPr>
         <w:suppressAutoHyphens w:val="0"/>
+        <w:jc w:val="both"/>
         <w:rPr>
           <w:rFonts w:eastAsiaTheme="majorEastAsia" w:cstheme="majorBidi"/>
           <w:b/>
@@ -6625,12 +6673,11 @@
     <w:p>
       <w:pPr>
         <w:pStyle w:val="Ttulo1"/>
-        <w:jc w:val="left"/>
-        <w:rPr>
-          <w:lang w:val="es-GT"/>
-        </w:rPr>
-      </w:pPr>
-      <w:bookmarkStart w:id="19" w:name="_Toc161701039"/>
+        <w:rPr>
+          <w:lang w:val="es-GT"/>
+        </w:rPr>
+      </w:pPr>
+      <w:bookmarkStart w:id="19" w:name="_Toc161749636"/>
       <w:r>
         <w:rPr>
           <w:lang w:val="es-GT"/>
@@ -6643,11 +6690,12 @@
     <w:p>
       <w:pPr>
         <w:pStyle w:val="Ttulo2"/>
-        <w:rPr>
-          <w:lang w:val="es-GT"/>
-        </w:rPr>
-      </w:pPr>
-      <w:bookmarkStart w:id="20" w:name="_Toc161701040"/>
+        <w:jc w:val="both"/>
+        <w:rPr>
+          <w:lang w:val="es-GT"/>
+        </w:rPr>
+      </w:pPr>
+      <w:bookmarkStart w:id="20" w:name="_Toc161749637"/>
       <w:r>
         <w:rPr>
           <w:lang w:val="es-GT"/>
@@ -6674,39 +6722,7 @@
           <w:bCs/>
           <w:lang w:val="es-GT"/>
         </w:rPr>
-        <w:t xml:space="preserve">Desarrollador full </w:t>
-      </w:r>
-      <w:proofErr w:type="spellStart"/>
-      <w:r>
-        <w:rPr>
-          <w:bCs/>
-          <w:lang w:val="es-GT"/>
-        </w:rPr>
-        <w:t>stack</w:t>
-      </w:r>
-      <w:proofErr w:type="spellEnd"/>
-      <w:r>
-        <w:rPr>
-          <w:bCs/>
-          <w:lang w:val="es-GT"/>
-        </w:rPr>
-        <w:t xml:space="preserve"> con conocimientos en Python, HTML, CSS, JavaScript y </w:t>
-      </w:r>
-      <w:proofErr w:type="spellStart"/>
-      <w:r>
-        <w:rPr>
-          <w:bCs/>
-          <w:lang w:val="es-GT"/>
-        </w:rPr>
-        <w:t>MariaDB</w:t>
-      </w:r>
-      <w:proofErr w:type="spellEnd"/>
-      <w:r>
-        <w:rPr>
-          <w:bCs/>
-          <w:lang w:val="es-GT"/>
-        </w:rPr>
-        <w:t>.</w:t>
+        <w:t>Desarrollador full stack con conocimientos en Python, HTML, CSS, JavaScript y MariaDB.</w:t>
       </w:r>
     </w:p>
     <w:p>
@@ -6763,11 +6779,12 @@
     <w:p>
       <w:pPr>
         <w:pStyle w:val="Ttulo2"/>
-        <w:rPr>
-          <w:lang w:val="es-GT"/>
-        </w:rPr>
-      </w:pPr>
-      <w:bookmarkStart w:id="21" w:name="_Toc161701041"/>
+        <w:jc w:val="both"/>
+        <w:rPr>
+          <w:lang w:val="es-GT"/>
+        </w:rPr>
+      </w:pPr>
+      <w:bookmarkStart w:id="21" w:name="_Toc161749638"/>
       <w:r>
         <w:rPr>
           <w:lang w:val="es-GT"/>
@@ -7072,7 +7089,7 @@
           <w:lang w:val="es-GT"/>
         </w:rPr>
       </w:pPr>
-      <w:bookmarkStart w:id="22" w:name="_Toc161701042"/>
+      <w:bookmarkStart w:id="22" w:name="_Toc161749639"/>
       <w:r>
         <w:rPr>
           <w:lang w:val="es-GT"/>
@@ -7089,7 +7106,7 @@
           <w:lang w:val="es-GT"/>
         </w:rPr>
       </w:pPr>
-      <w:bookmarkStart w:id="23" w:name="_Toc161701043"/>
+      <w:bookmarkStart w:id="23" w:name="_Toc161749640"/>
       <w:r>
         <w:rPr>
           <w:lang w:val="es-GT"/>
@@ -7246,16 +7263,8 @@
               <w:rPr>
                 <w:lang w:val="es-GT"/>
               </w:rPr>
-              <w:t xml:space="preserve">Desarrollador full </w:t>
-            </w:r>
-            <w:proofErr w:type="spellStart"/>
-            <w:r>
-              <w:rPr>
-                <w:lang w:val="es-GT"/>
-              </w:rPr>
-              <w:t>Stack</w:t>
-            </w:r>
-            <w:proofErr w:type="spellEnd"/>
+              <w:t>Desarrollador full Stack</w:t>
+            </w:r>
           </w:p>
         </w:tc>
         <w:tc>
@@ -7464,16 +7473,8 @@
               <w:rPr>
                 <w:lang w:val="es-GT"/>
               </w:rPr>
-              <w:t xml:space="preserve">Asesor de </w:t>
-            </w:r>
-            <w:proofErr w:type="spellStart"/>
-            <w:r>
-              <w:rPr>
-                <w:lang w:val="es-GT"/>
-              </w:rPr>
-              <w:t>institucion</w:t>
-            </w:r>
-            <w:proofErr w:type="spellEnd"/>
+              <w:t>Asesor de institucion</w:t>
+            </w:r>
           </w:p>
         </w:tc>
         <w:tc>
@@ -7682,16 +7683,8 @@
               <w:rPr>
                 <w:lang w:val="es-GT"/>
               </w:rPr>
-              <w:t xml:space="preserve">Laptop Dell </w:t>
-            </w:r>
-            <w:proofErr w:type="spellStart"/>
-            <w:r>
-              <w:rPr>
-                <w:lang w:val="es-GT"/>
-              </w:rPr>
-              <w:t>Inspiron</w:t>
-            </w:r>
-            <w:proofErr w:type="spellEnd"/>
+              <w:t>Laptop Dell Inspiron</w:t>
+            </w:r>
           </w:p>
         </w:tc>
         <w:tc>
@@ -7820,16 +7813,8 @@
               <w:rPr>
                 <w:lang w:val="es-GT"/>
               </w:rPr>
-              <w:t xml:space="preserve">1 </w:t>
-            </w:r>
-            <w:proofErr w:type="gramStart"/>
-            <w:r>
-              <w:rPr>
-                <w:lang w:val="es-GT"/>
-              </w:rPr>
-              <w:t>Unidad</w:t>
-            </w:r>
-            <w:proofErr w:type="gramEnd"/>
+              <w:t>1 Unidad</w:t>
+            </w:r>
           </w:p>
         </w:tc>
         <w:tc>
@@ -7933,16 +7918,8 @@
               <w:rPr>
                 <w:lang w:val="es-GT"/>
               </w:rPr>
-              <w:t xml:space="preserve">2 </w:t>
-            </w:r>
-            <w:proofErr w:type="gramStart"/>
-            <w:r>
-              <w:rPr>
-                <w:lang w:val="es-GT"/>
-              </w:rPr>
-              <w:t>Unidades</w:t>
-            </w:r>
-            <w:proofErr w:type="gramEnd"/>
+              <w:t>2 Unidades</w:t>
+            </w:r>
           </w:p>
         </w:tc>
         <w:tc>
@@ -8046,16 +8023,8 @@
               <w:rPr>
                 <w:lang w:val="es-GT"/>
               </w:rPr>
-              <w:t xml:space="preserve">1 </w:t>
-            </w:r>
-            <w:proofErr w:type="gramStart"/>
-            <w:r>
-              <w:rPr>
-                <w:lang w:val="es-GT"/>
-              </w:rPr>
-              <w:t>Unidad</w:t>
-            </w:r>
-            <w:proofErr w:type="gramEnd"/>
+              <w:t>1 Unidad</w:t>
+            </w:r>
           </w:p>
         </w:tc>
         <w:tc>
@@ -8803,7 +8772,7 @@
           <w:lang w:val="es-GT"/>
         </w:rPr>
       </w:pPr>
-      <w:bookmarkStart w:id="24" w:name="_Toc161701044"/>
+      <w:bookmarkStart w:id="24" w:name="_Toc161749641"/>
       <w:r>
         <w:rPr>
           <w:lang w:val="es-GT"/>
@@ -9307,19 +9276,11 @@
           <w:lang w:val="es-GT"/>
         </w:rPr>
       </w:pPr>
-      <w:proofErr w:type="gramStart"/>
-      <w:r>
-        <w:rPr>
-          <w:lang w:val="es-GT"/>
-        </w:rPr>
-        <w:t>Antecedentes  de</w:t>
-      </w:r>
-      <w:proofErr w:type="gramEnd"/>
-      <w:r>
-        <w:rPr>
-          <w:lang w:val="es-GT"/>
-        </w:rPr>
-        <w:t xml:space="preserve"> la empresa</w:t>
+      <w:r>
+        <w:rPr>
+          <w:lang w:val="es-GT"/>
+        </w:rPr>
+        <w:t>Antecedentes  de la empresa</w:t>
       </w:r>
     </w:p>
     <w:p>
@@ -9446,21 +9407,12 @@
           <w:lang w:val="es-GT"/>
         </w:rPr>
       </w:pPr>
-      <w:proofErr w:type="spellStart"/>
       <w:r>
         <w:rPr>
           <w:b/>
           <w:lang w:val="es-GT"/>
         </w:rPr>
-        <w:t>Capitulo</w:t>
-      </w:r>
-      <w:proofErr w:type="spellEnd"/>
-      <w:r>
-        <w:rPr>
-          <w:b/>
-          <w:lang w:val="es-GT"/>
-        </w:rPr>
-        <w:t xml:space="preserve"> 2. Fase Técnico Profesional</w:t>
+        <w:t>Capitulo 2. Fase Técnico Profesional</w:t>
       </w:r>
     </w:p>
     <w:p>
@@ -9569,21 +9521,12 @@
           <w:lang w:val="es-GT"/>
         </w:rPr>
       </w:pPr>
-      <w:proofErr w:type="spellStart"/>
       <w:r>
         <w:rPr>
           <w:b/>
           <w:lang w:val="es-GT"/>
         </w:rPr>
-        <w:t>Capitulo</w:t>
-      </w:r>
-      <w:proofErr w:type="spellEnd"/>
-      <w:r>
-        <w:rPr>
-          <w:b/>
-          <w:lang w:val="es-GT"/>
-        </w:rPr>
-        <w:t xml:space="preserve"> 3. Fase Enseñanza Aprendizaje</w:t>
+        <w:t>Capitulo 3. Fase Enseñanza Aprendizaje</w:t>
       </w:r>
     </w:p>
     <w:p>
@@ -9733,7 +9676,7 @@
           <w:lang w:val="es-GT"/>
         </w:rPr>
       </w:pPr>
-      <w:bookmarkStart w:id="25" w:name="_Toc161701045"/>
+      <w:bookmarkStart w:id="25" w:name="_Toc161749642"/>
       <w:r>
         <w:rPr>
           <w:lang w:val="es-GT"/>
@@ -10190,25 +10133,14 @@
                 <w:szCs w:val="22"/>
               </w:rPr>
             </w:pPr>
-            <w:proofErr w:type="spellStart"/>
-            <w:r>
-              <w:rPr>
-                <w:rFonts w:ascii="Calibri" w:hAnsi="Calibri" w:cs="Calibri"/>
-                <w:color w:val="000000"/>
-                <w:sz w:val="22"/>
-                <w:szCs w:val="22"/>
-              </w:rPr>
-              <w:t>Construccion</w:t>
-            </w:r>
-            <w:proofErr w:type="spellEnd"/>
-            <w:r>
-              <w:rPr>
-                <w:rFonts w:ascii="Calibri" w:hAnsi="Calibri" w:cs="Calibri"/>
-                <w:color w:val="000000"/>
-                <w:sz w:val="22"/>
-                <w:szCs w:val="22"/>
-              </w:rPr>
-              <w:t xml:space="preserve"> de configuraciones para entorno</w:t>
+            <w:r>
+              <w:rPr>
+                <w:rFonts w:ascii="Calibri" w:hAnsi="Calibri" w:cs="Calibri"/>
+                <w:color w:val="000000"/>
+                <w:sz w:val="22"/>
+                <w:szCs w:val="22"/>
+              </w:rPr>
+              <w:t>Construccion de configuraciones para entorno</w:t>
             </w:r>
           </w:p>
         </w:tc>
@@ -10322,25 +10254,14 @@
                 <w:szCs w:val="22"/>
               </w:rPr>
             </w:pPr>
-            <w:proofErr w:type="spellStart"/>
-            <w:r>
-              <w:rPr>
-                <w:rFonts w:ascii="Calibri" w:hAnsi="Calibri" w:cs="Calibri"/>
-                <w:color w:val="000000"/>
-                <w:sz w:val="22"/>
-                <w:szCs w:val="22"/>
-              </w:rPr>
-              <w:t>Replicacion</w:t>
-            </w:r>
-            <w:proofErr w:type="spellEnd"/>
-            <w:r>
-              <w:rPr>
-                <w:rFonts w:ascii="Calibri" w:hAnsi="Calibri" w:cs="Calibri"/>
-                <w:color w:val="000000"/>
-                <w:sz w:val="22"/>
-                <w:szCs w:val="22"/>
-              </w:rPr>
-              <w:t xml:space="preserve"> del ambiente actual en el entorno</w:t>
+            <w:r>
+              <w:rPr>
+                <w:rFonts w:ascii="Calibri" w:hAnsi="Calibri" w:cs="Calibri"/>
+                <w:color w:val="000000"/>
+                <w:sz w:val="22"/>
+                <w:szCs w:val="22"/>
+              </w:rPr>
+              <w:t>Replicacion del ambiente actual en el entorno</w:t>
             </w:r>
           </w:p>
         </w:tc>
@@ -10576,25 +10497,14 @@
                 <w:szCs w:val="22"/>
               </w:rPr>
             </w:pPr>
-            <w:proofErr w:type="spellStart"/>
-            <w:r>
-              <w:rPr>
-                <w:rFonts w:ascii="Calibri" w:hAnsi="Calibri" w:cs="Calibri"/>
-                <w:color w:val="000000"/>
-                <w:sz w:val="22"/>
-                <w:szCs w:val="22"/>
-              </w:rPr>
-              <w:t>Analisis</w:t>
-            </w:r>
-            <w:proofErr w:type="spellEnd"/>
-            <w:r>
-              <w:rPr>
-                <w:rFonts w:ascii="Calibri" w:hAnsi="Calibri" w:cs="Calibri"/>
-                <w:color w:val="000000"/>
-                <w:sz w:val="22"/>
-                <w:szCs w:val="22"/>
-              </w:rPr>
-              <w:t xml:space="preserve"> de tablas existentes</w:t>
+            <w:r>
+              <w:rPr>
+                <w:rFonts w:ascii="Calibri" w:hAnsi="Calibri" w:cs="Calibri"/>
+                <w:color w:val="000000"/>
+                <w:sz w:val="22"/>
+                <w:szCs w:val="22"/>
+              </w:rPr>
+              <w:t>Analisis de tablas existentes</w:t>
             </w:r>
           </w:p>
         </w:tc>
@@ -10708,25 +10618,14 @@
                 <w:szCs w:val="22"/>
               </w:rPr>
             </w:pPr>
-            <w:proofErr w:type="spellStart"/>
-            <w:r>
-              <w:rPr>
-                <w:rFonts w:ascii="Calibri" w:hAnsi="Calibri" w:cs="Calibri"/>
-                <w:color w:val="000000"/>
-                <w:sz w:val="22"/>
-                <w:szCs w:val="22"/>
-              </w:rPr>
-              <w:t>Creacion</w:t>
-            </w:r>
-            <w:proofErr w:type="spellEnd"/>
-            <w:r>
-              <w:rPr>
-                <w:rFonts w:ascii="Calibri" w:hAnsi="Calibri" w:cs="Calibri"/>
-                <w:color w:val="000000"/>
-                <w:sz w:val="22"/>
-                <w:szCs w:val="22"/>
-              </w:rPr>
-              <w:t xml:space="preserve"> de la base de datos</w:t>
+            <w:r>
+              <w:rPr>
+                <w:rFonts w:ascii="Calibri" w:hAnsi="Calibri" w:cs="Calibri"/>
+                <w:color w:val="000000"/>
+                <w:sz w:val="22"/>
+                <w:szCs w:val="22"/>
+              </w:rPr>
+              <w:t>Creacion de la base de datos</w:t>
             </w:r>
           </w:p>
         </w:tc>
@@ -10840,25 +10739,14 @@
                 <w:szCs w:val="22"/>
               </w:rPr>
             </w:pPr>
-            <w:proofErr w:type="spellStart"/>
-            <w:r>
-              <w:rPr>
-                <w:rFonts w:ascii="Calibri" w:hAnsi="Calibri" w:cs="Calibri"/>
-                <w:color w:val="000000"/>
-                <w:sz w:val="22"/>
-                <w:szCs w:val="22"/>
-              </w:rPr>
-              <w:t>Validacion</w:t>
-            </w:r>
-            <w:proofErr w:type="spellEnd"/>
-            <w:r>
-              <w:rPr>
-                <w:rFonts w:ascii="Calibri" w:hAnsi="Calibri" w:cs="Calibri"/>
-                <w:color w:val="000000"/>
-                <w:sz w:val="22"/>
-                <w:szCs w:val="22"/>
-              </w:rPr>
-              <w:t xml:space="preserve"> de relaciones entre tablas </w:t>
+            <w:r>
+              <w:rPr>
+                <w:rFonts w:ascii="Calibri" w:hAnsi="Calibri" w:cs="Calibri"/>
+                <w:color w:val="000000"/>
+                <w:sz w:val="22"/>
+                <w:szCs w:val="22"/>
+              </w:rPr>
+              <w:t xml:space="preserve">Validacion de relaciones entre tablas </w:t>
             </w:r>
           </w:p>
         </w:tc>
@@ -10981,31 +10869,7 @@
                 <w:sz w:val="22"/>
                 <w:szCs w:val="22"/>
               </w:rPr>
-              <w:t xml:space="preserve">Dev. </w:t>
-            </w:r>
-            <w:proofErr w:type="spellStart"/>
-            <w:r>
-              <w:rPr>
-                <w:rFonts w:ascii="Calibri" w:hAnsi="Calibri" w:cs="Calibri"/>
-                <w:b/>
-                <w:bCs/>
-                <w:color w:val="000000"/>
-                <w:sz w:val="22"/>
-                <w:szCs w:val="22"/>
-              </w:rPr>
-              <w:t>Modulo</w:t>
-            </w:r>
-            <w:proofErr w:type="spellEnd"/>
-            <w:r>
-              <w:rPr>
-                <w:rFonts w:ascii="Calibri" w:hAnsi="Calibri" w:cs="Calibri"/>
-                <w:b/>
-                <w:bCs/>
-                <w:color w:val="000000"/>
-                <w:sz w:val="22"/>
-                <w:szCs w:val="22"/>
-              </w:rPr>
-              <w:t xml:space="preserve"> de carga de foros para tutores</w:t>
+              <w:t>Dev. Modulo de carga de foros para tutores</w:t>
             </w:r>
           </w:p>
         </w:tc>
@@ -11118,45 +10982,14 @@
                 <w:szCs w:val="22"/>
               </w:rPr>
             </w:pPr>
-            <w:proofErr w:type="spellStart"/>
-            <w:r>
-              <w:rPr>
-                <w:rFonts w:ascii="Calibri" w:hAnsi="Calibri" w:cs="Calibri"/>
-                <w:color w:val="000000"/>
-                <w:sz w:val="22"/>
-                <w:szCs w:val="22"/>
-              </w:rPr>
-              <w:t>Creacion</w:t>
-            </w:r>
-            <w:proofErr w:type="spellEnd"/>
-            <w:r>
-              <w:rPr>
-                <w:rFonts w:ascii="Calibri" w:hAnsi="Calibri" w:cs="Calibri"/>
-                <w:color w:val="000000"/>
-                <w:sz w:val="22"/>
-                <w:szCs w:val="22"/>
-              </w:rPr>
-              <w:t xml:space="preserve"> e </w:t>
-            </w:r>
-            <w:proofErr w:type="spellStart"/>
-            <w:r>
-              <w:rPr>
-                <w:rFonts w:ascii="Calibri" w:hAnsi="Calibri" w:cs="Calibri"/>
-                <w:color w:val="000000"/>
-                <w:sz w:val="22"/>
-                <w:szCs w:val="22"/>
-              </w:rPr>
-              <w:t>implementacion</w:t>
-            </w:r>
-            <w:proofErr w:type="spellEnd"/>
-            <w:r>
-              <w:rPr>
-                <w:rFonts w:ascii="Calibri" w:hAnsi="Calibri" w:cs="Calibri"/>
-                <w:color w:val="000000"/>
-                <w:sz w:val="22"/>
-                <w:szCs w:val="22"/>
-              </w:rPr>
-              <w:t xml:space="preserve"> de nuevas pantallas</w:t>
+            <w:r>
+              <w:rPr>
+                <w:rFonts w:ascii="Calibri" w:hAnsi="Calibri" w:cs="Calibri"/>
+                <w:color w:val="000000"/>
+                <w:sz w:val="22"/>
+                <w:szCs w:val="22"/>
+              </w:rPr>
+              <w:t>Creacion e implementacion de nuevas pantallas</w:t>
             </w:r>
           </w:p>
         </w:tc>
@@ -11270,25 +11103,14 @@
                 <w:szCs w:val="22"/>
               </w:rPr>
             </w:pPr>
-            <w:proofErr w:type="spellStart"/>
-            <w:r>
-              <w:rPr>
-                <w:rFonts w:ascii="Calibri" w:hAnsi="Calibri" w:cs="Calibri"/>
-                <w:color w:val="000000"/>
-                <w:sz w:val="22"/>
-                <w:szCs w:val="22"/>
-              </w:rPr>
-              <w:t>Verificacion</w:t>
-            </w:r>
-            <w:proofErr w:type="spellEnd"/>
-            <w:r>
-              <w:rPr>
-                <w:rFonts w:ascii="Calibri" w:hAnsi="Calibri" w:cs="Calibri"/>
-                <w:color w:val="000000"/>
-                <w:sz w:val="22"/>
-                <w:szCs w:val="22"/>
-              </w:rPr>
-              <w:t xml:space="preserve"> del tipo de usuario</w:t>
+            <w:r>
+              <w:rPr>
+                <w:rFonts w:ascii="Calibri" w:hAnsi="Calibri" w:cs="Calibri"/>
+                <w:color w:val="000000"/>
+                <w:sz w:val="22"/>
+                <w:szCs w:val="22"/>
+              </w:rPr>
+              <w:t>Verificacion del tipo de usuario</w:t>
             </w:r>
           </w:p>
         </w:tc>
@@ -11402,25 +11224,14 @@
                 <w:szCs w:val="22"/>
               </w:rPr>
             </w:pPr>
-            <w:proofErr w:type="spellStart"/>
-            <w:r>
-              <w:rPr>
-                <w:rFonts w:ascii="Calibri" w:hAnsi="Calibri" w:cs="Calibri"/>
-                <w:color w:val="000000"/>
-                <w:sz w:val="22"/>
-                <w:szCs w:val="22"/>
-              </w:rPr>
-              <w:t>Verificacion</w:t>
-            </w:r>
-            <w:proofErr w:type="spellEnd"/>
-            <w:r>
-              <w:rPr>
-                <w:rFonts w:ascii="Calibri" w:hAnsi="Calibri" w:cs="Calibri"/>
-                <w:color w:val="000000"/>
-                <w:sz w:val="22"/>
-                <w:szCs w:val="22"/>
-              </w:rPr>
-              <w:t xml:space="preserve"> de campos en el formulario</w:t>
+            <w:r>
+              <w:rPr>
+                <w:rFonts w:ascii="Calibri" w:hAnsi="Calibri" w:cs="Calibri"/>
+                <w:color w:val="000000"/>
+                <w:sz w:val="22"/>
+                <w:szCs w:val="22"/>
+              </w:rPr>
+              <w:t>Verificacion de campos en el formulario</w:t>
             </w:r>
           </w:p>
         </w:tc>
@@ -11534,45 +11345,14 @@
                 <w:szCs w:val="22"/>
               </w:rPr>
             </w:pPr>
-            <w:proofErr w:type="spellStart"/>
-            <w:r>
-              <w:rPr>
-                <w:rFonts w:ascii="Calibri" w:hAnsi="Calibri" w:cs="Calibri"/>
-                <w:color w:val="000000"/>
-                <w:sz w:val="22"/>
-                <w:szCs w:val="22"/>
-              </w:rPr>
-              <w:t>Metodos</w:t>
-            </w:r>
-            <w:proofErr w:type="spellEnd"/>
-            <w:r>
-              <w:rPr>
-                <w:rFonts w:ascii="Calibri" w:hAnsi="Calibri" w:cs="Calibri"/>
-                <w:color w:val="000000"/>
-                <w:sz w:val="22"/>
-                <w:szCs w:val="22"/>
-              </w:rPr>
-              <w:t xml:space="preserve"> de </w:t>
-            </w:r>
-            <w:proofErr w:type="spellStart"/>
-            <w:r>
-              <w:rPr>
-                <w:rFonts w:ascii="Calibri" w:hAnsi="Calibri" w:cs="Calibri"/>
-                <w:color w:val="000000"/>
-                <w:sz w:val="22"/>
-                <w:szCs w:val="22"/>
-              </w:rPr>
-              <w:t>verificacion</w:t>
-            </w:r>
-            <w:proofErr w:type="spellEnd"/>
-            <w:r>
-              <w:rPr>
-                <w:rFonts w:ascii="Calibri" w:hAnsi="Calibri" w:cs="Calibri"/>
-                <w:color w:val="000000"/>
-                <w:sz w:val="22"/>
-                <w:szCs w:val="22"/>
-              </w:rPr>
-              <w:t xml:space="preserve"> de vigencia del formulario</w:t>
+            <w:r>
+              <w:rPr>
+                <w:rFonts w:ascii="Calibri" w:hAnsi="Calibri" w:cs="Calibri"/>
+                <w:color w:val="000000"/>
+                <w:sz w:val="22"/>
+                <w:szCs w:val="22"/>
+              </w:rPr>
+              <w:t>Metodos de verificacion de vigencia del formulario</w:t>
             </w:r>
           </w:p>
         </w:tc>
@@ -11686,25 +11466,14 @@
                 <w:szCs w:val="22"/>
               </w:rPr>
             </w:pPr>
-            <w:proofErr w:type="spellStart"/>
-            <w:r>
-              <w:rPr>
-                <w:rFonts w:ascii="Calibri" w:hAnsi="Calibri" w:cs="Calibri"/>
-                <w:color w:val="000000"/>
-                <w:sz w:val="22"/>
-                <w:szCs w:val="22"/>
-              </w:rPr>
-              <w:t>Metodos</w:t>
-            </w:r>
-            <w:proofErr w:type="spellEnd"/>
-            <w:r>
-              <w:rPr>
-                <w:rFonts w:ascii="Calibri" w:hAnsi="Calibri" w:cs="Calibri"/>
-                <w:color w:val="000000"/>
-                <w:sz w:val="22"/>
-                <w:szCs w:val="22"/>
-              </w:rPr>
-              <w:t xml:space="preserve"> guardar, modificar y eliminar el formulario</w:t>
+            <w:r>
+              <w:rPr>
+                <w:rFonts w:ascii="Calibri" w:hAnsi="Calibri" w:cs="Calibri"/>
+                <w:color w:val="000000"/>
+                <w:sz w:val="22"/>
+                <w:szCs w:val="22"/>
+              </w:rPr>
+              <w:t>Metodos guardar, modificar y eliminar el formulario</w:t>
             </w:r>
           </w:p>
         </w:tc>
@@ -11827,55 +11596,7 @@
                 <w:sz w:val="22"/>
                 <w:szCs w:val="22"/>
               </w:rPr>
-              <w:t xml:space="preserve">Dev. </w:t>
-            </w:r>
-            <w:proofErr w:type="spellStart"/>
-            <w:r>
-              <w:rPr>
-                <w:rFonts w:ascii="Calibri" w:hAnsi="Calibri" w:cs="Calibri"/>
-                <w:b/>
-                <w:bCs/>
-                <w:color w:val="000000"/>
-                <w:sz w:val="22"/>
-                <w:szCs w:val="22"/>
-              </w:rPr>
-              <w:t>Modulo</w:t>
-            </w:r>
-            <w:proofErr w:type="spellEnd"/>
-            <w:r>
-              <w:rPr>
-                <w:rFonts w:ascii="Calibri" w:hAnsi="Calibri" w:cs="Calibri"/>
-                <w:b/>
-                <w:bCs/>
-                <w:color w:val="000000"/>
-                <w:sz w:val="22"/>
-                <w:szCs w:val="22"/>
-              </w:rPr>
-              <w:t xml:space="preserve"> de </w:t>
-            </w:r>
-            <w:proofErr w:type="spellStart"/>
-            <w:r>
-              <w:rPr>
-                <w:rFonts w:ascii="Calibri" w:hAnsi="Calibri" w:cs="Calibri"/>
-                <w:b/>
-                <w:bCs/>
-                <w:color w:val="000000"/>
-                <w:sz w:val="22"/>
-                <w:szCs w:val="22"/>
-              </w:rPr>
-              <w:t>visualizacion</w:t>
-            </w:r>
-            <w:proofErr w:type="spellEnd"/>
-            <w:r>
-              <w:rPr>
-                <w:rFonts w:ascii="Calibri" w:hAnsi="Calibri" w:cs="Calibri"/>
-                <w:b/>
-                <w:bCs/>
-                <w:color w:val="000000"/>
-                <w:sz w:val="22"/>
-                <w:szCs w:val="22"/>
-              </w:rPr>
-              <w:t xml:space="preserve"> de foros semanales</w:t>
+              <w:t>Dev. Modulo de visualizacion de foros semanales</w:t>
             </w:r>
           </w:p>
         </w:tc>
@@ -11988,45 +11709,14 @@
                 <w:szCs w:val="22"/>
               </w:rPr>
             </w:pPr>
-            <w:proofErr w:type="spellStart"/>
-            <w:r>
-              <w:rPr>
-                <w:rFonts w:ascii="Calibri" w:hAnsi="Calibri" w:cs="Calibri"/>
-                <w:color w:val="000000"/>
-                <w:sz w:val="22"/>
-                <w:szCs w:val="22"/>
-              </w:rPr>
-              <w:t>Creacion</w:t>
-            </w:r>
-            <w:proofErr w:type="spellEnd"/>
-            <w:r>
-              <w:rPr>
-                <w:rFonts w:ascii="Calibri" w:hAnsi="Calibri" w:cs="Calibri"/>
-                <w:color w:val="000000"/>
-                <w:sz w:val="22"/>
-                <w:szCs w:val="22"/>
-              </w:rPr>
-              <w:t xml:space="preserve"> e </w:t>
-            </w:r>
-            <w:proofErr w:type="spellStart"/>
-            <w:r>
-              <w:rPr>
-                <w:rFonts w:ascii="Calibri" w:hAnsi="Calibri" w:cs="Calibri"/>
-                <w:color w:val="000000"/>
-                <w:sz w:val="22"/>
-                <w:szCs w:val="22"/>
-              </w:rPr>
-              <w:t>implementacion</w:t>
-            </w:r>
-            <w:proofErr w:type="spellEnd"/>
-            <w:r>
-              <w:rPr>
-                <w:rFonts w:ascii="Calibri" w:hAnsi="Calibri" w:cs="Calibri"/>
-                <w:color w:val="000000"/>
-                <w:sz w:val="22"/>
-                <w:szCs w:val="22"/>
-              </w:rPr>
-              <w:t xml:space="preserve"> de nuevas pantallas</w:t>
+            <w:r>
+              <w:rPr>
+                <w:rFonts w:ascii="Calibri" w:hAnsi="Calibri" w:cs="Calibri"/>
+                <w:color w:val="000000"/>
+                <w:sz w:val="22"/>
+                <w:szCs w:val="22"/>
+              </w:rPr>
+              <w:t>Creacion e implementacion de nuevas pantallas</w:t>
             </w:r>
           </w:p>
         </w:tc>
@@ -12140,25 +11830,14 @@
                 <w:szCs w:val="22"/>
               </w:rPr>
             </w:pPr>
-            <w:proofErr w:type="spellStart"/>
-            <w:r>
-              <w:rPr>
-                <w:rFonts w:ascii="Calibri" w:hAnsi="Calibri" w:cs="Calibri"/>
-                <w:color w:val="000000"/>
-                <w:sz w:val="22"/>
-                <w:szCs w:val="22"/>
-              </w:rPr>
-              <w:t>Verificacion</w:t>
-            </w:r>
-            <w:proofErr w:type="spellEnd"/>
-            <w:r>
-              <w:rPr>
-                <w:rFonts w:ascii="Calibri" w:hAnsi="Calibri" w:cs="Calibri"/>
-                <w:color w:val="000000"/>
-                <w:sz w:val="22"/>
-                <w:szCs w:val="22"/>
-              </w:rPr>
-              <w:t xml:space="preserve"> del tipo de usuario</w:t>
+            <w:r>
+              <w:rPr>
+                <w:rFonts w:ascii="Calibri" w:hAnsi="Calibri" w:cs="Calibri"/>
+                <w:color w:val="000000"/>
+                <w:sz w:val="22"/>
+                <w:szCs w:val="22"/>
+              </w:rPr>
+              <w:t>Verificacion del tipo de usuario</w:t>
             </w:r>
           </w:p>
         </w:tc>
@@ -12272,25 +11951,14 @@
                 <w:szCs w:val="22"/>
               </w:rPr>
             </w:pPr>
-            <w:proofErr w:type="spellStart"/>
-            <w:r>
-              <w:rPr>
-                <w:rFonts w:ascii="Calibri" w:hAnsi="Calibri" w:cs="Calibri"/>
-                <w:color w:val="000000"/>
-                <w:sz w:val="22"/>
-                <w:szCs w:val="22"/>
-              </w:rPr>
-              <w:t>Verificacion</w:t>
-            </w:r>
-            <w:proofErr w:type="spellEnd"/>
-            <w:r>
-              <w:rPr>
-                <w:rFonts w:ascii="Calibri" w:hAnsi="Calibri" w:cs="Calibri"/>
-                <w:color w:val="000000"/>
-                <w:sz w:val="22"/>
-                <w:szCs w:val="22"/>
-              </w:rPr>
-              <w:t xml:space="preserve"> de campos en el formulario</w:t>
+            <w:r>
+              <w:rPr>
+                <w:rFonts w:ascii="Calibri" w:hAnsi="Calibri" w:cs="Calibri"/>
+                <w:color w:val="000000"/>
+                <w:sz w:val="22"/>
+                <w:szCs w:val="22"/>
+              </w:rPr>
+              <w:t>Verificacion de campos en el formulario</w:t>
             </w:r>
           </w:p>
         </w:tc>
@@ -12404,45 +12072,14 @@
                 <w:szCs w:val="22"/>
               </w:rPr>
             </w:pPr>
-            <w:proofErr w:type="spellStart"/>
-            <w:r>
-              <w:rPr>
-                <w:rFonts w:ascii="Calibri" w:hAnsi="Calibri" w:cs="Calibri"/>
-                <w:color w:val="000000"/>
-                <w:sz w:val="22"/>
-                <w:szCs w:val="22"/>
-              </w:rPr>
-              <w:t>Metodos</w:t>
-            </w:r>
-            <w:proofErr w:type="spellEnd"/>
-            <w:r>
-              <w:rPr>
-                <w:rFonts w:ascii="Calibri" w:hAnsi="Calibri" w:cs="Calibri"/>
-                <w:color w:val="000000"/>
-                <w:sz w:val="22"/>
-                <w:szCs w:val="22"/>
-              </w:rPr>
-              <w:t xml:space="preserve"> e </w:t>
-            </w:r>
-            <w:proofErr w:type="spellStart"/>
-            <w:r>
-              <w:rPr>
-                <w:rFonts w:ascii="Calibri" w:hAnsi="Calibri" w:cs="Calibri"/>
-                <w:color w:val="000000"/>
-                <w:sz w:val="22"/>
-                <w:szCs w:val="22"/>
-              </w:rPr>
-              <w:t>implementacion</w:t>
-            </w:r>
-            <w:proofErr w:type="spellEnd"/>
-            <w:r>
-              <w:rPr>
-                <w:rFonts w:ascii="Calibri" w:hAnsi="Calibri" w:cs="Calibri"/>
-                <w:color w:val="000000"/>
-                <w:sz w:val="22"/>
-                <w:szCs w:val="22"/>
-              </w:rPr>
-              <w:t xml:space="preserve"> de filtros</w:t>
+            <w:r>
+              <w:rPr>
+                <w:rFonts w:ascii="Calibri" w:hAnsi="Calibri" w:cs="Calibri"/>
+                <w:color w:val="000000"/>
+                <w:sz w:val="22"/>
+                <w:szCs w:val="22"/>
+              </w:rPr>
+              <w:t>Metodos e implementacion de filtros</w:t>
             </w:r>
           </w:p>
         </w:tc>
@@ -12556,25 +12193,14 @@
                 <w:szCs w:val="22"/>
               </w:rPr>
             </w:pPr>
-            <w:proofErr w:type="spellStart"/>
-            <w:r>
-              <w:rPr>
-                <w:rFonts w:ascii="Calibri" w:hAnsi="Calibri" w:cs="Calibri"/>
-                <w:color w:val="000000"/>
-                <w:sz w:val="22"/>
-                <w:szCs w:val="22"/>
-              </w:rPr>
-              <w:t>Exportacion</w:t>
-            </w:r>
-            <w:proofErr w:type="spellEnd"/>
-            <w:r>
-              <w:rPr>
-                <w:rFonts w:ascii="Calibri" w:hAnsi="Calibri" w:cs="Calibri"/>
-                <w:color w:val="000000"/>
-                <w:sz w:val="22"/>
-                <w:szCs w:val="22"/>
-              </w:rPr>
-              <w:t xml:space="preserve"> de notas en CSV</w:t>
+            <w:r>
+              <w:rPr>
+                <w:rFonts w:ascii="Calibri" w:hAnsi="Calibri" w:cs="Calibri"/>
+                <w:color w:val="000000"/>
+                <w:sz w:val="22"/>
+                <w:szCs w:val="22"/>
+              </w:rPr>
+              <w:t>Exportacion de notas en CSV</w:t>
             </w:r>
           </w:p>
         </w:tc>
@@ -12697,55 +12323,7 @@
                 <w:sz w:val="22"/>
                 <w:szCs w:val="22"/>
               </w:rPr>
-              <w:t xml:space="preserve">Dev. </w:t>
-            </w:r>
-            <w:proofErr w:type="spellStart"/>
-            <w:r>
-              <w:rPr>
-                <w:rFonts w:ascii="Calibri" w:hAnsi="Calibri" w:cs="Calibri"/>
-                <w:b/>
-                <w:bCs/>
-                <w:color w:val="000000"/>
-                <w:sz w:val="22"/>
-                <w:szCs w:val="22"/>
-              </w:rPr>
-              <w:t>Modulo</w:t>
-            </w:r>
-            <w:proofErr w:type="spellEnd"/>
-            <w:r>
-              <w:rPr>
-                <w:rFonts w:ascii="Calibri" w:hAnsi="Calibri" w:cs="Calibri"/>
-                <w:b/>
-                <w:bCs/>
-                <w:color w:val="000000"/>
-                <w:sz w:val="22"/>
-                <w:szCs w:val="22"/>
-              </w:rPr>
-              <w:t xml:space="preserve"> de </w:t>
-            </w:r>
-            <w:proofErr w:type="spellStart"/>
-            <w:r>
-              <w:rPr>
-                <w:rFonts w:ascii="Calibri" w:hAnsi="Calibri" w:cs="Calibri"/>
-                <w:b/>
-                <w:bCs/>
-                <w:color w:val="000000"/>
-                <w:sz w:val="22"/>
-                <w:szCs w:val="22"/>
-              </w:rPr>
-              <w:t>calificacion</w:t>
-            </w:r>
-            <w:proofErr w:type="spellEnd"/>
-            <w:r>
-              <w:rPr>
-                <w:rFonts w:ascii="Calibri" w:hAnsi="Calibri" w:cs="Calibri"/>
-                <w:b/>
-                <w:bCs/>
-                <w:color w:val="000000"/>
-                <w:sz w:val="22"/>
-                <w:szCs w:val="22"/>
-              </w:rPr>
-              <w:t xml:space="preserve"> de foros semanales</w:t>
+              <w:t>Dev. Modulo de calificacion de foros semanales</w:t>
             </w:r>
           </w:p>
         </w:tc>
@@ -12858,45 +12436,14 @@
                 <w:szCs w:val="22"/>
               </w:rPr>
             </w:pPr>
-            <w:proofErr w:type="spellStart"/>
-            <w:r>
-              <w:rPr>
-                <w:rFonts w:ascii="Calibri" w:hAnsi="Calibri" w:cs="Calibri"/>
-                <w:color w:val="000000"/>
-                <w:sz w:val="22"/>
-                <w:szCs w:val="22"/>
-              </w:rPr>
-              <w:t>Creacion</w:t>
-            </w:r>
-            <w:proofErr w:type="spellEnd"/>
-            <w:r>
-              <w:rPr>
-                <w:rFonts w:ascii="Calibri" w:hAnsi="Calibri" w:cs="Calibri"/>
-                <w:color w:val="000000"/>
-                <w:sz w:val="22"/>
-                <w:szCs w:val="22"/>
-              </w:rPr>
-              <w:t xml:space="preserve"> e </w:t>
-            </w:r>
-            <w:proofErr w:type="spellStart"/>
-            <w:r>
-              <w:rPr>
-                <w:rFonts w:ascii="Calibri" w:hAnsi="Calibri" w:cs="Calibri"/>
-                <w:color w:val="000000"/>
-                <w:sz w:val="22"/>
-                <w:szCs w:val="22"/>
-              </w:rPr>
-              <w:t>implementacion</w:t>
-            </w:r>
-            <w:proofErr w:type="spellEnd"/>
-            <w:r>
-              <w:rPr>
-                <w:rFonts w:ascii="Calibri" w:hAnsi="Calibri" w:cs="Calibri"/>
-                <w:color w:val="000000"/>
-                <w:sz w:val="22"/>
-                <w:szCs w:val="22"/>
-              </w:rPr>
-              <w:t xml:space="preserve"> de nuevas pantallas</w:t>
+            <w:r>
+              <w:rPr>
+                <w:rFonts w:ascii="Calibri" w:hAnsi="Calibri" w:cs="Calibri"/>
+                <w:color w:val="000000"/>
+                <w:sz w:val="22"/>
+                <w:szCs w:val="22"/>
+              </w:rPr>
+              <w:t>Creacion e implementacion de nuevas pantallas</w:t>
             </w:r>
           </w:p>
         </w:tc>
@@ -13010,25 +12557,14 @@
                 <w:szCs w:val="22"/>
               </w:rPr>
             </w:pPr>
-            <w:proofErr w:type="spellStart"/>
-            <w:r>
-              <w:rPr>
-                <w:rFonts w:ascii="Calibri" w:hAnsi="Calibri" w:cs="Calibri"/>
-                <w:color w:val="000000"/>
-                <w:sz w:val="22"/>
-                <w:szCs w:val="22"/>
-              </w:rPr>
-              <w:t>Verificacion</w:t>
-            </w:r>
-            <w:proofErr w:type="spellEnd"/>
-            <w:r>
-              <w:rPr>
-                <w:rFonts w:ascii="Calibri" w:hAnsi="Calibri" w:cs="Calibri"/>
-                <w:color w:val="000000"/>
-                <w:sz w:val="22"/>
-                <w:szCs w:val="22"/>
-              </w:rPr>
-              <w:t xml:space="preserve"> de campos en las tablas</w:t>
+            <w:r>
+              <w:rPr>
+                <w:rFonts w:ascii="Calibri" w:hAnsi="Calibri" w:cs="Calibri"/>
+                <w:color w:val="000000"/>
+                <w:sz w:val="22"/>
+                <w:szCs w:val="22"/>
+              </w:rPr>
+              <w:t>Verificacion de campos en las tablas</w:t>
             </w:r>
           </w:p>
         </w:tc>
@@ -13142,45 +12678,14 @@
                 <w:szCs w:val="22"/>
               </w:rPr>
             </w:pPr>
-            <w:proofErr w:type="spellStart"/>
-            <w:r>
-              <w:rPr>
-                <w:rFonts w:ascii="Calibri" w:hAnsi="Calibri" w:cs="Calibri"/>
-                <w:color w:val="000000"/>
-                <w:sz w:val="22"/>
-                <w:szCs w:val="22"/>
-              </w:rPr>
-              <w:t>Metodos</w:t>
-            </w:r>
-            <w:proofErr w:type="spellEnd"/>
-            <w:r>
-              <w:rPr>
-                <w:rFonts w:ascii="Calibri" w:hAnsi="Calibri" w:cs="Calibri"/>
-                <w:color w:val="000000"/>
-                <w:sz w:val="22"/>
-                <w:szCs w:val="22"/>
-              </w:rPr>
-              <w:t xml:space="preserve"> para crear, modificar y </w:t>
-            </w:r>
-            <w:proofErr w:type="spellStart"/>
-            <w:r>
-              <w:rPr>
-                <w:rFonts w:ascii="Calibri" w:hAnsi="Calibri" w:cs="Calibri"/>
-                <w:color w:val="000000"/>
-                <w:sz w:val="22"/>
-                <w:szCs w:val="22"/>
-              </w:rPr>
-              <w:t>eleminar</w:t>
-            </w:r>
-            <w:proofErr w:type="spellEnd"/>
-            <w:r>
-              <w:rPr>
-                <w:rFonts w:ascii="Calibri" w:hAnsi="Calibri" w:cs="Calibri"/>
-                <w:color w:val="000000"/>
-                <w:sz w:val="22"/>
-                <w:szCs w:val="22"/>
-              </w:rPr>
-              <w:t xml:space="preserve"> ponderaciones</w:t>
+            <w:r>
+              <w:rPr>
+                <w:rFonts w:ascii="Calibri" w:hAnsi="Calibri" w:cs="Calibri"/>
+                <w:color w:val="000000"/>
+                <w:sz w:val="22"/>
+                <w:szCs w:val="22"/>
+              </w:rPr>
+              <w:t>Metodos para crear, modificar y eleminar ponderaciones</w:t>
             </w:r>
           </w:p>
         </w:tc>
@@ -13294,25 +12799,14 @@
                 <w:szCs w:val="22"/>
               </w:rPr>
             </w:pPr>
-            <w:proofErr w:type="spellStart"/>
-            <w:r>
-              <w:rPr>
-                <w:rFonts w:ascii="Calibri" w:hAnsi="Calibri" w:cs="Calibri"/>
-                <w:color w:val="000000"/>
-                <w:sz w:val="22"/>
-                <w:szCs w:val="22"/>
-              </w:rPr>
-              <w:t>Metodos</w:t>
-            </w:r>
-            <w:proofErr w:type="spellEnd"/>
-            <w:r>
-              <w:rPr>
-                <w:rFonts w:ascii="Calibri" w:hAnsi="Calibri" w:cs="Calibri"/>
-                <w:color w:val="000000"/>
-                <w:sz w:val="22"/>
-                <w:szCs w:val="22"/>
-              </w:rPr>
-              <w:t xml:space="preserve"> de lectura y carga de ponderaciones actuales</w:t>
+            <w:r>
+              <w:rPr>
+                <w:rFonts w:ascii="Calibri" w:hAnsi="Calibri" w:cs="Calibri"/>
+                <w:color w:val="000000"/>
+                <w:sz w:val="22"/>
+                <w:szCs w:val="22"/>
+              </w:rPr>
+              <w:t>Metodos de lectura y carga de ponderaciones actuales</w:t>
             </w:r>
           </w:p>
         </w:tc>
@@ -13426,45 +12920,14 @@
                 <w:szCs w:val="22"/>
               </w:rPr>
             </w:pPr>
-            <w:proofErr w:type="spellStart"/>
-            <w:r>
-              <w:rPr>
-                <w:rFonts w:ascii="Calibri" w:hAnsi="Calibri" w:cs="Calibri"/>
-                <w:color w:val="000000"/>
-                <w:sz w:val="22"/>
-                <w:szCs w:val="22"/>
-              </w:rPr>
-              <w:t>Metodos</w:t>
-            </w:r>
-            <w:proofErr w:type="spellEnd"/>
-            <w:r>
-              <w:rPr>
-                <w:rFonts w:ascii="Calibri" w:hAnsi="Calibri" w:cs="Calibri"/>
-                <w:color w:val="000000"/>
-                <w:sz w:val="22"/>
-                <w:szCs w:val="22"/>
-              </w:rPr>
-              <w:t xml:space="preserve"> para guardar, modificar y </w:t>
-            </w:r>
-            <w:proofErr w:type="spellStart"/>
-            <w:r>
-              <w:rPr>
-                <w:rFonts w:ascii="Calibri" w:hAnsi="Calibri" w:cs="Calibri"/>
-                <w:color w:val="000000"/>
-                <w:sz w:val="22"/>
-                <w:szCs w:val="22"/>
-              </w:rPr>
-              <w:t>eleminar</w:t>
-            </w:r>
-            <w:proofErr w:type="spellEnd"/>
-            <w:r>
-              <w:rPr>
-                <w:rFonts w:ascii="Calibri" w:hAnsi="Calibri" w:cs="Calibri"/>
-                <w:color w:val="000000"/>
-                <w:sz w:val="22"/>
-                <w:szCs w:val="22"/>
-              </w:rPr>
-              <w:t xml:space="preserve"> notas</w:t>
+            <w:r>
+              <w:rPr>
+                <w:rFonts w:ascii="Calibri" w:hAnsi="Calibri" w:cs="Calibri"/>
+                <w:color w:val="000000"/>
+                <w:sz w:val="22"/>
+                <w:szCs w:val="22"/>
+              </w:rPr>
+              <w:t>Metodos para guardar, modificar y eleminar notas</w:t>
             </w:r>
           </w:p>
         </w:tc>
@@ -13587,31 +13050,7 @@
                 <w:sz w:val="22"/>
                 <w:szCs w:val="22"/>
               </w:rPr>
-              <w:t xml:space="preserve">Dev. </w:t>
-            </w:r>
-            <w:proofErr w:type="spellStart"/>
-            <w:r>
-              <w:rPr>
-                <w:rFonts w:ascii="Calibri" w:hAnsi="Calibri" w:cs="Calibri"/>
-                <w:b/>
-                <w:bCs/>
-                <w:color w:val="000000"/>
-                <w:sz w:val="22"/>
-                <w:szCs w:val="22"/>
-              </w:rPr>
-              <w:t>Modulo</w:t>
-            </w:r>
-            <w:proofErr w:type="spellEnd"/>
-            <w:r>
-              <w:rPr>
-                <w:rFonts w:ascii="Calibri" w:hAnsi="Calibri" w:cs="Calibri"/>
-                <w:b/>
-                <w:bCs/>
-                <w:color w:val="000000"/>
-                <w:sz w:val="22"/>
-                <w:szCs w:val="22"/>
-              </w:rPr>
-              <w:t xml:space="preserve"> de carga de conferencias de tutores</w:t>
+              <w:t>Dev. Modulo de carga de conferencias de tutores</w:t>
             </w:r>
           </w:p>
         </w:tc>
@@ -13724,45 +13163,14 @@
                 <w:szCs w:val="22"/>
               </w:rPr>
             </w:pPr>
-            <w:proofErr w:type="spellStart"/>
-            <w:r>
-              <w:rPr>
-                <w:rFonts w:ascii="Calibri" w:hAnsi="Calibri" w:cs="Calibri"/>
-                <w:color w:val="000000"/>
-                <w:sz w:val="22"/>
-                <w:szCs w:val="22"/>
-              </w:rPr>
-              <w:t>Creacion</w:t>
-            </w:r>
-            <w:proofErr w:type="spellEnd"/>
-            <w:r>
-              <w:rPr>
-                <w:rFonts w:ascii="Calibri" w:hAnsi="Calibri" w:cs="Calibri"/>
-                <w:color w:val="000000"/>
-                <w:sz w:val="22"/>
-                <w:szCs w:val="22"/>
-              </w:rPr>
-              <w:t xml:space="preserve"> e </w:t>
-            </w:r>
-            <w:proofErr w:type="spellStart"/>
-            <w:r>
-              <w:rPr>
-                <w:rFonts w:ascii="Calibri" w:hAnsi="Calibri" w:cs="Calibri"/>
-                <w:color w:val="000000"/>
-                <w:sz w:val="22"/>
-                <w:szCs w:val="22"/>
-              </w:rPr>
-              <w:t>implementacion</w:t>
-            </w:r>
-            <w:proofErr w:type="spellEnd"/>
-            <w:r>
-              <w:rPr>
-                <w:rFonts w:ascii="Calibri" w:hAnsi="Calibri" w:cs="Calibri"/>
-                <w:color w:val="000000"/>
-                <w:sz w:val="22"/>
-                <w:szCs w:val="22"/>
-              </w:rPr>
-              <w:t xml:space="preserve"> de nuevas pantallas</w:t>
+            <w:r>
+              <w:rPr>
+                <w:rFonts w:ascii="Calibri" w:hAnsi="Calibri" w:cs="Calibri"/>
+                <w:color w:val="000000"/>
+                <w:sz w:val="22"/>
+                <w:szCs w:val="22"/>
+              </w:rPr>
+              <w:t>Creacion e implementacion de nuevas pantallas</w:t>
             </w:r>
           </w:p>
         </w:tc>
@@ -13876,25 +13284,14 @@
                 <w:szCs w:val="22"/>
               </w:rPr>
             </w:pPr>
-            <w:proofErr w:type="spellStart"/>
-            <w:r>
-              <w:rPr>
-                <w:rFonts w:ascii="Calibri" w:hAnsi="Calibri" w:cs="Calibri"/>
-                <w:color w:val="000000"/>
-                <w:sz w:val="22"/>
-                <w:szCs w:val="22"/>
-              </w:rPr>
-              <w:t>Verificacion</w:t>
-            </w:r>
-            <w:proofErr w:type="spellEnd"/>
-            <w:r>
-              <w:rPr>
-                <w:rFonts w:ascii="Calibri" w:hAnsi="Calibri" w:cs="Calibri"/>
-                <w:color w:val="000000"/>
-                <w:sz w:val="22"/>
-                <w:szCs w:val="22"/>
-              </w:rPr>
-              <w:t xml:space="preserve"> del tipo de usuario</w:t>
+            <w:r>
+              <w:rPr>
+                <w:rFonts w:ascii="Calibri" w:hAnsi="Calibri" w:cs="Calibri"/>
+                <w:color w:val="000000"/>
+                <w:sz w:val="22"/>
+                <w:szCs w:val="22"/>
+              </w:rPr>
+              <w:t>Verificacion del tipo de usuario</w:t>
             </w:r>
           </w:p>
         </w:tc>
@@ -14008,25 +13405,14 @@
                 <w:szCs w:val="22"/>
               </w:rPr>
             </w:pPr>
-            <w:proofErr w:type="spellStart"/>
-            <w:r>
-              <w:rPr>
-                <w:rFonts w:ascii="Calibri" w:hAnsi="Calibri" w:cs="Calibri"/>
-                <w:color w:val="000000"/>
-                <w:sz w:val="22"/>
-                <w:szCs w:val="22"/>
-              </w:rPr>
-              <w:t>Verificacion</w:t>
-            </w:r>
-            <w:proofErr w:type="spellEnd"/>
-            <w:r>
-              <w:rPr>
-                <w:rFonts w:ascii="Calibri" w:hAnsi="Calibri" w:cs="Calibri"/>
-                <w:color w:val="000000"/>
-                <w:sz w:val="22"/>
-                <w:szCs w:val="22"/>
-              </w:rPr>
-              <w:t xml:space="preserve"> de campos en el formulario</w:t>
+            <w:r>
+              <w:rPr>
+                <w:rFonts w:ascii="Calibri" w:hAnsi="Calibri" w:cs="Calibri"/>
+                <w:color w:val="000000"/>
+                <w:sz w:val="22"/>
+                <w:szCs w:val="22"/>
+              </w:rPr>
+              <w:t>Verificacion de campos en el formulario</w:t>
             </w:r>
           </w:p>
         </w:tc>
@@ -14140,25 +13526,14 @@
                 <w:szCs w:val="22"/>
               </w:rPr>
             </w:pPr>
-            <w:proofErr w:type="spellStart"/>
-            <w:r>
-              <w:rPr>
-                <w:rFonts w:ascii="Calibri" w:hAnsi="Calibri" w:cs="Calibri"/>
-                <w:color w:val="000000"/>
-                <w:sz w:val="22"/>
-                <w:szCs w:val="22"/>
-              </w:rPr>
-              <w:t>Metodos</w:t>
-            </w:r>
-            <w:proofErr w:type="spellEnd"/>
-            <w:r>
-              <w:rPr>
-                <w:rFonts w:ascii="Calibri" w:hAnsi="Calibri" w:cs="Calibri"/>
-                <w:color w:val="000000"/>
-                <w:sz w:val="22"/>
-                <w:szCs w:val="22"/>
-              </w:rPr>
-              <w:t xml:space="preserve"> de lectura y carga de etiquetas</w:t>
+            <w:r>
+              <w:rPr>
+                <w:rFonts w:ascii="Calibri" w:hAnsi="Calibri" w:cs="Calibri"/>
+                <w:color w:val="000000"/>
+                <w:sz w:val="22"/>
+                <w:szCs w:val="22"/>
+              </w:rPr>
+              <w:t>Metodos de lectura y carga de etiquetas</w:t>
             </w:r>
           </w:p>
         </w:tc>
@@ -14514,25 +13889,14 @@
                 <w:szCs w:val="22"/>
               </w:rPr>
             </w:pPr>
-            <w:proofErr w:type="spellStart"/>
-            <w:r>
-              <w:rPr>
-                <w:rFonts w:ascii="Calibri" w:hAnsi="Calibri" w:cs="Calibri"/>
-                <w:color w:val="000000"/>
-                <w:sz w:val="22"/>
-                <w:szCs w:val="22"/>
-              </w:rPr>
-              <w:t>Metodos</w:t>
-            </w:r>
-            <w:proofErr w:type="spellEnd"/>
-            <w:r>
-              <w:rPr>
-                <w:rFonts w:ascii="Calibri" w:hAnsi="Calibri" w:cs="Calibri"/>
-                <w:color w:val="000000"/>
-                <w:sz w:val="22"/>
-                <w:szCs w:val="22"/>
-              </w:rPr>
-              <w:t xml:space="preserve"> guardar, modificar y eliminar respuestas</w:t>
+            <w:r>
+              <w:rPr>
+                <w:rFonts w:ascii="Calibri" w:hAnsi="Calibri" w:cs="Calibri"/>
+                <w:color w:val="000000"/>
+                <w:sz w:val="22"/>
+                <w:szCs w:val="22"/>
+              </w:rPr>
+              <w:t>Metodos guardar, modificar y eliminar respuestas</w:t>
             </w:r>
           </w:p>
         </w:tc>
@@ -14656,55 +14020,7 @@
                 <w:szCs w:val="22"/>
               </w:rPr>
               <w:lastRenderedPageBreak/>
-              <w:t xml:space="preserve">Dev. </w:t>
-            </w:r>
-            <w:proofErr w:type="spellStart"/>
-            <w:r>
-              <w:rPr>
-                <w:rFonts w:ascii="Calibri" w:hAnsi="Calibri" w:cs="Calibri"/>
-                <w:b/>
-                <w:bCs/>
-                <w:color w:val="000000"/>
-                <w:sz w:val="22"/>
-                <w:szCs w:val="22"/>
-              </w:rPr>
-              <w:t>Modulo</w:t>
-            </w:r>
-            <w:proofErr w:type="spellEnd"/>
-            <w:r>
-              <w:rPr>
-                <w:rFonts w:ascii="Calibri" w:hAnsi="Calibri" w:cs="Calibri"/>
-                <w:b/>
-                <w:bCs/>
-                <w:color w:val="000000"/>
-                <w:sz w:val="22"/>
-                <w:szCs w:val="22"/>
-              </w:rPr>
-              <w:t xml:space="preserve"> de </w:t>
-            </w:r>
-            <w:proofErr w:type="spellStart"/>
-            <w:r>
-              <w:rPr>
-                <w:rFonts w:ascii="Calibri" w:hAnsi="Calibri" w:cs="Calibri"/>
-                <w:b/>
-                <w:bCs/>
-                <w:color w:val="000000"/>
-                <w:sz w:val="22"/>
-                <w:szCs w:val="22"/>
-              </w:rPr>
-              <w:t>calificacion</w:t>
-            </w:r>
-            <w:proofErr w:type="spellEnd"/>
-            <w:r>
-              <w:rPr>
-                <w:rFonts w:ascii="Calibri" w:hAnsi="Calibri" w:cs="Calibri"/>
-                <w:b/>
-                <w:bCs/>
-                <w:color w:val="000000"/>
-                <w:sz w:val="22"/>
-                <w:szCs w:val="22"/>
-              </w:rPr>
-              <w:t xml:space="preserve"> de conferencias</w:t>
+              <w:t>Dev. Modulo de calificacion de conferencias</w:t>
             </w:r>
           </w:p>
         </w:tc>
@@ -14817,45 +14133,14 @@
                 <w:szCs w:val="22"/>
               </w:rPr>
             </w:pPr>
-            <w:proofErr w:type="spellStart"/>
-            <w:r>
-              <w:rPr>
-                <w:rFonts w:ascii="Calibri" w:hAnsi="Calibri" w:cs="Calibri"/>
-                <w:color w:val="000000"/>
-                <w:sz w:val="22"/>
-                <w:szCs w:val="22"/>
-              </w:rPr>
-              <w:t>Creacion</w:t>
-            </w:r>
-            <w:proofErr w:type="spellEnd"/>
-            <w:r>
-              <w:rPr>
-                <w:rFonts w:ascii="Calibri" w:hAnsi="Calibri" w:cs="Calibri"/>
-                <w:color w:val="000000"/>
-                <w:sz w:val="22"/>
-                <w:szCs w:val="22"/>
-              </w:rPr>
-              <w:t xml:space="preserve"> e </w:t>
-            </w:r>
-            <w:proofErr w:type="spellStart"/>
-            <w:r>
-              <w:rPr>
-                <w:rFonts w:ascii="Calibri" w:hAnsi="Calibri" w:cs="Calibri"/>
-                <w:color w:val="000000"/>
-                <w:sz w:val="22"/>
-                <w:szCs w:val="22"/>
-              </w:rPr>
-              <w:t>implementacion</w:t>
-            </w:r>
-            <w:proofErr w:type="spellEnd"/>
-            <w:r>
-              <w:rPr>
-                <w:rFonts w:ascii="Calibri" w:hAnsi="Calibri" w:cs="Calibri"/>
-                <w:color w:val="000000"/>
-                <w:sz w:val="22"/>
-                <w:szCs w:val="22"/>
-              </w:rPr>
-              <w:t xml:space="preserve"> de nuevas pantallas</w:t>
+            <w:r>
+              <w:rPr>
+                <w:rFonts w:ascii="Calibri" w:hAnsi="Calibri" w:cs="Calibri"/>
+                <w:color w:val="000000"/>
+                <w:sz w:val="22"/>
+                <w:szCs w:val="22"/>
+              </w:rPr>
+              <w:t>Creacion e implementacion de nuevas pantallas</w:t>
             </w:r>
           </w:p>
         </w:tc>
@@ -14969,25 +14254,14 @@
                 <w:szCs w:val="22"/>
               </w:rPr>
             </w:pPr>
-            <w:proofErr w:type="spellStart"/>
-            <w:r>
-              <w:rPr>
-                <w:rFonts w:ascii="Calibri" w:hAnsi="Calibri" w:cs="Calibri"/>
-                <w:color w:val="000000"/>
-                <w:sz w:val="22"/>
-                <w:szCs w:val="22"/>
-              </w:rPr>
-              <w:t>Verificacion</w:t>
-            </w:r>
-            <w:proofErr w:type="spellEnd"/>
-            <w:r>
-              <w:rPr>
-                <w:rFonts w:ascii="Calibri" w:hAnsi="Calibri" w:cs="Calibri"/>
-                <w:color w:val="000000"/>
-                <w:sz w:val="22"/>
-                <w:szCs w:val="22"/>
-              </w:rPr>
-              <w:t xml:space="preserve"> de campos en las tablas</w:t>
+            <w:r>
+              <w:rPr>
+                <w:rFonts w:ascii="Calibri" w:hAnsi="Calibri" w:cs="Calibri"/>
+                <w:color w:val="000000"/>
+                <w:sz w:val="22"/>
+                <w:szCs w:val="22"/>
+              </w:rPr>
+              <w:t>Verificacion de campos en las tablas</w:t>
             </w:r>
           </w:p>
         </w:tc>
@@ -15101,45 +14375,14 @@
                 <w:szCs w:val="22"/>
               </w:rPr>
             </w:pPr>
-            <w:proofErr w:type="spellStart"/>
-            <w:r>
-              <w:rPr>
-                <w:rFonts w:ascii="Calibri" w:hAnsi="Calibri" w:cs="Calibri"/>
-                <w:color w:val="000000"/>
-                <w:sz w:val="22"/>
-                <w:szCs w:val="22"/>
-              </w:rPr>
-              <w:t>Metodos</w:t>
-            </w:r>
-            <w:proofErr w:type="spellEnd"/>
-            <w:r>
-              <w:rPr>
-                <w:rFonts w:ascii="Calibri" w:hAnsi="Calibri" w:cs="Calibri"/>
-                <w:color w:val="000000"/>
-                <w:sz w:val="22"/>
-                <w:szCs w:val="22"/>
-              </w:rPr>
-              <w:t xml:space="preserve"> e </w:t>
-            </w:r>
-            <w:proofErr w:type="spellStart"/>
-            <w:r>
-              <w:rPr>
-                <w:rFonts w:ascii="Calibri" w:hAnsi="Calibri" w:cs="Calibri"/>
-                <w:color w:val="000000"/>
-                <w:sz w:val="22"/>
-                <w:szCs w:val="22"/>
-              </w:rPr>
-              <w:t>implementacion</w:t>
-            </w:r>
-            <w:proofErr w:type="spellEnd"/>
-            <w:r>
-              <w:rPr>
-                <w:rFonts w:ascii="Calibri" w:hAnsi="Calibri" w:cs="Calibri"/>
-                <w:color w:val="000000"/>
-                <w:sz w:val="22"/>
-                <w:szCs w:val="22"/>
-              </w:rPr>
-              <w:t xml:space="preserve"> de filtros</w:t>
+            <w:r>
+              <w:rPr>
+                <w:rFonts w:ascii="Calibri" w:hAnsi="Calibri" w:cs="Calibri"/>
+                <w:color w:val="000000"/>
+                <w:sz w:val="22"/>
+                <w:szCs w:val="22"/>
+              </w:rPr>
+              <w:t>Metodos e implementacion de filtros</w:t>
             </w:r>
           </w:p>
         </w:tc>
@@ -15253,45 +14496,14 @@
                 <w:szCs w:val="22"/>
               </w:rPr>
             </w:pPr>
-            <w:proofErr w:type="spellStart"/>
-            <w:r>
-              <w:rPr>
-                <w:rFonts w:ascii="Calibri" w:hAnsi="Calibri" w:cs="Calibri"/>
-                <w:color w:val="000000"/>
-                <w:sz w:val="22"/>
-                <w:szCs w:val="22"/>
-              </w:rPr>
-              <w:t>Metodos</w:t>
-            </w:r>
-            <w:proofErr w:type="spellEnd"/>
-            <w:r>
-              <w:rPr>
-                <w:rFonts w:ascii="Calibri" w:hAnsi="Calibri" w:cs="Calibri"/>
-                <w:color w:val="000000"/>
-                <w:sz w:val="22"/>
-                <w:szCs w:val="22"/>
-              </w:rPr>
-              <w:t xml:space="preserve"> para crear, modificar y </w:t>
-            </w:r>
-            <w:proofErr w:type="spellStart"/>
-            <w:r>
-              <w:rPr>
-                <w:rFonts w:ascii="Calibri" w:hAnsi="Calibri" w:cs="Calibri"/>
-                <w:color w:val="000000"/>
-                <w:sz w:val="22"/>
-                <w:szCs w:val="22"/>
-              </w:rPr>
-              <w:t>eleminar</w:t>
-            </w:r>
-            <w:proofErr w:type="spellEnd"/>
-            <w:r>
-              <w:rPr>
-                <w:rFonts w:ascii="Calibri" w:hAnsi="Calibri" w:cs="Calibri"/>
-                <w:color w:val="000000"/>
-                <w:sz w:val="22"/>
-                <w:szCs w:val="22"/>
-              </w:rPr>
-              <w:t xml:space="preserve"> notas</w:t>
+            <w:r>
+              <w:rPr>
+                <w:rFonts w:ascii="Calibri" w:hAnsi="Calibri" w:cs="Calibri"/>
+                <w:color w:val="000000"/>
+                <w:sz w:val="22"/>
+                <w:szCs w:val="22"/>
+              </w:rPr>
+              <w:t>Metodos para crear, modificar y eleminar notas</w:t>
             </w:r>
           </w:p>
         </w:tc>
@@ -15405,25 +14617,14 @@
                 <w:szCs w:val="22"/>
               </w:rPr>
             </w:pPr>
-            <w:proofErr w:type="spellStart"/>
-            <w:r>
-              <w:rPr>
-                <w:rFonts w:ascii="Calibri" w:hAnsi="Calibri" w:cs="Calibri"/>
-                <w:color w:val="000000"/>
-                <w:sz w:val="22"/>
-                <w:szCs w:val="22"/>
-              </w:rPr>
-              <w:t>Exportacion</w:t>
-            </w:r>
-            <w:proofErr w:type="spellEnd"/>
-            <w:r>
-              <w:rPr>
-                <w:rFonts w:ascii="Calibri" w:hAnsi="Calibri" w:cs="Calibri"/>
-                <w:color w:val="000000"/>
-                <w:sz w:val="22"/>
-                <w:szCs w:val="22"/>
-              </w:rPr>
-              <w:t xml:space="preserve"> de notas en CSV</w:t>
+            <w:r>
+              <w:rPr>
+                <w:rFonts w:ascii="Calibri" w:hAnsi="Calibri" w:cs="Calibri"/>
+                <w:color w:val="000000"/>
+                <w:sz w:val="22"/>
+                <w:szCs w:val="22"/>
+              </w:rPr>
+              <w:t>Exportacion de notas en CSV</w:t>
             </w:r>
           </w:p>
         </w:tc>
@@ -15546,55 +14747,7 @@
                 <w:sz w:val="22"/>
                 <w:szCs w:val="22"/>
               </w:rPr>
-              <w:t xml:space="preserve">Dev. </w:t>
-            </w:r>
-            <w:proofErr w:type="spellStart"/>
-            <w:r>
-              <w:rPr>
-                <w:rFonts w:ascii="Calibri" w:hAnsi="Calibri" w:cs="Calibri"/>
-                <w:b/>
-                <w:bCs/>
-                <w:color w:val="000000"/>
-                <w:sz w:val="22"/>
-                <w:szCs w:val="22"/>
-              </w:rPr>
-              <w:t>Modulo</w:t>
-            </w:r>
-            <w:proofErr w:type="spellEnd"/>
-            <w:r>
-              <w:rPr>
-                <w:rFonts w:ascii="Calibri" w:hAnsi="Calibri" w:cs="Calibri"/>
-                <w:b/>
-                <w:bCs/>
-                <w:color w:val="000000"/>
-                <w:sz w:val="22"/>
-                <w:szCs w:val="22"/>
-              </w:rPr>
-              <w:t xml:space="preserve"> de </w:t>
-            </w:r>
-            <w:proofErr w:type="spellStart"/>
-            <w:r>
-              <w:rPr>
-                <w:rFonts w:ascii="Calibri" w:hAnsi="Calibri" w:cs="Calibri"/>
-                <w:b/>
-                <w:bCs/>
-                <w:color w:val="000000"/>
-                <w:sz w:val="22"/>
-                <w:szCs w:val="22"/>
-              </w:rPr>
-              <w:t>bilioteca</w:t>
-            </w:r>
-            <w:proofErr w:type="spellEnd"/>
-            <w:r>
-              <w:rPr>
-                <w:rFonts w:ascii="Calibri" w:hAnsi="Calibri" w:cs="Calibri"/>
-                <w:b/>
-                <w:bCs/>
-                <w:color w:val="000000"/>
-                <w:sz w:val="22"/>
-                <w:szCs w:val="22"/>
-              </w:rPr>
-              <w:t xml:space="preserve"> digital de conferencias y eventos</w:t>
+              <w:t>Dev. Modulo de bilioteca digital de conferencias y eventos</w:t>
             </w:r>
           </w:p>
         </w:tc>
@@ -15707,45 +14860,14 @@
                 <w:szCs w:val="22"/>
               </w:rPr>
             </w:pPr>
-            <w:proofErr w:type="spellStart"/>
-            <w:r>
-              <w:rPr>
-                <w:rFonts w:ascii="Calibri" w:hAnsi="Calibri" w:cs="Calibri"/>
-                <w:color w:val="000000"/>
-                <w:sz w:val="22"/>
-                <w:szCs w:val="22"/>
-              </w:rPr>
-              <w:t>Creacion</w:t>
-            </w:r>
-            <w:proofErr w:type="spellEnd"/>
-            <w:r>
-              <w:rPr>
-                <w:rFonts w:ascii="Calibri" w:hAnsi="Calibri" w:cs="Calibri"/>
-                <w:color w:val="000000"/>
-                <w:sz w:val="22"/>
-                <w:szCs w:val="22"/>
-              </w:rPr>
-              <w:t xml:space="preserve"> e </w:t>
-            </w:r>
-            <w:proofErr w:type="spellStart"/>
-            <w:r>
-              <w:rPr>
-                <w:rFonts w:ascii="Calibri" w:hAnsi="Calibri" w:cs="Calibri"/>
-                <w:color w:val="000000"/>
-                <w:sz w:val="22"/>
-                <w:szCs w:val="22"/>
-              </w:rPr>
-              <w:t>implementacion</w:t>
-            </w:r>
-            <w:proofErr w:type="spellEnd"/>
-            <w:r>
-              <w:rPr>
-                <w:rFonts w:ascii="Calibri" w:hAnsi="Calibri" w:cs="Calibri"/>
-                <w:color w:val="000000"/>
-                <w:sz w:val="22"/>
-                <w:szCs w:val="22"/>
-              </w:rPr>
-              <w:t xml:space="preserve"> de nuevas pantallas</w:t>
+            <w:r>
+              <w:rPr>
+                <w:rFonts w:ascii="Calibri" w:hAnsi="Calibri" w:cs="Calibri"/>
+                <w:color w:val="000000"/>
+                <w:sz w:val="22"/>
+                <w:szCs w:val="22"/>
+              </w:rPr>
+              <w:t>Creacion e implementacion de nuevas pantallas</w:t>
             </w:r>
           </w:p>
         </w:tc>
@@ -15859,45 +14981,14 @@
                 <w:szCs w:val="22"/>
               </w:rPr>
             </w:pPr>
-            <w:proofErr w:type="spellStart"/>
-            <w:r>
-              <w:rPr>
-                <w:rFonts w:ascii="Calibri" w:hAnsi="Calibri" w:cs="Calibri"/>
-                <w:color w:val="000000"/>
-                <w:sz w:val="22"/>
-                <w:szCs w:val="22"/>
-              </w:rPr>
-              <w:t>Metodos</w:t>
-            </w:r>
-            <w:proofErr w:type="spellEnd"/>
-            <w:r>
-              <w:rPr>
-                <w:rFonts w:ascii="Calibri" w:hAnsi="Calibri" w:cs="Calibri"/>
-                <w:color w:val="000000"/>
-                <w:sz w:val="22"/>
-                <w:szCs w:val="22"/>
-              </w:rPr>
-              <w:t xml:space="preserve"> de </w:t>
-            </w:r>
-            <w:proofErr w:type="spellStart"/>
-            <w:r>
-              <w:rPr>
-                <w:rFonts w:ascii="Calibri" w:hAnsi="Calibri" w:cs="Calibri"/>
-                <w:color w:val="000000"/>
-                <w:sz w:val="22"/>
-                <w:szCs w:val="22"/>
-              </w:rPr>
-              <w:t>busqueda</w:t>
-            </w:r>
-            <w:proofErr w:type="spellEnd"/>
-            <w:r>
-              <w:rPr>
-                <w:rFonts w:ascii="Calibri" w:hAnsi="Calibri" w:cs="Calibri"/>
-                <w:color w:val="000000"/>
-                <w:sz w:val="22"/>
-                <w:szCs w:val="22"/>
-              </w:rPr>
-              <w:t xml:space="preserve"> para obtener videos de la DB</w:t>
+            <w:r>
+              <w:rPr>
+                <w:rFonts w:ascii="Calibri" w:hAnsi="Calibri" w:cs="Calibri"/>
+                <w:color w:val="000000"/>
+                <w:sz w:val="22"/>
+                <w:szCs w:val="22"/>
+              </w:rPr>
+              <w:t>Metodos de busqueda para obtener videos de la DB</w:t>
             </w:r>
           </w:p>
         </w:tc>
@@ -16018,27 +15109,7 @@
                 <w:sz w:val="22"/>
                 <w:szCs w:val="22"/>
               </w:rPr>
-              <w:t xml:space="preserve">Funcionalidad del </w:t>
-            </w:r>
-            <w:proofErr w:type="spellStart"/>
-            <w:r>
-              <w:rPr>
-                <w:rFonts w:ascii="Calibri" w:hAnsi="Calibri" w:cs="Calibri"/>
-                <w:color w:val="000000"/>
-                <w:sz w:val="22"/>
-                <w:szCs w:val="22"/>
-              </w:rPr>
-              <w:t>reporductor</w:t>
-            </w:r>
-            <w:proofErr w:type="spellEnd"/>
-            <w:r>
-              <w:rPr>
-                <w:rFonts w:ascii="Calibri" w:hAnsi="Calibri" w:cs="Calibri"/>
-                <w:color w:val="000000"/>
-                <w:sz w:val="22"/>
-                <w:szCs w:val="22"/>
-              </w:rPr>
-              <w:t xml:space="preserve"> de videos</w:t>
+              <w:t>Funcionalidad del reporductor de videos</w:t>
             </w:r>
           </w:p>
         </w:tc>
@@ -16152,45 +15223,14 @@
                 <w:szCs w:val="22"/>
               </w:rPr>
             </w:pPr>
-            <w:proofErr w:type="spellStart"/>
-            <w:r>
-              <w:rPr>
-                <w:rFonts w:ascii="Calibri" w:hAnsi="Calibri" w:cs="Calibri"/>
-                <w:color w:val="000000"/>
-                <w:sz w:val="22"/>
-                <w:szCs w:val="22"/>
-              </w:rPr>
-              <w:t>Metodos</w:t>
-            </w:r>
-            <w:proofErr w:type="spellEnd"/>
-            <w:r>
-              <w:rPr>
-                <w:rFonts w:ascii="Calibri" w:hAnsi="Calibri" w:cs="Calibri"/>
-                <w:color w:val="000000"/>
-                <w:sz w:val="22"/>
-                <w:szCs w:val="22"/>
-              </w:rPr>
-              <w:t xml:space="preserve"> e </w:t>
-            </w:r>
-            <w:proofErr w:type="spellStart"/>
-            <w:r>
-              <w:rPr>
-                <w:rFonts w:ascii="Calibri" w:hAnsi="Calibri" w:cs="Calibri"/>
-                <w:color w:val="000000"/>
-                <w:sz w:val="22"/>
-                <w:szCs w:val="22"/>
-              </w:rPr>
-              <w:t>implementacion</w:t>
-            </w:r>
-            <w:proofErr w:type="spellEnd"/>
-            <w:r>
-              <w:rPr>
-                <w:rFonts w:ascii="Calibri" w:hAnsi="Calibri" w:cs="Calibri"/>
-                <w:color w:val="000000"/>
-                <w:sz w:val="22"/>
-                <w:szCs w:val="22"/>
-              </w:rPr>
-              <w:t xml:space="preserve"> de filtros</w:t>
+            <w:r>
+              <w:rPr>
+                <w:rFonts w:ascii="Calibri" w:hAnsi="Calibri" w:cs="Calibri"/>
+                <w:color w:val="000000"/>
+                <w:sz w:val="22"/>
+                <w:szCs w:val="22"/>
+              </w:rPr>
+              <w:t>Metodos e implementacion de filtros</w:t>
             </w:r>
           </w:p>
         </w:tc>
@@ -16304,45 +15344,14 @@
                 <w:szCs w:val="22"/>
               </w:rPr>
             </w:pPr>
-            <w:proofErr w:type="spellStart"/>
-            <w:r>
-              <w:rPr>
-                <w:rFonts w:ascii="Calibri" w:hAnsi="Calibri" w:cs="Calibri"/>
-                <w:color w:val="000000"/>
-                <w:sz w:val="22"/>
-                <w:szCs w:val="22"/>
-              </w:rPr>
-              <w:t>Metodos</w:t>
-            </w:r>
-            <w:proofErr w:type="spellEnd"/>
-            <w:r>
-              <w:rPr>
-                <w:rFonts w:ascii="Calibri" w:hAnsi="Calibri" w:cs="Calibri"/>
-                <w:color w:val="000000"/>
-                <w:sz w:val="22"/>
-                <w:szCs w:val="22"/>
-              </w:rPr>
-              <w:t xml:space="preserve"> e </w:t>
-            </w:r>
-            <w:proofErr w:type="spellStart"/>
-            <w:r>
-              <w:rPr>
-                <w:rFonts w:ascii="Calibri" w:hAnsi="Calibri" w:cs="Calibri"/>
-                <w:color w:val="000000"/>
-                <w:sz w:val="22"/>
-                <w:szCs w:val="22"/>
-              </w:rPr>
-              <w:t>implementacion</w:t>
-            </w:r>
-            <w:proofErr w:type="spellEnd"/>
-            <w:r>
-              <w:rPr>
-                <w:rFonts w:ascii="Calibri" w:hAnsi="Calibri" w:cs="Calibri"/>
-                <w:color w:val="000000"/>
-                <w:sz w:val="22"/>
-                <w:szCs w:val="22"/>
-              </w:rPr>
-              <w:t xml:space="preserve"> del buscador de videos</w:t>
+            <w:r>
+              <w:rPr>
+                <w:rFonts w:ascii="Calibri" w:hAnsi="Calibri" w:cs="Calibri"/>
+                <w:color w:val="000000"/>
+                <w:sz w:val="22"/>
+                <w:szCs w:val="22"/>
+              </w:rPr>
+              <w:t>Metodos e implementacion del buscador de videos</w:t>
             </w:r>
           </w:p>
         </w:tc>
@@ -16465,31 +15474,7 @@
                 <w:sz w:val="22"/>
                 <w:szCs w:val="22"/>
               </w:rPr>
-              <w:t xml:space="preserve">Dev. </w:t>
-            </w:r>
-            <w:proofErr w:type="spellStart"/>
-            <w:r>
-              <w:rPr>
-                <w:rFonts w:ascii="Calibri" w:hAnsi="Calibri" w:cs="Calibri"/>
-                <w:b/>
-                <w:bCs/>
-                <w:color w:val="000000"/>
-                <w:sz w:val="22"/>
-                <w:szCs w:val="22"/>
-              </w:rPr>
-              <w:t>Modulo</w:t>
-            </w:r>
-            <w:proofErr w:type="spellEnd"/>
-            <w:r>
-              <w:rPr>
-                <w:rFonts w:ascii="Calibri" w:hAnsi="Calibri" w:cs="Calibri"/>
-                <w:b/>
-                <w:bCs/>
-                <w:color w:val="000000"/>
-                <w:sz w:val="22"/>
-                <w:szCs w:val="22"/>
-              </w:rPr>
-              <w:t xml:space="preserve"> de directorio docente</w:t>
+              <w:t>Dev. Modulo de directorio docente</w:t>
             </w:r>
           </w:p>
         </w:tc>
@@ -16602,45 +15587,14 @@
                 <w:szCs w:val="22"/>
               </w:rPr>
             </w:pPr>
-            <w:proofErr w:type="spellStart"/>
-            <w:r>
-              <w:rPr>
-                <w:rFonts w:ascii="Calibri" w:hAnsi="Calibri" w:cs="Calibri"/>
-                <w:color w:val="000000"/>
-                <w:sz w:val="22"/>
-                <w:szCs w:val="22"/>
-              </w:rPr>
-              <w:t>Creacion</w:t>
-            </w:r>
-            <w:proofErr w:type="spellEnd"/>
-            <w:r>
-              <w:rPr>
-                <w:rFonts w:ascii="Calibri" w:hAnsi="Calibri" w:cs="Calibri"/>
-                <w:color w:val="000000"/>
-                <w:sz w:val="22"/>
-                <w:szCs w:val="22"/>
-              </w:rPr>
-              <w:t xml:space="preserve"> e </w:t>
-            </w:r>
-            <w:proofErr w:type="spellStart"/>
-            <w:r>
-              <w:rPr>
-                <w:rFonts w:ascii="Calibri" w:hAnsi="Calibri" w:cs="Calibri"/>
-                <w:color w:val="000000"/>
-                <w:sz w:val="22"/>
-                <w:szCs w:val="22"/>
-              </w:rPr>
-              <w:t>implementacion</w:t>
-            </w:r>
-            <w:proofErr w:type="spellEnd"/>
-            <w:r>
-              <w:rPr>
-                <w:rFonts w:ascii="Calibri" w:hAnsi="Calibri" w:cs="Calibri"/>
-                <w:color w:val="000000"/>
-                <w:sz w:val="22"/>
-                <w:szCs w:val="22"/>
-              </w:rPr>
-              <w:t xml:space="preserve"> de nuevas pantallas</w:t>
+            <w:r>
+              <w:rPr>
+                <w:rFonts w:ascii="Calibri" w:hAnsi="Calibri" w:cs="Calibri"/>
+                <w:color w:val="000000"/>
+                <w:sz w:val="22"/>
+                <w:szCs w:val="22"/>
+              </w:rPr>
+              <w:t>Creacion e implementacion de nuevas pantallas</w:t>
             </w:r>
           </w:p>
         </w:tc>
@@ -16754,57 +15708,15 @@
                 <w:szCs w:val="22"/>
               </w:rPr>
             </w:pPr>
-            <w:proofErr w:type="spellStart"/>
-            <w:r>
-              <w:rPr>
-                <w:rFonts w:ascii="Calibri" w:hAnsi="Calibri" w:cs="Calibri"/>
-                <w:color w:val="000000"/>
-                <w:sz w:val="22"/>
-                <w:szCs w:val="22"/>
-              </w:rPr>
-              <w:t>Metodos</w:t>
-            </w:r>
-            <w:proofErr w:type="spellEnd"/>
-            <w:r>
-              <w:rPr>
-                <w:rFonts w:ascii="Calibri" w:hAnsi="Calibri" w:cs="Calibri"/>
-                <w:color w:val="000000"/>
-                <w:sz w:val="22"/>
-                <w:szCs w:val="22"/>
-              </w:rPr>
-              <w:t xml:space="preserve"> para crear, modificar y </w:t>
-            </w:r>
-            <w:proofErr w:type="spellStart"/>
-            <w:r>
-              <w:rPr>
-                <w:rFonts w:ascii="Calibri" w:hAnsi="Calibri" w:cs="Calibri"/>
-                <w:color w:val="000000"/>
-                <w:sz w:val="22"/>
-                <w:szCs w:val="22"/>
-              </w:rPr>
-              <w:t>eleminar</w:t>
-            </w:r>
-            <w:proofErr w:type="spellEnd"/>
-            <w:r>
-              <w:rPr>
-                <w:rFonts w:ascii="Calibri" w:hAnsi="Calibri" w:cs="Calibri"/>
-                <w:color w:val="000000"/>
-                <w:sz w:val="22"/>
-                <w:szCs w:val="22"/>
-              </w:rPr>
-              <w:t xml:space="preserve"> </w:t>
-            </w:r>
-            <w:proofErr w:type="spellStart"/>
-            <w:r>
-              <w:rPr>
-                <w:rFonts w:ascii="Calibri" w:hAnsi="Calibri" w:cs="Calibri"/>
-                <w:color w:val="000000"/>
-                <w:sz w:val="22"/>
-                <w:szCs w:val="22"/>
-              </w:rPr>
-              <w:t>informacion</w:t>
-            </w:r>
-            <w:proofErr w:type="spellEnd"/>
+            <w:r>
+              <w:rPr>
+                <w:rFonts w:ascii="Calibri" w:hAnsi="Calibri" w:cs="Calibri"/>
+                <w:color w:val="000000"/>
+                <w:sz w:val="22"/>
+                <w:szCs w:val="22"/>
+              </w:rPr>
+              <w:t>Metodos para crear, modificar y eleminar informacion</w:t>
+            </w:r>
           </w:p>
         </w:tc>
         <w:tc>
@@ -16917,45 +15829,14 @@
                 <w:szCs w:val="22"/>
               </w:rPr>
             </w:pPr>
-            <w:proofErr w:type="spellStart"/>
-            <w:r>
-              <w:rPr>
-                <w:rFonts w:ascii="Calibri" w:hAnsi="Calibri" w:cs="Calibri"/>
-                <w:color w:val="000000"/>
-                <w:sz w:val="22"/>
-                <w:szCs w:val="22"/>
-              </w:rPr>
-              <w:t>Metodos</w:t>
-            </w:r>
-            <w:proofErr w:type="spellEnd"/>
-            <w:r>
-              <w:rPr>
-                <w:rFonts w:ascii="Calibri" w:hAnsi="Calibri" w:cs="Calibri"/>
-                <w:color w:val="000000"/>
-                <w:sz w:val="22"/>
-                <w:szCs w:val="22"/>
-              </w:rPr>
-              <w:t xml:space="preserve"> e </w:t>
-            </w:r>
-            <w:proofErr w:type="spellStart"/>
-            <w:r>
-              <w:rPr>
-                <w:rFonts w:ascii="Calibri" w:hAnsi="Calibri" w:cs="Calibri"/>
-                <w:color w:val="000000"/>
-                <w:sz w:val="22"/>
-                <w:szCs w:val="22"/>
-              </w:rPr>
-              <w:t>implementacion</w:t>
-            </w:r>
-            <w:proofErr w:type="spellEnd"/>
-            <w:r>
-              <w:rPr>
-                <w:rFonts w:ascii="Calibri" w:hAnsi="Calibri" w:cs="Calibri"/>
-                <w:color w:val="000000"/>
-                <w:sz w:val="22"/>
-                <w:szCs w:val="22"/>
-              </w:rPr>
-              <w:t xml:space="preserve"> de filtros</w:t>
+            <w:r>
+              <w:rPr>
+                <w:rFonts w:ascii="Calibri" w:hAnsi="Calibri" w:cs="Calibri"/>
+                <w:color w:val="000000"/>
+                <w:sz w:val="22"/>
+                <w:szCs w:val="22"/>
+              </w:rPr>
+              <w:t>Metodos e implementacion de filtros</w:t>
             </w:r>
           </w:p>
         </w:tc>
@@ -17312,7 +16193,6 @@
                 <w:szCs w:val="22"/>
               </w:rPr>
             </w:pPr>
-            <w:proofErr w:type="spellStart"/>
             <w:r>
               <w:rPr>
                 <w:rFonts w:ascii="Calibri" w:hAnsi="Calibri" w:cs="Calibri"/>
@@ -17322,7 +16202,6 @@
               </w:rPr>
               <w:t>Documentacion</w:t>
             </w:r>
-            <w:proofErr w:type="spellEnd"/>
           </w:p>
         </w:tc>
         <w:tc>
@@ -17442,19 +16321,8 @@
                 <w:sz w:val="22"/>
                 <w:szCs w:val="22"/>
               </w:rPr>
-              <w:t xml:space="preserve">Control y aseguramiento de </w:t>
-            </w:r>
-            <w:proofErr w:type="spellStart"/>
-            <w:r>
-              <w:rPr>
-                <w:rFonts w:ascii="Calibri" w:hAnsi="Calibri" w:cs="Calibri"/>
-                <w:color w:val="000000"/>
-                <w:sz w:val="22"/>
-                <w:szCs w:val="22"/>
-              </w:rPr>
-              <w:t>caliad</w:t>
-            </w:r>
-            <w:proofErr w:type="spellEnd"/>
+              <w:t>Control y aseguramiento de caliad</w:t>
+            </w:r>
           </w:p>
         </w:tc>
         <w:tc>
@@ -17576,21 +16444,8 @@
                 <w:sz w:val="22"/>
                 <w:szCs w:val="22"/>
               </w:rPr>
-              <w:t xml:space="preserve">Paso a </w:t>
-            </w:r>
-            <w:proofErr w:type="spellStart"/>
-            <w:r>
-              <w:rPr>
-                <w:rFonts w:ascii="Calibri" w:hAnsi="Calibri" w:cs="Calibri"/>
-                <w:b/>
-                <w:bCs/>
-                <w:color w:val="000000"/>
-                <w:sz w:val="22"/>
-                <w:szCs w:val="22"/>
-              </w:rPr>
-              <w:t>produccion</w:t>
-            </w:r>
-            <w:proofErr w:type="spellEnd"/>
+              <w:t>Paso a produccion</w:t>
+            </w:r>
           </w:p>
         </w:tc>
         <w:tc>
@@ -17709,19 +16564,8 @@
                 <w:sz w:val="22"/>
                 <w:szCs w:val="22"/>
               </w:rPr>
-              <w:t xml:space="preserve">Colocar el proyecto en </w:t>
-            </w:r>
-            <w:proofErr w:type="spellStart"/>
-            <w:r>
-              <w:rPr>
-                <w:rFonts w:ascii="Calibri" w:hAnsi="Calibri" w:cs="Calibri"/>
-                <w:color w:val="000000"/>
-                <w:sz w:val="22"/>
-                <w:szCs w:val="22"/>
-              </w:rPr>
-              <w:t>produccion</w:t>
-            </w:r>
-            <w:proofErr w:type="spellEnd"/>
+              <w:t>Colocar el proyecto en produccion</w:t>
+            </w:r>
           </w:p>
         </w:tc>
         <w:tc>
@@ -17967,7 +16811,7 @@
           <w:lang w:val="es-GT"/>
         </w:rPr>
       </w:pPr>
-      <w:bookmarkStart w:id="26" w:name="_Toc161701046"/>
+      <w:bookmarkStart w:id="26" w:name="_Toc161749643"/>
       <w:r>
         <w:rPr>
           <w:lang w:val="es-GT"/>
@@ -17979,8 +16823,169 @@
     </w:p>
     <w:p>
       <w:pPr>
+        <w:pStyle w:val="Prrafodelista"/>
+        <w:numPr>
+          <w:ilvl w:val="0"/>
+          <w:numId w:val="28"/>
+        </w:numPr>
+        <w:jc w:val="both"/>
+        <w:rPr>
+          <w:lang w:val="en-US"/>
+        </w:rPr>
+      </w:pPr>
+      <w:r>
+        <w:rPr>
+          <w:lang w:val="es-GT"/>
+        </w:rPr>
+        <w:t xml:space="preserve">Coghlan, N., Rossum, G., Warsaw, B. (05 de julio de 2001). </w:t>
+      </w:r>
+      <w:r>
+        <w:rPr>
+          <w:lang w:val="en-US"/>
+        </w:rPr>
+        <w:t xml:space="preserve">PEP 8 - Style Guide for Python Code | peps.python.org. </w:t>
+      </w:r>
+      <w:hyperlink r:id="rId12" w:history="1">
+        <w:r>
+          <w:rPr>
+            <w:rStyle w:val="Hipervnculo"/>
+            <w:lang w:val="en-US"/>
+          </w:rPr>
+          <w:t>https://peps.python.org/pep-0008/</w:t>
+        </w:r>
+      </w:hyperlink>
+    </w:p>
+    <w:p>
+      <w:pPr>
+        <w:pStyle w:val="Prrafodelista"/>
+        <w:jc w:val="both"/>
+        <w:rPr>
+          <w:lang w:val="en-US"/>
+        </w:rPr>
+      </w:pPr>
+    </w:p>
+    <w:p>
+      <w:pPr>
+        <w:pStyle w:val="Prrafodelista"/>
+        <w:numPr>
+          <w:ilvl w:val="0"/>
+          <w:numId w:val="28"/>
+        </w:numPr>
+        <w:jc w:val="both"/>
+        <w:rPr>
+          <w:lang w:val="es-GT"/>
+        </w:rPr>
+      </w:pPr>
+      <w:r>
+        <w:rPr>
+          <w:lang w:val="es-GT"/>
+        </w:rPr>
+        <w:t xml:space="preserve">DTT. (10 de agosto de 2022). DTT | Escuela de Ciencias y Sistemas. </w:t>
+      </w:r>
+      <w:hyperlink r:id="rId13" w:history="1">
+        <w:r>
+          <w:rPr>
+            <w:rStyle w:val="Hipervnculo"/>
+            <w:lang w:val="es-GT"/>
+          </w:rPr>
+          <w:t>https://dtt-ecys.org/about_us</w:t>
+        </w:r>
+      </w:hyperlink>
+    </w:p>
+    <w:p>
+      <w:pPr>
+        <w:pStyle w:val="Prrafodelista"/>
+        <w:jc w:val="both"/>
+        <w:rPr>
+          <w:lang w:val="es-GT"/>
+        </w:rPr>
+      </w:pPr>
+    </w:p>
+    <w:p>
+      <w:pPr>
+        <w:pStyle w:val="Prrafodelista"/>
+        <w:numPr>
+          <w:ilvl w:val="0"/>
+          <w:numId w:val="28"/>
+        </w:numPr>
+        <w:jc w:val="both"/>
+        <w:rPr>
+          <w:lang w:val="es-GT"/>
+        </w:rPr>
+      </w:pPr>
+      <w:r>
+        <w:rPr>
+          <w:lang w:val="en-US"/>
+        </w:rPr>
+        <w:t xml:space="preserve">Martin, R. (2008). Clean code: A handbook of agile software craftsmanship. </w:t>
+      </w:r>
+      <w:r>
+        <w:rPr>
+          <w:lang w:val="es-GT"/>
+        </w:rPr>
+        <w:t>Prentice Hall.</w:t>
+      </w:r>
+    </w:p>
+    <w:p>
+      <w:pPr>
+        <w:jc w:val="both"/>
+        <w:rPr>
+          <w:lang w:val="es-GT"/>
+        </w:rPr>
+      </w:pPr>
+    </w:p>
+    <w:p>
+      <w:pPr>
+        <w:pStyle w:val="Prrafodelista"/>
+        <w:numPr>
+          <w:ilvl w:val="0"/>
+          <w:numId w:val="28"/>
+        </w:numPr>
+        <w:jc w:val="both"/>
+        <w:rPr>
+          <w:lang w:val="es-GT"/>
+        </w:rPr>
+      </w:pPr>
+      <w:r>
+        <w:rPr>
+          <w:lang w:val="es-GT"/>
+        </w:rPr>
+        <w:t>Mulone, M., Maldonado, J., Pierro, M. (10 de septiembre de 2022). Web2py – Prólogo. http://www.web2py.com/books/default/chapter/36</w:t>
+      </w:r>
+    </w:p>
+    <w:p>
+      <w:pPr>
+        <w:pStyle w:val="Prrafodelista"/>
+        <w:jc w:val="both"/>
+        <w:rPr>
+          <w:lang w:val="es-GT"/>
+        </w:rPr>
+      </w:pPr>
+    </w:p>
+    <w:p>
+      <w:pPr>
+        <w:pStyle w:val="Prrafodelista"/>
+        <w:numPr>
+          <w:ilvl w:val="0"/>
+          <w:numId w:val="28"/>
+        </w:numPr>
+        <w:jc w:val="both"/>
+        <w:rPr>
+          <w:lang w:val="en-US"/>
+        </w:rPr>
+      </w:pPr>
+      <w:r>
+        <w:rPr>
+          <w:lang w:val="en-US"/>
+        </w:rPr>
+        <w:t>W3Schools. (19 de septiembre de 2022). HTML Style Guide and Coding Conventions. https://www.w3schools.com/html/html5_syntax.asp</w:t>
+      </w:r>
+    </w:p>
+    <w:p>
+      <w:pPr>
         <w:pageBreakBefore/>
         <w:ind w:left="708"/>
+        <w:jc w:val="both"/>
         <w:rPr>
           <w:lang w:val="es-GT"/>
         </w:rPr>
@@ -17990,36 +16995,31 @@
           <w:lang w:val="es-GT"/>
         </w:rPr>
         <w:lastRenderedPageBreak/>
-        <w:t>El presente anteproyecto Titulado “TITULO DEL PROYECTO “</w:t>
+        <w:t>El presente anteproyecto Titulado “</w:t>
+      </w:r>
+      <w:r>
+        <w:rPr>
+          <w:lang w:val="es-GT"/>
+        </w:rPr>
+        <w:t>AMPLIACIÓN DE LA PLATAFORMA DE DESARROLLO DE TRANSFERENCIA TECNOLÓGICA PARA EL MANEJO Y CALIFICACIÓN DE FOROS Y CONFERENCIAS, ADMINISTRACIÓN DEL CONTENIDO DIGITAL Y CATEDRÁTICOS</w:t>
+      </w:r>
+      <w:r>
+        <w:rPr>
+          <w:lang w:val="es-GT"/>
+        </w:rPr>
+        <w:t xml:space="preserve"> </w:t>
+      </w:r>
+      <w:r>
+        <w:rPr>
+          <w:lang w:val="es-GT"/>
+        </w:rPr>
+        <w:t>“</w:t>
       </w:r>
     </w:p>
     <w:p>
       <w:pPr>
         <w:ind w:left="708"/>
-        <w:rPr>
-          <w:lang w:val="es-GT"/>
-        </w:rPr>
-      </w:pPr>
-    </w:p>
-    <w:p>
-      <w:pPr>
-        <w:ind w:left="708"/>
-        <w:rPr>
-          <w:lang w:val="es-GT"/>
-        </w:rPr>
-      </w:pPr>
-    </w:p>
-    <w:p>
-      <w:pPr>
-        <w:ind w:left="708"/>
-        <w:rPr>
-          <w:lang w:val="es-GT"/>
-        </w:rPr>
-      </w:pPr>
-    </w:p>
-    <w:p>
-      <w:pPr>
-        <w:ind w:left="708"/>
+        <w:jc w:val="both"/>
         <w:rPr>
           <w:lang w:val="es-GT"/>
         </w:rPr>
@@ -18042,6 +17042,62 @@
           <w:lang w:val="es-GT"/>
         </w:rPr>
       </w:pPr>
+      <w:r>
+        <w:rPr>
+          <w:noProof/>
+          <w:lang w:val="es-GT"/>
+          <w14:ligatures w14:val="standardContextual"/>
+        </w:rPr>
+        <w:drawing>
+          <wp:anchor distT="0" distB="0" distL="114300" distR="114300" simplePos="0" relativeHeight="251665408" behindDoc="0" locked="0" layoutInCell="1" allowOverlap="1" wp14:anchorId="48E6EFCD" wp14:editId="33FD0E86">
+            <wp:simplePos x="0" y="0"/>
+            <wp:positionH relativeFrom="column">
+              <wp:posOffset>2367915</wp:posOffset>
+            </wp:positionH>
+            <wp:positionV relativeFrom="paragraph">
+              <wp:posOffset>10795</wp:posOffset>
+            </wp:positionV>
+            <wp:extent cx="1228346" cy="573025"/>
+            <wp:effectExtent l="0" t="0" r="0" b="0"/>
+            <wp:wrapNone/>
+            <wp:docPr id="1592112827" name="Imagen 5" descr="Imagen que contiene animal, parado, dibujo&#10;&#10;Descripción generada automáticamente"/>
+            <wp:cNvGraphicFramePr>
+              <a:graphicFrameLocks xmlns:a="http://schemas.openxmlformats.org/drawingml/2006/main" noChangeAspect="1"/>
+            </wp:cNvGraphicFramePr>
+            <a:graphic xmlns:a="http://schemas.openxmlformats.org/drawingml/2006/main">
+              <a:graphicData uri="http://schemas.openxmlformats.org/drawingml/2006/picture">
+                <pic:pic xmlns:pic="http://schemas.openxmlformats.org/drawingml/2006/picture">
+                  <pic:nvPicPr>
+                    <pic:cNvPr id="1592112827" name="Imagen 5" descr="Imagen que contiene animal, parado, dibujo&#10;&#10;Descripción generada automáticamente"/>
+                    <pic:cNvPicPr/>
+                  </pic:nvPicPr>
+                  <pic:blipFill>
+                    <a:blip r:embed="rId14" cstate="print">
+                      <a:extLst>
+                        <a:ext uri="{28A0092B-C50C-407E-A947-70E740481C1C}">
+                          <a14:useLocalDpi xmlns:a14="http://schemas.microsoft.com/office/drawing/2010/main" val="0"/>
+                        </a:ext>
+                      </a:extLst>
+                    </a:blip>
+                    <a:stretch>
+                      <a:fillRect/>
+                    </a:stretch>
+                  </pic:blipFill>
+                  <pic:spPr>
+                    <a:xfrm>
+                      <a:off x="0" y="0"/>
+                      <a:ext cx="1228346" cy="573025"/>
+                    </a:xfrm>
+                    <a:prstGeom prst="rect">
+                      <a:avLst/>
+                    </a:prstGeom>
+                  </pic:spPr>
+                </pic:pic>
+              </a:graphicData>
+            </a:graphic>
+          </wp:anchor>
+        </w:drawing>
+      </w:r>
     </w:p>
     <w:p>
       <w:pPr>
@@ -18079,7 +17135,7 @@
         <w:rPr>
           <w:lang w:val="es-GT"/>
         </w:rPr>
-        <w:t>Nombre del estudiante</w:t>
+        <w:t>Luis Alfonso Ordoñez Carrillo</w:t>
       </w:r>
     </w:p>
     <w:p>
@@ -18094,7 +17150,7 @@
         <w:rPr>
           <w:lang w:val="es-GT"/>
         </w:rPr>
-        <w:t>Registro Estudiantil</w:t>
+        <w:t>201603127</w:t>
       </w:r>
     </w:p>
     <w:p>
@@ -18109,8 +17165,24 @@
         <w:rPr>
           <w:lang w:val="es-GT"/>
         </w:rPr>
-        <w:t>CUI</w:t>
-      </w:r>
+        <w:t>3613793820101</w:t>
+      </w:r>
+    </w:p>
+    <w:p>
+      <w:pPr>
+        <w:ind w:left="708"/>
+        <w:rPr>
+          <w:lang w:val="es-GT"/>
+        </w:rPr>
+      </w:pPr>
+    </w:p>
+    <w:p>
+      <w:pPr>
+        <w:ind w:left="708"/>
+        <w:rPr>
+          <w:lang w:val="es-GT"/>
+        </w:rPr>
+      </w:pPr>
     </w:p>
     <w:p>
       <w:pPr>
@@ -18147,7 +17219,7 @@
         <w:rPr>
           <w:lang w:val="es-GT"/>
         </w:rPr>
-        <w:t>Ing.</w:t>
+        <w:t>Ing. Álvaro Giovanni Longo Morales</w:t>
       </w:r>
     </w:p>
     <w:p>
@@ -18183,7 +17255,14 @@
     <w:p>
       <w:pPr>
         <w:ind w:left="708"/>
-        <w:jc w:val="center"/>
+        <w:rPr>
+          <w:lang w:val="es-GT"/>
+        </w:rPr>
+      </w:pPr>
+    </w:p>
+    <w:p>
+      <w:pPr>
+        <w:ind w:left="708"/>
         <w:rPr>
           <w:lang w:val="es-GT"/>
         </w:rPr>
@@ -18233,7 +17312,7 @@
         <w:rPr>
           <w:lang w:val="es-GT"/>
         </w:rPr>
-        <w:t>Asesor de (Nombre Institución)</w:t>
+        <w:t>Ingeniero Miguel Marín de León</w:t>
       </w:r>
     </w:p>
     <w:p>
@@ -18248,25 +17327,47 @@
         <w:rPr>
           <w:lang w:val="es-GT"/>
         </w:rPr>
-        <w:t>Puesto</w:t>
-      </w:r>
+        <w:t>Coordinador proyecto DTT</w:t>
+      </w:r>
+    </w:p>
+    <w:p>
+      <w:pPr>
+        <w:ind w:left="708"/>
+        <w:rPr>
+          <w:lang w:val="es-GT"/>
+        </w:rPr>
+      </w:pPr>
+    </w:p>
+    <w:p>
+      <w:pPr>
+        <w:ind w:left="708"/>
+        <w:rPr>
+          <w:lang w:val="es-GT"/>
+        </w:rPr>
+      </w:pPr>
+    </w:p>
+    <w:p>
+      <w:pPr>
+        <w:ind w:left="708"/>
+        <w:rPr>
+          <w:lang w:val="es-GT"/>
+        </w:rPr>
+      </w:pPr>
     </w:p>
     <w:p>
       <w:pPr>
         <w:ind w:left="708"/>
         <w:jc w:val="center"/>
         <w:rPr>
-          <w:lang w:val="es-GT"/>
-        </w:rPr>
-      </w:pPr>
-    </w:p>
-    <w:p>
-      <w:pPr>
-        <w:ind w:left="708"/>
-        <w:rPr>
-          <w:lang w:val="es-GT"/>
-        </w:rPr>
-      </w:pPr>
+          <w:lang w:val="pt-BR"/>
+        </w:rPr>
+      </w:pPr>
+      <w:r>
+        <w:rPr>
+          <w:lang w:val="es-GT"/>
+        </w:rPr>
+        <w:t>_____________________</w:t>
+      </w:r>
     </w:p>
     <w:p>
       <w:pPr>
@@ -18278,9 +17379,9 @@
       </w:pPr>
       <w:r>
         <w:rPr>
-          <w:lang w:val="es-GT"/>
-        </w:rPr>
-        <w:t>_____________________</w:t>
+          <w:lang w:val="pt-BR"/>
+        </w:rPr>
+        <w:t>Inga. Floriza Felipa Avila Pesquera de Medinilla</w:t>
       </w:r>
     </w:p>
     <w:p>
@@ -18288,59 +17389,15 @@
         <w:ind w:left="708"/>
         <w:jc w:val="center"/>
         <w:rPr>
-          <w:lang w:val="pt-BR"/>
-        </w:rPr>
-      </w:pPr>
-      <w:proofErr w:type="spellStart"/>
-      <w:r>
-        <w:rPr>
-          <w:lang w:val="pt-BR"/>
-        </w:rPr>
-        <w:t>Inga</w:t>
-      </w:r>
-      <w:proofErr w:type="spellEnd"/>
-      <w:r>
-        <w:rPr>
-          <w:lang w:val="pt-BR"/>
-        </w:rPr>
-        <w:t xml:space="preserve">. </w:t>
-      </w:r>
-      <w:proofErr w:type="spellStart"/>
-      <w:r>
-        <w:rPr>
-          <w:lang w:val="pt-BR"/>
-        </w:rPr>
-        <w:t>Floriza</w:t>
-      </w:r>
-      <w:proofErr w:type="spellEnd"/>
-      <w:r>
-        <w:rPr>
-          <w:lang w:val="pt-BR"/>
-        </w:rPr>
-        <w:t xml:space="preserve"> Felipa Avila </w:t>
-      </w:r>
-      <w:proofErr w:type="spellStart"/>
-      <w:r>
-        <w:rPr>
-          <w:lang w:val="pt-BR"/>
-        </w:rPr>
-        <w:t>Pesquera</w:t>
-      </w:r>
-      <w:proofErr w:type="spellEnd"/>
-      <w:r>
-        <w:rPr>
-          <w:lang w:val="pt-BR"/>
-        </w:rPr>
-        <w:t xml:space="preserve"> de </w:t>
-      </w:r>
-      <w:proofErr w:type="spellStart"/>
-      <w:r>
-        <w:rPr>
-          <w:lang w:val="pt-BR"/>
-        </w:rPr>
-        <w:t>Medinilla</w:t>
-      </w:r>
-      <w:proofErr w:type="spellEnd"/>
+          <w:lang w:val="es-GT"/>
+        </w:rPr>
+      </w:pPr>
+      <w:r>
+        <w:rPr>
+          <w:lang w:val="es-GT"/>
+        </w:rPr>
+        <w:t>Supervisora de EPS y</w:t>
+      </w:r>
     </w:p>
     <w:p>
       <w:pPr>
@@ -18354,8 +17411,32 @@
         <w:rPr>
           <w:lang w:val="es-GT"/>
         </w:rPr>
-        <w:t>Supervisora de EPS y</w:t>
-      </w:r>
+        <w:t>Coordinadora del Área de Tecnología y Energía</w:t>
+      </w:r>
+    </w:p>
+    <w:p>
+      <w:pPr>
+        <w:ind w:left="708"/>
+        <w:rPr>
+          <w:lang w:val="es-GT"/>
+        </w:rPr>
+      </w:pPr>
+    </w:p>
+    <w:p>
+      <w:pPr>
+        <w:ind w:left="708"/>
+        <w:rPr>
+          <w:lang w:val="es-GT"/>
+        </w:rPr>
+      </w:pPr>
+    </w:p>
+    <w:p>
+      <w:pPr>
+        <w:ind w:left="708"/>
+        <w:rPr>
+          <w:lang w:val="es-GT"/>
+        </w:rPr>
+      </w:pPr>
     </w:p>
     <w:p>
       <w:pPr>
@@ -18369,7 +17450,7 @@
         <w:rPr>
           <w:lang w:val="es-GT"/>
         </w:rPr>
-        <w:t>Coordinadora del Área de Tecnología y Energía</w:t>
+        <w:t>_____________________</w:t>
       </w:r>
     </w:p>
     <w:p>
@@ -18380,24 +17461,12 @@
           <w:lang w:val="es-GT"/>
         </w:rPr>
       </w:pPr>
-    </w:p>
-    <w:p>
-      <w:pPr>
-        <w:ind w:left="708"/>
-        <w:rPr>
-          <w:lang w:val="es-GT"/>
-        </w:rPr>
-      </w:pPr>
-    </w:p>
-    <w:p>
-      <w:pPr>
-        <w:ind w:left="708"/>
-        <w:jc w:val="both"/>
-        <w:rPr>
-          <w:b/>
-          <w:lang w:val="es-GT"/>
-        </w:rPr>
-      </w:pPr>
+      <w:r>
+        <w:rPr>
+          <w:lang w:val="es-GT"/>
+        </w:rPr>
+        <w:t>Ing. Oscar Argueta Hernandez</w:t>
+      </w:r>
     </w:p>
     <w:p>
       <w:pPr>
@@ -18411,8 +17480,32 @@
         <w:rPr>
           <w:lang w:val="es-GT"/>
         </w:rPr>
-        <w:t>_____________________</w:t>
-      </w:r>
+        <w:t>Director de la Unidad de EPS</w:t>
+      </w:r>
+    </w:p>
+    <w:p>
+      <w:pPr>
+        <w:ind w:left="708"/>
+        <w:rPr>
+          <w:lang w:val="es-GT"/>
+        </w:rPr>
+      </w:pPr>
+    </w:p>
+    <w:p>
+      <w:pPr>
+        <w:ind w:left="708"/>
+        <w:rPr>
+          <w:lang w:val="es-GT"/>
+        </w:rPr>
+      </w:pPr>
+    </w:p>
+    <w:p>
+      <w:pPr>
+        <w:ind w:left="708"/>
+        <w:rPr>
+          <w:lang w:val="es-GT"/>
+        </w:rPr>
+      </w:pPr>
     </w:p>
     <w:p>
       <w:pPr>
@@ -18426,16 +17519,8 @@
         <w:rPr>
           <w:lang w:val="es-GT"/>
         </w:rPr>
-        <w:t xml:space="preserve">Ing. Oscar Argueta </w:t>
-      </w:r>
-      <w:proofErr w:type="spellStart"/>
-      <w:r>
-        <w:rPr>
-          <w:lang w:val="es-GT"/>
-        </w:rPr>
-        <w:t>Hernandez</w:t>
-      </w:r>
-      <w:proofErr w:type="spellEnd"/>
+        <w:t>_____________________</w:t>
+      </w:r>
     </w:p>
     <w:p>
       <w:pPr>
@@ -18449,32 +17534,8 @@
         <w:rPr>
           <w:lang w:val="es-GT"/>
         </w:rPr>
-        <w:t>Director de la Unidad de EPS</w:t>
-      </w:r>
-    </w:p>
-    <w:p>
-      <w:pPr>
-        <w:ind w:left="708"/>
-        <w:rPr>
-          <w:lang w:val="es-GT"/>
-        </w:rPr>
-      </w:pPr>
-    </w:p>
-    <w:p>
-      <w:pPr>
-        <w:ind w:left="708"/>
-        <w:rPr>
-          <w:lang w:val="es-GT"/>
-        </w:rPr>
-      </w:pPr>
-    </w:p>
-    <w:p>
-      <w:pPr>
-        <w:ind w:left="708"/>
-        <w:rPr>
-          <w:lang w:val="es-GT"/>
-        </w:rPr>
-      </w:pPr>
+        <w:t>Ing. Carlos Alonzo</w:t>
+      </w:r>
     </w:p>
     <w:p>
       <w:pPr>
@@ -18488,46 +17549,8 @@
         <w:rPr>
           <w:lang w:val="es-GT"/>
         </w:rPr>
-        <w:t>_____________________</w:t>
-      </w:r>
-    </w:p>
-    <w:p>
-      <w:pPr>
-        <w:ind w:left="708"/>
-        <w:jc w:val="center"/>
-        <w:rPr>
-          <w:lang w:val="es-GT"/>
-        </w:rPr>
-      </w:pPr>
-      <w:r>
-        <w:rPr>
-          <w:lang w:val="es-GT"/>
-        </w:rPr>
-        <w:t>Ing. Carlos Alonzo</w:t>
-      </w:r>
-    </w:p>
-    <w:p>
-      <w:pPr>
-        <w:ind w:left="708"/>
-        <w:jc w:val="center"/>
-        <w:rPr>
-          <w:lang w:val="es-GT"/>
-        </w:rPr>
-      </w:pPr>
-      <w:r>
-        <w:rPr>
-          <w:lang w:val="es-GT"/>
-        </w:rPr>
         <w:t xml:space="preserve"> Director Escuela de Ciencias y Sistemas</w:t>
       </w:r>
-    </w:p>
-    <w:p>
-      <w:pPr>
-        <w:ind w:left="708"/>
-        <w:rPr>
-          <w:lang w:val="es-GT"/>
-        </w:rPr>
-      </w:pPr>
     </w:p>
     <w:p>
       <w:pPr>
@@ -18623,10 +17646,71 @@
       </w:pPr>
       <w:r>
         <w:rPr>
+          <w:noProof/>
+        </w:rPr>
+        <w:drawing>
+          <wp:anchor distT="0" distB="0" distL="114300" distR="114300" simplePos="0" relativeHeight="251666432" behindDoc="0" locked="0" layoutInCell="1" allowOverlap="1" wp14:anchorId="7D950E0D" wp14:editId="0E93339C">
+            <wp:simplePos x="0" y="0"/>
+            <wp:positionH relativeFrom="margin">
+              <wp:align>center</wp:align>
+            </wp:positionH>
+            <wp:positionV relativeFrom="paragraph">
+              <wp:posOffset>306070</wp:posOffset>
+            </wp:positionV>
+            <wp:extent cx="6362120" cy="8233200"/>
+            <wp:effectExtent l="0" t="0" r="635" b="0"/>
+            <wp:wrapSquare wrapText="bothSides"/>
+            <wp:docPr id="458059271" name="Imagen 6" descr="Texto, Carta&#10;&#10;Descripción generada automáticamente"/>
+            <wp:cNvGraphicFramePr>
+              <a:graphicFrameLocks xmlns:a="http://schemas.openxmlformats.org/drawingml/2006/main" noChangeAspect="1"/>
+            </wp:cNvGraphicFramePr>
+            <a:graphic xmlns:a="http://schemas.openxmlformats.org/drawingml/2006/main">
+              <a:graphicData uri="http://schemas.openxmlformats.org/drawingml/2006/picture">
+                <pic:pic xmlns:pic="http://schemas.openxmlformats.org/drawingml/2006/picture">
+                  <pic:nvPicPr>
+                    <pic:cNvPr id="458059271" name="Imagen 6" descr="Texto, Carta&#10;&#10;Descripción generada automáticamente"/>
+                    <pic:cNvPicPr>
+                      <a:picLocks noChangeAspect="1" noChangeArrowheads="1"/>
+                    </pic:cNvPicPr>
+                  </pic:nvPicPr>
+                  <pic:blipFill>
+                    <a:blip r:embed="rId15" cstate="print">
+                      <a:extLst>
+                        <a:ext uri="{28A0092B-C50C-407E-A947-70E740481C1C}">
+                          <a14:useLocalDpi xmlns:a14="http://schemas.microsoft.com/office/drawing/2010/main" val="0"/>
+                        </a:ext>
+                      </a:extLst>
+                    </a:blip>
+                    <a:srcRect/>
+                    <a:stretch>
+                      <a:fillRect/>
+                    </a:stretch>
+                  </pic:blipFill>
+                  <pic:spPr bwMode="auto">
+                    <a:xfrm>
+                      <a:off x="0" y="0"/>
+                      <a:ext cx="6362120" cy="8233200"/>
+                    </a:xfrm>
+                    <a:prstGeom prst="rect">
+                      <a:avLst/>
+                    </a:prstGeom>
+                    <a:noFill/>
+                    <a:ln>
+                      <a:noFill/>
+                    </a:ln>
+                  </pic:spPr>
+                </pic:pic>
+              </a:graphicData>
+            </a:graphic>
+          </wp:anchor>
+        </w:drawing>
+      </w:r>
+      <w:r>
+        <w:rPr>
           <w:b/>
           <w:lang w:val="es-GT"/>
         </w:rPr>
-        <w:t>Constancia de Propedéutico</w:t>
+        <w:t>Constancia de Cierre</w:t>
       </w:r>
     </w:p>
     <w:p>
@@ -18646,7 +17730,111 @@
           <w:b/>
           <w:lang w:val="es-GT"/>
         </w:rPr>
-        <w:t>Constancia de Cierre</w:t>
+        <w:lastRenderedPageBreak/>
+        <w:t>Constancia de inscripción</w:t>
+      </w:r>
+    </w:p>
+    <w:p>
+      <w:pPr>
+        <w:ind w:left="1068"/>
+        <w:jc w:val="both"/>
+        <w:rPr>
+          <w:b/>
+          <w:lang w:val="es-GT"/>
+        </w:rPr>
+      </w:pPr>
+      <w:r>
+        <w:rPr>
+          <w:b/>
+          <w:noProof/>
+          <w:lang w:val="es-GT"/>
+        </w:rPr>
+        <w:drawing>
+          <wp:anchor distT="0" distB="0" distL="114300" distR="114300" simplePos="0" relativeHeight="251667456" behindDoc="0" locked="0" layoutInCell="1" allowOverlap="1" wp14:anchorId="298AB8AF" wp14:editId="5D2BD311">
+            <wp:simplePos x="0" y="0"/>
+            <wp:positionH relativeFrom="margin">
+              <wp:align>center</wp:align>
+            </wp:positionH>
+            <wp:positionV relativeFrom="paragraph">
+              <wp:posOffset>191770</wp:posOffset>
+            </wp:positionV>
+            <wp:extent cx="6360795" cy="3809365"/>
+            <wp:effectExtent l="0" t="0" r="1905" b="635"/>
+            <wp:wrapSquare wrapText="bothSides"/>
+            <wp:docPr id="2024536017" name="Imagen 7"/>
+            <wp:cNvGraphicFramePr>
+              <a:graphicFrameLocks xmlns:a="http://schemas.openxmlformats.org/drawingml/2006/main" noChangeAspect="1"/>
+            </wp:cNvGraphicFramePr>
+            <a:graphic xmlns:a="http://schemas.openxmlformats.org/drawingml/2006/main">
+              <a:graphicData uri="http://schemas.openxmlformats.org/drawingml/2006/picture">
+                <pic:pic xmlns:pic="http://schemas.openxmlformats.org/drawingml/2006/picture">
+                  <pic:nvPicPr>
+                    <pic:cNvPr id="0" name="Picture 7"/>
+                    <pic:cNvPicPr>
+                      <a:picLocks noChangeAspect="1" noChangeArrowheads="1"/>
+                    </pic:cNvPicPr>
+                  </pic:nvPicPr>
+                  <pic:blipFill rotWithShape="1">
+                    <a:blip r:embed="rId16" cstate="print">
+                      <a:extLst>
+                        <a:ext uri="{28A0092B-C50C-407E-A947-70E740481C1C}">
+                          <a14:useLocalDpi xmlns:a14="http://schemas.microsoft.com/office/drawing/2010/main" val="0"/>
+                        </a:ext>
+                      </a:extLst>
+                    </a:blip>
+                    <a:srcRect b="53752"/>
+                    <a:stretch/>
+                  </pic:blipFill>
+                  <pic:spPr bwMode="auto">
+                    <a:xfrm>
+                      <a:off x="0" y="0"/>
+                      <a:ext cx="6360795" cy="3809365"/>
+                    </a:xfrm>
+                    <a:prstGeom prst="rect">
+                      <a:avLst/>
+                    </a:prstGeom>
+                    <a:noFill/>
+                    <a:ln>
+                      <a:noFill/>
+                    </a:ln>
+                    <a:extLst>
+                      <a:ext uri="{53640926-AAD7-44D8-BBD7-CCE9431645EC}">
+                        <a14:shadowObscured xmlns:a14="http://schemas.microsoft.com/office/drawing/2010/main"/>
+                      </a:ext>
+                    </a:extLst>
+                  </pic:spPr>
+                </pic:pic>
+              </a:graphicData>
+            </a:graphic>
+          </wp:anchor>
+        </w:drawing>
+      </w:r>
+    </w:p>
+    <w:p>
+      <w:pPr>
+        <w:ind w:left="1068"/>
+        <w:jc w:val="both"/>
+        <w:rPr>
+          <w:b/>
+          <w:lang w:val="es-GT"/>
+        </w:rPr>
+      </w:pPr>
+    </w:p>
+    <w:p>
+      <w:pPr>
+        <w:suppressAutoHyphens w:val="0"/>
+        <w:spacing w:after="160" w:line="259" w:lineRule="auto"/>
+        <w:rPr>
+          <w:b/>
+          <w:lang w:val="es-GT"/>
+        </w:rPr>
+      </w:pPr>
+      <w:r>
+        <w:rPr>
+          <w:b/>
+          <w:lang w:val="es-GT"/>
+        </w:rPr>
+        <w:br w:type="page"/>
       </w:r>
     </w:p>
     <w:p>
@@ -18666,23 +17854,250 @@
           <w:b/>
           <w:lang w:val="es-GT"/>
         </w:rPr>
-        <w:t xml:space="preserve">Constancia de año de práctica (Si </w:t>
-      </w:r>
-      <w:proofErr w:type="gramStart"/>
-      <w:r>
+        <w:lastRenderedPageBreak/>
+        <w:t>Certificación de cursos</w:t>
+      </w:r>
+    </w:p>
+    <w:p>
+      <w:pPr>
+        <w:suppressAutoHyphens w:val="0"/>
+        <w:spacing w:after="160" w:line="259" w:lineRule="auto"/>
         <w:rPr>
           <w:b/>
           <w:lang w:val="es-GT"/>
         </w:rPr>
-        <w:t>no  aparece</w:t>
-      </w:r>
-      <w:proofErr w:type="gramEnd"/>
+      </w:pPr>
       <w:r>
         <w:rPr>
           <w:b/>
-          <w:lang w:val="es-GT"/>
-        </w:rPr>
-        <w:t xml:space="preserve"> en la constancia de cursos)</w:t>
+          <w:noProof/>
+          <w:lang w:val="es-GT"/>
+        </w:rPr>
+        <w:drawing>
+          <wp:anchor distT="0" distB="0" distL="114300" distR="114300" simplePos="0" relativeHeight="251668480" behindDoc="0" locked="0" layoutInCell="1" allowOverlap="1" wp14:anchorId="43E2EF64" wp14:editId="575FEED7">
+            <wp:simplePos x="0" y="0"/>
+            <wp:positionH relativeFrom="margin">
+              <wp:align>center</wp:align>
+            </wp:positionH>
+            <wp:positionV relativeFrom="paragraph">
+              <wp:posOffset>200025</wp:posOffset>
+            </wp:positionV>
+            <wp:extent cx="6361200" cy="8238091"/>
+            <wp:effectExtent l="0" t="0" r="1905" b="0"/>
+            <wp:wrapSquare wrapText="bothSides"/>
+            <wp:docPr id="1397801755" name="Imagen 11"/>
+            <wp:cNvGraphicFramePr>
+              <a:graphicFrameLocks xmlns:a="http://schemas.openxmlformats.org/drawingml/2006/main" noChangeAspect="1"/>
+            </wp:cNvGraphicFramePr>
+            <a:graphic xmlns:a="http://schemas.openxmlformats.org/drawingml/2006/main">
+              <a:graphicData uri="http://schemas.openxmlformats.org/drawingml/2006/picture">
+                <pic:pic xmlns:pic="http://schemas.openxmlformats.org/drawingml/2006/picture">
+                  <pic:nvPicPr>
+                    <pic:cNvPr id="0" name="Picture 11"/>
+                    <pic:cNvPicPr>
+                      <a:picLocks noChangeAspect="1" noChangeArrowheads="1"/>
+                    </pic:cNvPicPr>
+                  </pic:nvPicPr>
+                  <pic:blipFill>
+                    <a:blip r:embed="rId17" cstate="print">
+                      <a:extLst>
+                        <a:ext uri="{28A0092B-C50C-407E-A947-70E740481C1C}">
+                          <a14:useLocalDpi xmlns:a14="http://schemas.microsoft.com/office/drawing/2010/main" val="0"/>
+                        </a:ext>
+                      </a:extLst>
+                    </a:blip>
+                    <a:srcRect/>
+                    <a:stretch>
+                      <a:fillRect/>
+                    </a:stretch>
+                  </pic:blipFill>
+                  <pic:spPr bwMode="auto">
+                    <a:xfrm>
+                      <a:off x="0" y="0"/>
+                      <a:ext cx="6361200" cy="8238091"/>
+                    </a:xfrm>
+                    <a:prstGeom prst="rect">
+                      <a:avLst/>
+                    </a:prstGeom>
+                    <a:noFill/>
+                    <a:ln>
+                      <a:noFill/>
+                    </a:ln>
+                  </pic:spPr>
+                </pic:pic>
+              </a:graphicData>
+            </a:graphic>
+          </wp:anchor>
+        </w:drawing>
+      </w:r>
+      <w:r>
+        <w:rPr>
+          <w:b/>
+          <w:lang w:val="es-GT"/>
+        </w:rPr>
+        <w:br w:type="page"/>
+      </w:r>
+    </w:p>
+    <w:p>
+      <w:pPr>
+        <w:suppressAutoHyphens w:val="0"/>
+        <w:spacing w:after="160" w:line="259" w:lineRule="auto"/>
+        <w:rPr>
+          <w:b/>
+          <w:lang w:val="es-GT"/>
+        </w:rPr>
+      </w:pPr>
+      <w:r>
+        <w:rPr>
+          <w:b/>
+          <w:noProof/>
+          <w:lang w:val="es-GT"/>
+        </w:rPr>
+        <w:lastRenderedPageBreak/>
+        <w:drawing>
+          <wp:anchor distT="0" distB="0" distL="114300" distR="114300" simplePos="0" relativeHeight="251669504" behindDoc="0" locked="0" layoutInCell="1" allowOverlap="1" wp14:anchorId="6E4C6EC2" wp14:editId="6CD07C56">
+            <wp:simplePos x="0" y="0"/>
+            <wp:positionH relativeFrom="margin">
+              <wp:align>center</wp:align>
+            </wp:positionH>
+            <wp:positionV relativeFrom="paragraph">
+              <wp:posOffset>0</wp:posOffset>
+            </wp:positionV>
+            <wp:extent cx="6361200" cy="8238091"/>
+            <wp:effectExtent l="0" t="0" r="1905" b="0"/>
+            <wp:wrapSquare wrapText="bothSides"/>
+            <wp:docPr id="844831829" name="Imagen 12"/>
+            <wp:cNvGraphicFramePr>
+              <a:graphicFrameLocks xmlns:a="http://schemas.openxmlformats.org/drawingml/2006/main" noChangeAspect="1"/>
+            </wp:cNvGraphicFramePr>
+            <a:graphic xmlns:a="http://schemas.openxmlformats.org/drawingml/2006/main">
+              <a:graphicData uri="http://schemas.openxmlformats.org/drawingml/2006/picture">
+                <pic:pic xmlns:pic="http://schemas.openxmlformats.org/drawingml/2006/picture">
+                  <pic:nvPicPr>
+                    <pic:cNvPr id="0" name="Picture 12"/>
+                    <pic:cNvPicPr>
+                      <a:picLocks noChangeAspect="1" noChangeArrowheads="1"/>
+                    </pic:cNvPicPr>
+                  </pic:nvPicPr>
+                  <pic:blipFill>
+                    <a:blip r:embed="rId18" cstate="print">
+                      <a:extLst>
+                        <a:ext uri="{28A0092B-C50C-407E-A947-70E740481C1C}">
+                          <a14:useLocalDpi xmlns:a14="http://schemas.microsoft.com/office/drawing/2010/main" val="0"/>
+                        </a:ext>
+                      </a:extLst>
+                    </a:blip>
+                    <a:srcRect/>
+                    <a:stretch>
+                      <a:fillRect/>
+                    </a:stretch>
+                  </pic:blipFill>
+                  <pic:spPr bwMode="auto">
+                    <a:xfrm>
+                      <a:off x="0" y="0"/>
+                      <a:ext cx="6361200" cy="8238091"/>
+                    </a:xfrm>
+                    <a:prstGeom prst="rect">
+                      <a:avLst/>
+                    </a:prstGeom>
+                    <a:noFill/>
+                    <a:ln>
+                      <a:noFill/>
+                    </a:ln>
+                  </pic:spPr>
+                </pic:pic>
+              </a:graphicData>
+            </a:graphic>
+          </wp:anchor>
+        </w:drawing>
+      </w:r>
+      <w:r>
+        <w:rPr>
+          <w:b/>
+          <w:lang w:val="es-GT"/>
+        </w:rPr>
+        <w:br w:type="page"/>
+      </w:r>
+    </w:p>
+    <w:p>
+      <w:pPr>
+        <w:suppressAutoHyphens w:val="0"/>
+        <w:spacing w:after="160" w:line="259" w:lineRule="auto"/>
+        <w:rPr>
+          <w:b/>
+          <w:lang w:val="es-GT"/>
+        </w:rPr>
+      </w:pPr>
+      <w:r>
+        <w:rPr>
+          <w:b/>
+          <w:noProof/>
+          <w:lang w:val="es-GT"/>
+        </w:rPr>
+        <w:lastRenderedPageBreak/>
+        <w:drawing>
+          <wp:anchor distT="0" distB="0" distL="114300" distR="114300" simplePos="0" relativeHeight="251670528" behindDoc="0" locked="0" layoutInCell="1" allowOverlap="1" wp14:anchorId="0B3C9B3F" wp14:editId="17876667">
+            <wp:simplePos x="0" y="0"/>
+            <wp:positionH relativeFrom="margin">
+              <wp:align>center</wp:align>
+            </wp:positionH>
+            <wp:positionV relativeFrom="paragraph">
+              <wp:posOffset>0</wp:posOffset>
+            </wp:positionV>
+            <wp:extent cx="6361200" cy="8238091"/>
+            <wp:effectExtent l="0" t="0" r="1905" b="0"/>
+            <wp:wrapSquare wrapText="bothSides"/>
+            <wp:docPr id="1272543984" name="Imagen 13"/>
+            <wp:cNvGraphicFramePr>
+              <a:graphicFrameLocks xmlns:a="http://schemas.openxmlformats.org/drawingml/2006/main" noChangeAspect="1"/>
+            </wp:cNvGraphicFramePr>
+            <a:graphic xmlns:a="http://schemas.openxmlformats.org/drawingml/2006/main">
+              <a:graphicData uri="http://schemas.openxmlformats.org/drawingml/2006/picture">
+                <pic:pic xmlns:pic="http://schemas.openxmlformats.org/drawingml/2006/picture">
+                  <pic:nvPicPr>
+                    <pic:cNvPr id="0" name="Picture 13"/>
+                    <pic:cNvPicPr>
+                      <a:picLocks noChangeAspect="1" noChangeArrowheads="1"/>
+                    </pic:cNvPicPr>
+                  </pic:nvPicPr>
+                  <pic:blipFill>
+                    <a:blip r:embed="rId19" cstate="print">
+                      <a:extLst>
+                        <a:ext uri="{28A0092B-C50C-407E-A947-70E740481C1C}">
+                          <a14:useLocalDpi xmlns:a14="http://schemas.microsoft.com/office/drawing/2010/main" val="0"/>
+                        </a:ext>
+                      </a:extLst>
+                    </a:blip>
+                    <a:srcRect/>
+                    <a:stretch>
+                      <a:fillRect/>
+                    </a:stretch>
+                  </pic:blipFill>
+                  <pic:spPr bwMode="auto">
+                    <a:xfrm>
+                      <a:off x="0" y="0"/>
+                      <a:ext cx="6361200" cy="8238091"/>
+                    </a:xfrm>
+                    <a:prstGeom prst="rect">
+                      <a:avLst/>
+                    </a:prstGeom>
+                    <a:noFill/>
+                    <a:ln>
+                      <a:noFill/>
+                    </a:ln>
+                  </pic:spPr>
+                </pic:pic>
+              </a:graphicData>
+            </a:graphic>
+          </wp:anchor>
+        </w:drawing>
+      </w:r>
+      <w:r>
+        <w:rPr>
+          <w:b/>
+          <w:lang w:val="es-GT"/>
+        </w:rPr>
+        <w:br w:type="page"/>
       </w:r>
     </w:p>
     <w:p>
@@ -18702,46 +18117,20 @@
           <w:b/>
           <w:lang w:val="es-GT"/>
         </w:rPr>
-        <w:t>Constancia de inscripción</w:t>
-      </w:r>
-    </w:p>
-    <w:p>
-      <w:pPr>
-        <w:numPr>
-          <w:ilvl w:val="0"/>
-          <w:numId w:val="3"/>
-        </w:numPr>
-        <w:jc w:val="both"/>
-        <w:rPr>
-          <w:b/>
-          <w:lang w:val="es-GT"/>
-        </w:rPr>
-      </w:pPr>
-      <w:r>
-        <w:rPr>
-          <w:b/>
-          <w:lang w:val="es-GT"/>
-        </w:rPr>
-        <w:t>Certificación de cursos</w:t>
-      </w:r>
-    </w:p>
-    <w:p>
-      <w:pPr>
-        <w:numPr>
-          <w:ilvl w:val="0"/>
-          <w:numId w:val="3"/>
-        </w:numPr>
-        <w:jc w:val="both"/>
-      </w:pPr>
-      <w:r>
-        <w:rPr>
-          <w:b/>
-          <w:lang w:val="es-GT"/>
-        </w:rPr>
+        <w:lastRenderedPageBreak/>
         <w:t>Carta de incorporación</w:t>
       </w:r>
     </w:p>
     <w:p/>
+    <w:p/>
+    <w:p>
+      <w:pPr>
+        <w:jc w:val="center"/>
+      </w:pPr>
+      <w:r>
+        <w:t>PENDIENTE DE ENTREGA</w:t>
+      </w:r>
+    </w:p>
     <w:sectPr>
       <w:pgSz w:w="11906" w:h="16838"/>
       <w:pgMar w:top="1417" w:right="1701" w:bottom="1417" w:left="1701" w:header="720" w:footer="720" w:gutter="0"/>
@@ -19424,9 +18813,9 @@
     </w:lvl>
   </w:abstractNum>
   <w:abstractNum w:abstractNumId="9" w15:restartNumberingAfterBreak="0">
-    <w:nsid w:val="084F5D57"/>
+    <w:nsid w:val="084B63D4"/>
     <w:multiLevelType w:val="hybridMultilevel"/>
-    <w:tmpl w:val="528E63BE"/>
+    <w:tmpl w:val="286E4A0A"/>
     <w:lvl w:ilvl="0" w:tplc="080A0001">
       <w:start w:val="1"/>
       <w:numFmt w:val="bullet"/>
@@ -19537,9 +18926,9 @@
     </w:lvl>
   </w:abstractNum>
   <w:abstractNum w:abstractNumId="10" w15:restartNumberingAfterBreak="0">
-    <w:nsid w:val="09775CE2"/>
+    <w:nsid w:val="084F5D57"/>
     <w:multiLevelType w:val="hybridMultilevel"/>
-    <w:tmpl w:val="305A56B6"/>
+    <w:tmpl w:val="528E63BE"/>
     <w:lvl w:ilvl="0" w:tplc="080A0001">
       <w:start w:val="1"/>
       <w:numFmt w:val="bullet"/>
@@ -19650,9 +19039,9 @@
     </w:lvl>
   </w:abstractNum>
   <w:abstractNum w:abstractNumId="11" w15:restartNumberingAfterBreak="0">
-    <w:nsid w:val="18A531A2"/>
+    <w:nsid w:val="09775CE2"/>
     <w:multiLevelType w:val="hybridMultilevel"/>
-    <w:tmpl w:val="A8E625DA"/>
+    <w:tmpl w:val="305A56B6"/>
     <w:lvl w:ilvl="0" w:tplc="080A0001">
       <w:start w:val="1"/>
       <w:numFmt w:val="bullet"/>
@@ -19763,9 +19152,9 @@
     </w:lvl>
   </w:abstractNum>
   <w:abstractNum w:abstractNumId="12" w15:restartNumberingAfterBreak="0">
-    <w:nsid w:val="1D0E5EFD"/>
+    <w:nsid w:val="18A531A2"/>
     <w:multiLevelType w:val="hybridMultilevel"/>
-    <w:tmpl w:val="96F85508"/>
+    <w:tmpl w:val="A8E625DA"/>
     <w:lvl w:ilvl="0" w:tplc="080A0001">
       <w:start w:val="1"/>
       <w:numFmt w:val="bullet"/>
@@ -19876,6 +19265,119 @@
     </w:lvl>
   </w:abstractNum>
   <w:abstractNum w:abstractNumId="13" w15:restartNumberingAfterBreak="0">
+    <w:nsid w:val="1D0E5EFD"/>
+    <w:multiLevelType w:val="hybridMultilevel"/>
+    <w:tmpl w:val="96F85508"/>
+    <w:lvl w:ilvl="0" w:tplc="080A0001">
+      <w:start w:val="1"/>
+      <w:numFmt w:val="bullet"/>
+      <w:lvlText w:val=""/>
+      <w:lvlJc w:val="left"/>
+      <w:pPr>
+        <w:ind w:left="720" w:hanging="360"/>
+      </w:pPr>
+      <w:rPr>
+        <w:rFonts w:ascii="Symbol" w:hAnsi="Symbol" w:hint="default"/>
+      </w:rPr>
+    </w:lvl>
+    <w:lvl w:ilvl="1" w:tplc="080A0003" w:tentative="1">
+      <w:start w:val="1"/>
+      <w:numFmt w:val="bullet"/>
+      <w:lvlText w:val="o"/>
+      <w:lvlJc w:val="left"/>
+      <w:pPr>
+        <w:ind w:left="1440" w:hanging="360"/>
+      </w:pPr>
+      <w:rPr>
+        <w:rFonts w:ascii="Courier New" w:hAnsi="Courier New" w:cs="Courier New" w:hint="default"/>
+      </w:rPr>
+    </w:lvl>
+    <w:lvl w:ilvl="2" w:tplc="080A0005" w:tentative="1">
+      <w:start w:val="1"/>
+      <w:numFmt w:val="bullet"/>
+      <w:lvlText w:val=""/>
+      <w:lvlJc w:val="left"/>
+      <w:pPr>
+        <w:ind w:left="2160" w:hanging="360"/>
+      </w:pPr>
+      <w:rPr>
+        <w:rFonts w:ascii="Wingdings" w:hAnsi="Wingdings" w:hint="default"/>
+      </w:rPr>
+    </w:lvl>
+    <w:lvl w:ilvl="3" w:tplc="080A0001" w:tentative="1">
+      <w:start w:val="1"/>
+      <w:numFmt w:val="bullet"/>
+      <w:lvlText w:val=""/>
+      <w:lvlJc w:val="left"/>
+      <w:pPr>
+        <w:ind w:left="2880" w:hanging="360"/>
+      </w:pPr>
+      <w:rPr>
+        <w:rFonts w:ascii="Symbol" w:hAnsi="Symbol" w:hint="default"/>
+      </w:rPr>
+    </w:lvl>
+    <w:lvl w:ilvl="4" w:tplc="080A0003" w:tentative="1">
+      <w:start w:val="1"/>
+      <w:numFmt w:val="bullet"/>
+      <w:lvlText w:val="o"/>
+      <w:lvlJc w:val="left"/>
+      <w:pPr>
+        <w:ind w:left="3600" w:hanging="360"/>
+      </w:pPr>
+      <w:rPr>
+        <w:rFonts w:ascii="Courier New" w:hAnsi="Courier New" w:cs="Courier New" w:hint="default"/>
+      </w:rPr>
+    </w:lvl>
+    <w:lvl w:ilvl="5" w:tplc="080A0005" w:tentative="1">
+      <w:start w:val="1"/>
+      <w:numFmt w:val="bullet"/>
+      <w:lvlText w:val=""/>
+      <w:lvlJc w:val="left"/>
+      <w:pPr>
+        <w:ind w:left="4320" w:hanging="360"/>
+      </w:pPr>
+      <w:rPr>
+        <w:rFonts w:ascii="Wingdings" w:hAnsi="Wingdings" w:hint="default"/>
+      </w:rPr>
+    </w:lvl>
+    <w:lvl w:ilvl="6" w:tplc="080A0001" w:tentative="1">
+      <w:start w:val="1"/>
+      <w:numFmt w:val="bullet"/>
+      <w:lvlText w:val=""/>
+      <w:lvlJc w:val="left"/>
+      <w:pPr>
+        <w:ind w:left="5040" w:hanging="360"/>
+      </w:pPr>
+      <w:rPr>
+        <w:rFonts w:ascii="Symbol" w:hAnsi="Symbol" w:hint="default"/>
+      </w:rPr>
+    </w:lvl>
+    <w:lvl w:ilvl="7" w:tplc="080A0003" w:tentative="1">
+      <w:start w:val="1"/>
+      <w:numFmt w:val="bullet"/>
+      <w:lvlText w:val="o"/>
+      <w:lvlJc w:val="left"/>
+      <w:pPr>
+        <w:ind w:left="5760" w:hanging="360"/>
+      </w:pPr>
+      <w:rPr>
+        <w:rFonts w:ascii="Courier New" w:hAnsi="Courier New" w:cs="Courier New" w:hint="default"/>
+      </w:rPr>
+    </w:lvl>
+    <w:lvl w:ilvl="8" w:tplc="080A0005" w:tentative="1">
+      <w:start w:val="1"/>
+      <w:numFmt w:val="bullet"/>
+      <w:lvlText w:val=""/>
+      <w:lvlJc w:val="left"/>
+      <w:pPr>
+        <w:ind w:left="6480" w:hanging="360"/>
+      </w:pPr>
+      <w:rPr>
+        <w:rFonts w:ascii="Wingdings" w:hAnsi="Wingdings" w:hint="default"/>
+      </w:rPr>
+    </w:lvl>
+  </w:abstractNum>
+  <w:abstractNum w:abstractNumId="14" w15:restartNumberingAfterBreak="0">
     <w:nsid w:val="28F320F5"/>
     <w:multiLevelType w:val="multilevel"/>
     <w:tmpl w:val="0192A924"/>
@@ -19991,7 +19493,7 @@
       </w:rPr>
     </w:lvl>
   </w:abstractNum>
-  <w:abstractNum w:abstractNumId="14" w15:restartNumberingAfterBreak="0">
+  <w:abstractNum w:abstractNumId="15" w15:restartNumberingAfterBreak="0">
     <w:nsid w:val="29B076FA"/>
     <w:multiLevelType w:val="hybridMultilevel"/>
     <w:tmpl w:val="4EB02650"/>
@@ -20104,7 +19606,7 @@
       </w:rPr>
     </w:lvl>
   </w:abstractNum>
-  <w:abstractNum w:abstractNumId="15" w15:restartNumberingAfterBreak="0">
+  <w:abstractNum w:abstractNumId="16" w15:restartNumberingAfterBreak="0">
     <w:nsid w:val="2F5D3B2F"/>
     <w:multiLevelType w:val="hybridMultilevel"/>
     <w:tmpl w:val="883AC002"/>
@@ -20217,7 +19719,7 @@
       </w:rPr>
     </w:lvl>
   </w:abstractNum>
-  <w:abstractNum w:abstractNumId="16" w15:restartNumberingAfterBreak="0">
+  <w:abstractNum w:abstractNumId="17" w15:restartNumberingAfterBreak="0">
     <w:nsid w:val="36424530"/>
     <w:multiLevelType w:val="hybridMultilevel"/>
     <w:tmpl w:val="0EEE0E70"/>
@@ -20330,7 +19832,7 @@
       </w:rPr>
     </w:lvl>
   </w:abstractNum>
-  <w:abstractNum w:abstractNumId="17" w15:restartNumberingAfterBreak="0">
+  <w:abstractNum w:abstractNumId="18" w15:restartNumberingAfterBreak="0">
     <w:nsid w:val="39842FC6"/>
     <w:multiLevelType w:val="hybridMultilevel"/>
     <w:tmpl w:val="D886216E"/>
@@ -20443,7 +19945,7 @@
       </w:rPr>
     </w:lvl>
   </w:abstractNum>
-  <w:abstractNum w:abstractNumId="18" w15:restartNumberingAfterBreak="0">
+  <w:abstractNum w:abstractNumId="19" w15:restartNumberingAfterBreak="0">
     <w:nsid w:val="47A36B99"/>
     <w:multiLevelType w:val="hybridMultilevel"/>
     <w:tmpl w:val="F886D04C"/>
@@ -20532,7 +20034,7 @@
       </w:pPr>
     </w:lvl>
   </w:abstractNum>
-  <w:abstractNum w:abstractNumId="19" w15:restartNumberingAfterBreak="0">
+  <w:abstractNum w:abstractNumId="20" w15:restartNumberingAfterBreak="0">
     <w:nsid w:val="48DA1C5C"/>
     <w:multiLevelType w:val="hybridMultilevel"/>
     <w:tmpl w:val="46D01D3E"/>
@@ -20645,7 +20147,7 @@
       </w:rPr>
     </w:lvl>
   </w:abstractNum>
-  <w:abstractNum w:abstractNumId="20" w15:restartNumberingAfterBreak="0">
+  <w:abstractNum w:abstractNumId="21" w15:restartNumberingAfterBreak="0">
     <w:nsid w:val="499B77C9"/>
     <w:multiLevelType w:val="hybridMultilevel"/>
     <w:tmpl w:val="7012F2F4"/>
@@ -20758,7 +20260,7 @@
       </w:rPr>
     </w:lvl>
   </w:abstractNum>
-  <w:abstractNum w:abstractNumId="21" w15:restartNumberingAfterBreak="0">
+  <w:abstractNum w:abstractNumId="22" w15:restartNumberingAfterBreak="0">
     <w:nsid w:val="49E066B5"/>
     <w:multiLevelType w:val="hybridMultilevel"/>
     <w:tmpl w:val="D10A0176"/>
@@ -20871,7 +20373,7 @@
       </w:rPr>
     </w:lvl>
   </w:abstractNum>
-  <w:abstractNum w:abstractNumId="22" w15:restartNumberingAfterBreak="0">
+  <w:abstractNum w:abstractNumId="23" w15:restartNumberingAfterBreak="0">
     <w:nsid w:val="4CCB57B2"/>
     <w:multiLevelType w:val="hybridMultilevel"/>
     <w:tmpl w:val="17687A82"/>
@@ -20957,7 +20459,7 @@
       </w:pPr>
     </w:lvl>
   </w:abstractNum>
-  <w:abstractNum w:abstractNumId="23" w15:restartNumberingAfterBreak="0">
+  <w:abstractNum w:abstractNumId="24" w15:restartNumberingAfterBreak="0">
     <w:nsid w:val="50103DA1"/>
     <w:multiLevelType w:val="multilevel"/>
     <w:tmpl w:val="080A001D"/>
@@ -21043,7 +20545,7 @@
       </w:pPr>
     </w:lvl>
   </w:abstractNum>
-  <w:abstractNum w:abstractNumId="24" w15:restartNumberingAfterBreak="0">
+  <w:abstractNum w:abstractNumId="25" w15:restartNumberingAfterBreak="0">
     <w:nsid w:val="51057388"/>
     <w:multiLevelType w:val="hybridMultilevel"/>
     <w:tmpl w:val="CED66648"/>
@@ -21156,7 +20658,7 @@
       </w:rPr>
     </w:lvl>
   </w:abstractNum>
-  <w:abstractNum w:abstractNumId="25" w15:restartNumberingAfterBreak="0">
+  <w:abstractNum w:abstractNumId="26" w15:restartNumberingAfterBreak="0">
     <w:nsid w:val="679A3D8C"/>
     <w:multiLevelType w:val="hybridMultilevel"/>
     <w:tmpl w:val="EEDAE9F2"/>
@@ -21269,7 +20771,7 @@
       </w:rPr>
     </w:lvl>
   </w:abstractNum>
-  <w:abstractNum w:abstractNumId="26" w15:restartNumberingAfterBreak="0">
+  <w:abstractNum w:abstractNumId="27" w15:restartNumberingAfterBreak="0">
     <w:nsid w:val="7BD27917"/>
     <w:multiLevelType w:val="hybridMultilevel"/>
     <w:tmpl w:val="53C0427C"/>
@@ -21410,57 +20912,60 @@
     <w:abstractNumId w:val="8"/>
   </w:num>
   <w:num w:numId="10" w16cid:durableId="886642456">
+    <w:abstractNumId w:val="18"/>
+  </w:num>
+  <w:num w:numId="11" w16cid:durableId="901719579">
+    <w:abstractNumId w:val="13"/>
+  </w:num>
+  <w:num w:numId="12" w16cid:durableId="1979262192">
+    <w:abstractNumId w:val="20"/>
+  </w:num>
+  <w:num w:numId="13" w16cid:durableId="96559217">
+    <w:abstractNumId w:val="11"/>
+  </w:num>
+  <w:num w:numId="14" w16cid:durableId="663170123">
+    <w:abstractNumId w:val="27"/>
+  </w:num>
+  <w:num w:numId="15" w16cid:durableId="1238324169">
+    <w:abstractNumId w:val="12"/>
+  </w:num>
+  <w:num w:numId="16" w16cid:durableId="907810150">
+    <w:abstractNumId w:val="16"/>
+  </w:num>
+  <w:num w:numId="17" w16cid:durableId="1137532402">
+    <w:abstractNumId w:val="25"/>
+  </w:num>
+  <w:num w:numId="18" w16cid:durableId="895090902">
     <w:abstractNumId w:val="17"/>
   </w:num>
-  <w:num w:numId="11" w16cid:durableId="901719579">
-    <w:abstractNumId w:val="12"/>
+  <w:num w:numId="19" w16cid:durableId="301622713">
+    <w:abstractNumId w:val="15"/>
   </w:num>
-  <w:num w:numId="12" w16cid:durableId="1979262192">
+  <w:num w:numId="20" w16cid:durableId="1919971594">
+    <w:abstractNumId w:val="21"/>
+  </w:num>
+  <w:num w:numId="21" w16cid:durableId="920335811">
     <w:abstractNumId w:val="19"/>
   </w:num>
-  <w:num w:numId="13" w16cid:durableId="96559217">
+  <w:num w:numId="22" w16cid:durableId="1955554919">
+    <w:abstractNumId w:val="22"/>
+  </w:num>
+  <w:num w:numId="23" w16cid:durableId="661003534">
+    <w:abstractNumId w:val="23"/>
+  </w:num>
+  <w:num w:numId="24" w16cid:durableId="455177466">
+    <w:abstractNumId w:val="24"/>
+  </w:num>
+  <w:num w:numId="25" w16cid:durableId="738747689">
+    <w:abstractNumId w:val="14"/>
+  </w:num>
+  <w:num w:numId="26" w16cid:durableId="1988775336">
+    <w:abstractNumId w:val="26"/>
+  </w:num>
+  <w:num w:numId="27" w16cid:durableId="219635267">
     <w:abstractNumId w:val="10"/>
   </w:num>
-  <w:num w:numId="14" w16cid:durableId="663170123">
-    <w:abstractNumId w:val="26"/>
-  </w:num>
-  <w:num w:numId="15" w16cid:durableId="1238324169">
-    <w:abstractNumId w:val="11"/>
-  </w:num>
-  <w:num w:numId="16" w16cid:durableId="907810150">
-    <w:abstractNumId w:val="15"/>
-  </w:num>
-  <w:num w:numId="17" w16cid:durableId="1137532402">
-    <w:abstractNumId w:val="24"/>
-  </w:num>
-  <w:num w:numId="18" w16cid:durableId="895090902">
-    <w:abstractNumId w:val="16"/>
-  </w:num>
-  <w:num w:numId="19" w16cid:durableId="301622713">
-    <w:abstractNumId w:val="14"/>
-  </w:num>
-  <w:num w:numId="20" w16cid:durableId="1919971594">
-    <w:abstractNumId w:val="20"/>
-  </w:num>
-  <w:num w:numId="21" w16cid:durableId="920335811">
-    <w:abstractNumId w:val="18"/>
-  </w:num>
-  <w:num w:numId="22" w16cid:durableId="1955554919">
-    <w:abstractNumId w:val="21"/>
-  </w:num>
-  <w:num w:numId="23" w16cid:durableId="661003534">
-    <w:abstractNumId w:val="22"/>
-  </w:num>
-  <w:num w:numId="24" w16cid:durableId="455177466">
-    <w:abstractNumId w:val="23"/>
-  </w:num>
-  <w:num w:numId="25" w16cid:durableId="738747689">
-    <w:abstractNumId w:val="13"/>
-  </w:num>
-  <w:num w:numId="26" w16cid:durableId="1988775336">
-    <w:abstractNumId w:val="25"/>
-  </w:num>
-  <w:num w:numId="27" w16cid:durableId="219635267">
+  <w:num w:numId="28" w16cid:durableId="1530559436">
     <w:abstractNumId w:val="9"/>
   </w:num>
 </w:numbering>
@@ -21866,7 +21371,7 @@
   <w:style w:type="paragraph" w:default="1" w:styleId="Normal">
     <w:name w:val="Normal"/>
     <w:qFormat/>
-    <w:rsid w:val="00EC39FC"/>
+    <w:rsid w:val="0017244F"/>
     <w:pPr>
       <w:suppressAutoHyphens/>
       <w:spacing w:after="0" w:line="240" w:lineRule="auto"/>
@@ -22919,6 +22424,18 @@
       <w:lang w:val="es-MX" w:eastAsia="es-MX"/>
     </w:rPr>
   </w:style>
+  <w:style w:type="character" w:styleId="Mencinsinresolver">
+    <w:name w:val="Unresolved Mention"/>
+    <w:basedOn w:val="Fuentedeprrafopredeter"/>
+    <w:uiPriority w:val="99"/>
+    <w:semiHidden/>
+    <w:unhideWhenUsed/>
+    <w:rsid w:val="0017244F"/>
+    <w:rPr>
+      <w:color w:val="605E5C"/>
+      <w:shd w:val="clear" w:color="auto" w:fill="E1DFDD"/>
+    </w:rPr>
+  </w:style>
 </w:styles>
 </file>
 
